--- a/rapports/TP2_Report.docx
+++ b/rapports/TP2_Report.docx
@@ -73,6 +73,12 @@
       <w:pPr>
         <w:spacing w:before="60" w:after="240"/>
         <w:jc w:val="center"/>
+        <w:rPr>
+          <w:b/>
+          <w:bCs/>
+          <w:sz w:val="32"/>
+          <w:szCs w:val="32"/>
+        </w:rPr>
       </w:pPr>
       <w:r>
         <w:rPr>
@@ -83,6 +89,58 @@
         </w:rPr>
         <w:t>JADE Introduction</w:t>
       </w:r>
+    </w:p>
+    <w:p>
+      <w:pPr>
+        <w:spacing w:before="60" w:after="240"/>
+        <w:jc w:val="center"/>
+        <w:rPr>
+          <w:b/>
+          <w:bCs/>
+          <w:sz w:val="32"/>
+          <w:szCs w:val="32"/>
+        </w:rPr>
+      </w:pPr>
+    </w:p>
+    <w:p>
+      <w:pPr>
+        <w:spacing w:before="60" w:after="240"/>
+        <w:jc w:val="center"/>
+        <w:rPr>
+          <w:b/>
+          <w:bCs/>
+          <w:sz w:val="32"/>
+          <w:szCs w:val="32"/>
+        </w:rPr>
+      </w:pPr>
+    </w:p>
+    <w:p>
+      <w:pPr>
+        <w:spacing w:before="60" w:after="240"/>
+        <w:jc w:val="center"/>
+      </w:pPr>
+      <w:r>
+        <w:rPr>
+          <w:b/>
+          <w:bCs/>
+        </w:rPr>
+        <w:t>Realized by:</w:t>
+      </w:r>
+    </w:p>
+    <w:p>
+      <w:pPr>
+        <w:spacing w:before="60" w:after="240"/>
+        <w:jc w:val="center"/>
+      </w:pPr>
+      <w:r>
+        <w:t>CHAABNI Amanda Manel</w:t>
+      </w:r>
+    </w:p>
+    <w:p>
+      <w:pPr>
+        <w:spacing w:before="60" w:after="240"/>
+        <w:jc w:val="center"/>
+      </w:pPr>
     </w:p>
     <w:p/>
     <w:p/>
@@ -244,54 +302,20 @@
         <w:t xml:space="preserve">Every JADE agent must extend the </w:t>
       </w:r>
       <w:proofErr w:type="spellStart"/>
-      <w:proofErr w:type="gramStart"/>
-      <w:r>
-        <w:t>jade.core</w:t>
-      </w:r>
-      <w:proofErr w:type="gramEnd"/>
-      <w:r>
-        <w:t>.Agent</w:t>
+      <w:r>
+        <w:t>jade.core.Agent</w:t>
       </w:r>
       <w:proofErr w:type="spellEnd"/>
       <w:r>
-        <w:t xml:space="preserve"> class and override the </w:t>
-      </w:r>
-      <w:proofErr w:type="gramStart"/>
-      <w:r>
-        <w:t>setup(</w:t>
-      </w:r>
-      <w:proofErr w:type="gramEnd"/>
-      <w:r>
-        <w:t xml:space="preserve">) method, which serves as the agent's entry point (analogous to </w:t>
-      </w:r>
-      <w:proofErr w:type="gramStart"/>
-      <w:r>
-        <w:t>main(</w:t>
-      </w:r>
-      <w:proofErr w:type="gramEnd"/>
-      <w:r>
-        <w:t xml:space="preserve">) in a standard Java application). The </w:t>
-      </w:r>
-      <w:proofErr w:type="gramStart"/>
-      <w:r>
-        <w:t>setup(</w:t>
-      </w:r>
-      <w:proofErr w:type="gramEnd"/>
-      <w:r>
-        <w:t xml:space="preserve">) method is called once when the agent is created on the platform. The agent's local name is retrieved using </w:t>
+        <w:t xml:space="preserve"> class and override the setup() method, which serves as the agent's entry point (analogous to main() in a standard Java application). The setup() method is called once when the agent is created on the platform. The agent's local name is retrieved using </w:t>
       </w:r>
       <w:proofErr w:type="spellStart"/>
-      <w:proofErr w:type="gramStart"/>
       <w:r>
         <w:t>getLocalName</w:t>
       </w:r>
       <w:proofErr w:type="spellEnd"/>
       <w:r>
-        <w:t>(</w:t>
-      </w:r>
-      <w:proofErr w:type="gramEnd"/>
-      <w:r>
-        <w:t xml:space="preserve">), and its full AID (Agent </w:t>
+        <w:t xml:space="preserve">(), and its full AID (Agent </w:t>
       </w:r>
       <w:proofErr w:type="spellStart"/>
       <w:r>
@@ -307,38 +331,23 @@
       </w:r>
       <w:proofErr w:type="spellEnd"/>
       <w:r>
-        <w:t>(</w:t>
-      </w:r>
-      <w:proofErr w:type="gramStart"/>
-      <w:r>
-        <w:t>).</w:t>
+        <w:t>().</w:t>
       </w:r>
       <w:proofErr w:type="spellStart"/>
       <w:r>
         <w:t>getName</w:t>
       </w:r>
       <w:proofErr w:type="spellEnd"/>
-      <w:proofErr w:type="gramEnd"/>
       <w:r>
         <w:t xml:space="preserve">(). Calling </w:t>
       </w:r>
       <w:proofErr w:type="spellStart"/>
-      <w:proofErr w:type="gramStart"/>
       <w:r>
         <w:t>super.setup</w:t>
       </w:r>
       <w:proofErr w:type="spellEnd"/>
-      <w:proofErr w:type="gramEnd"/>
-      <w:r>
-        <w:t xml:space="preserve">() at the start of </w:t>
-      </w:r>
-      <w:proofErr w:type="gramStart"/>
-      <w:r>
-        <w:t>setup(</w:t>
-      </w:r>
-      <w:proofErr w:type="gramEnd"/>
-      <w:r>
-        <w:t>) is a best practice.</w:t>
+      <w:r>
+        <w:t>() at the start of setup() is a best practice.</w:t>
       </w:r>
     </w:p>
     <w:p/>
@@ -365,59 +374,28 @@
         <w:t xml:space="preserve">Arguments can be passed to an agent at creation time. They are accessible via </w:t>
       </w:r>
       <w:proofErr w:type="spellStart"/>
-      <w:proofErr w:type="gramStart"/>
       <w:r>
         <w:t>getArguments</w:t>
       </w:r>
       <w:proofErr w:type="spellEnd"/>
       <w:r>
-        <w:t>(</w:t>
-      </w:r>
-      <w:proofErr w:type="gramEnd"/>
-      <w:r>
-        <w:t xml:space="preserve">), which returns an </w:t>
-      </w:r>
-      <w:proofErr w:type="gramStart"/>
-      <w:r>
-        <w:t>Object[</w:t>
-      </w:r>
-      <w:proofErr w:type="gramEnd"/>
-      <w:r>
-        <w:t xml:space="preserve">] array. When launched from the JADE GUI command line, arguments are provided in parentheses after the class name, space-separated (e.g., </w:t>
+        <w:t xml:space="preserve">(), which returns an Object[] array. When launched from the JADE GUI command line, arguments are provided in parentheses after the class name, space-separated (e.g., </w:t>
       </w:r>
       <w:proofErr w:type="spellStart"/>
-      <w:proofErr w:type="gramStart"/>
       <w:r>
         <w:t>ClassName</w:t>
       </w:r>
       <w:proofErr w:type="spellEnd"/>
       <w:r>
-        <w:t>(</w:t>
-      </w:r>
-      <w:proofErr w:type="gramEnd"/>
-      <w:r>
-        <w:t xml:space="preserve">arg1 arg2 arg3)). When launched programmatically, arguments are passed as an </w:t>
-      </w:r>
-      <w:proofErr w:type="gramStart"/>
-      <w:r>
-        <w:t>Object[</w:t>
-      </w:r>
-      <w:proofErr w:type="gramEnd"/>
-      <w:r>
-        <w:t xml:space="preserve">] to </w:t>
+        <w:t xml:space="preserve">(arg1 arg2 arg3)). When launched programmatically, arguments are passed as an Object[] to </w:t>
       </w:r>
       <w:proofErr w:type="spellStart"/>
-      <w:proofErr w:type="gramStart"/>
       <w:r>
         <w:t>createNewAgent</w:t>
       </w:r>
       <w:proofErr w:type="spellEnd"/>
       <w:r>
-        <w:t>(</w:t>
-      </w:r>
-      <w:proofErr w:type="gramEnd"/>
-      <w:r>
-        <w:t>). A null check is mandatory before iterating over the arguments array.</w:t>
+        <w:t>(). A null check is mandatory before iterating over the arguments array.</w:t>
       </w:r>
     </w:p>
     <w:p/>
@@ -441,15 +419,7 @@
         <w:jc w:val="both"/>
       </w:pPr>
       <w:r>
-        <w:t xml:space="preserve">Agents can be launched from a standard Java </w:t>
-      </w:r>
-      <w:proofErr w:type="gramStart"/>
-      <w:r>
-        <w:t>main(</w:t>
-      </w:r>
-      <w:proofErr w:type="gramEnd"/>
-      <w:r>
-        <w:t xml:space="preserve">) method without using the JADE GUI. The key classes are: </w:t>
+        <w:t xml:space="preserve">Agents can be launched from a standard Java main() method without using the JADE GUI. The key classes are: </w:t>
       </w:r>
       <w:proofErr w:type="spellStart"/>
       <w:r>
@@ -540,46 +510,20 @@
         <w:t xml:space="preserve"> class extends </w:t>
       </w:r>
       <w:proofErr w:type="spellStart"/>
-      <w:proofErr w:type="gramStart"/>
-      <w:r>
-        <w:t>jade.core</w:t>
-      </w:r>
-      <w:proofErr w:type="gramEnd"/>
-      <w:r>
-        <w:t>.Agent</w:t>
+      <w:r>
+        <w:t>jade.core.Agent</w:t>
       </w:r>
       <w:proofErr w:type="spellEnd"/>
       <w:r>
-        <w:t xml:space="preserve"> and overrides </w:t>
-      </w:r>
-      <w:proofErr w:type="gramStart"/>
-      <w:r>
-        <w:t>setup(</w:t>
-      </w:r>
-      <w:proofErr w:type="gramEnd"/>
-      <w:r>
-        <w:t xml:space="preserve">) to print "Hello World! My name </w:t>
-      </w:r>
-      <w:proofErr w:type="gramStart"/>
-      <w:r>
-        <w:t>is :</w:t>
-      </w:r>
-      <w:proofErr w:type="gramEnd"/>
-      <w:r>
-        <w:t xml:space="preserve">" followed by the agent's local name obtained via </w:t>
+        <w:t xml:space="preserve"> and overrides setup() to print "Hello World! My name is :" followed by the agent's local name obtained via </w:t>
       </w:r>
       <w:proofErr w:type="spellStart"/>
-      <w:proofErr w:type="gramStart"/>
       <w:r>
         <w:t>getLocalName</w:t>
       </w:r>
       <w:proofErr w:type="spellEnd"/>
       <w:r>
-        <w:t>(</w:t>
-      </w:r>
-      <w:proofErr w:type="gramEnd"/>
-      <w:r>
-        <w:t xml:space="preserve">). No </w:t>
+        <w:t xml:space="preserve">(). No </w:t>
       </w:r>
       <w:proofErr w:type="spellStart"/>
       <w:r>
@@ -587,15 +531,7 @@
       </w:r>
       <w:proofErr w:type="spellEnd"/>
       <w:r>
-        <w:t xml:space="preserve"> are added — the agent executes </w:t>
-      </w:r>
-      <w:proofErr w:type="gramStart"/>
-      <w:r>
-        <w:t>setup(</w:t>
-      </w:r>
-      <w:proofErr w:type="gramEnd"/>
-      <w:r>
-        <w:t>) and then remains idle in the container.</w:t>
+        <w:t xml:space="preserve"> are added — the agent executes setup() and then remains idle in the container.</w:t>
       </w:r>
     </w:p>
     <w:p/>
@@ -630,23 +566,13 @@
         <w:jc w:val="both"/>
       </w:pPr>
       <w:r>
-        <w:t xml:space="preserve">The agent overrides </w:t>
-      </w:r>
-      <w:proofErr w:type="gramStart"/>
-      <w:r>
-        <w:t>setup(</w:t>
-      </w:r>
-      <w:proofErr w:type="gramEnd"/>
-      <w:r>
-        <w:t xml:space="preserve">), calls </w:t>
+        <w:t xml:space="preserve">The agent overrides setup(), calls </w:t>
       </w:r>
       <w:proofErr w:type="spellStart"/>
-      <w:proofErr w:type="gramStart"/>
       <w:r>
         <w:t>super.setup</w:t>
       </w:r>
       <w:proofErr w:type="spellEnd"/>
-      <w:proofErr w:type="gramEnd"/>
       <w:r>
         <w:t>() for proper platform initialization, then prints its greeting to the console.</w:t>
       </w:r>
@@ -673,12 +599,6 @@
         <w:gridCol w:w="9026"/>
       </w:tblGrid>
       <w:tr>
-        <w:tblPrEx>
-          <w:tblCellMar>
-            <w:top w:w="0" w:type="dxa"/>
-            <w:bottom w:w="0" w:type="dxa"/>
-          </w:tblCellMar>
-        </w:tblPrEx>
         <w:tc>
           <w:tcPr>
             <w:tcW w:w="9026" w:type="dxa"/>
@@ -714,12 +634,6 @@
         </w:tc>
       </w:tr>
       <w:tr>
-        <w:tblPrEx>
-          <w:tblCellMar>
-            <w:top w:w="0" w:type="dxa"/>
-            <w:bottom w:w="0" w:type="dxa"/>
-          </w:tblCellMar>
-        </w:tblPrEx>
         <w:tc>
           <w:tcPr>
             <w:tcW w:w="9026" w:type="dxa"/>
@@ -755,12 +669,6 @@
         </w:tc>
       </w:tr>
       <w:tr>
-        <w:tblPrEx>
-          <w:tblCellMar>
-            <w:top w:w="0" w:type="dxa"/>
-            <w:bottom w:w="0" w:type="dxa"/>
-          </w:tblCellMar>
-        </w:tblPrEx>
         <w:tc>
           <w:tcPr>
             <w:tcW w:w="9026" w:type="dxa"/>
@@ -793,23 +701,13 @@
               <w:t xml:space="preserve">import </w:t>
             </w:r>
             <w:proofErr w:type="spellStart"/>
-            <w:proofErr w:type="gramStart"/>
-            <w:r>
-              <w:rPr>
-                <w:rFonts w:ascii="JetBrains Mono" w:eastAsia="Courier New" w:hAnsi="JetBrains Mono" w:cs="JetBrains Mono"/>
-                <w:sz w:val="20"/>
-                <w:szCs w:val="20"/>
-              </w:rPr>
-              <w:t>jade.core</w:t>
-            </w:r>
-            <w:proofErr w:type="gramEnd"/>
-            <w:r>
-              <w:rPr>
-                <w:rFonts w:ascii="JetBrains Mono" w:eastAsia="Courier New" w:hAnsi="JetBrains Mono" w:cs="JetBrains Mono"/>
-                <w:sz w:val="20"/>
-                <w:szCs w:val="20"/>
-              </w:rPr>
-              <w:t>.Agent</w:t>
+            <w:r>
+              <w:rPr>
+                <w:rFonts w:ascii="JetBrains Mono" w:eastAsia="Courier New" w:hAnsi="JetBrains Mono" w:cs="JetBrains Mono"/>
+                <w:sz w:val="20"/>
+                <w:szCs w:val="20"/>
+              </w:rPr>
+              <w:t>jade.core.Agent</w:t>
             </w:r>
             <w:proofErr w:type="spellEnd"/>
             <w:r>
@@ -824,12 +722,6 @@
         </w:tc>
       </w:tr>
       <w:tr>
-        <w:tblPrEx>
-          <w:tblCellMar>
-            <w:top w:w="0" w:type="dxa"/>
-            <w:bottom w:w="0" w:type="dxa"/>
-          </w:tblCellMar>
-        </w:tblPrEx>
         <w:tc>
           <w:tcPr>
             <w:tcW w:w="9026" w:type="dxa"/>
@@ -865,12 +757,6 @@
         </w:tc>
       </w:tr>
       <w:tr>
-        <w:tblPrEx>
-          <w:tblCellMar>
-            <w:top w:w="0" w:type="dxa"/>
-            <w:bottom w:w="0" w:type="dxa"/>
-          </w:tblCellMar>
-        </w:tblPrEx>
         <w:tc>
           <w:tcPr>
             <w:tcW w:w="9026" w:type="dxa"/>
@@ -924,12 +810,6 @@
         </w:tc>
       </w:tr>
       <w:tr>
-        <w:tblPrEx>
-          <w:tblCellMar>
-            <w:top w:w="0" w:type="dxa"/>
-            <w:bottom w:w="0" w:type="dxa"/>
-          </w:tblCellMar>
-        </w:tblPrEx>
         <w:tc>
           <w:tcPr>
             <w:tcW w:w="9026" w:type="dxa"/>
@@ -965,12 +845,6 @@
         </w:tc>
       </w:tr>
       <w:tr>
-        <w:tblPrEx>
-          <w:tblCellMar>
-            <w:top w:w="0" w:type="dxa"/>
-            <w:bottom w:w="0" w:type="dxa"/>
-          </w:tblCellMar>
-        </w:tblPrEx>
         <w:tc>
           <w:tcPr>
             <w:tcW w:w="9026" w:type="dxa"/>
@@ -1006,12 +880,6 @@
         </w:tc>
       </w:tr>
       <w:tr>
-        <w:tblPrEx>
-          <w:tblCellMar>
-            <w:top w:w="0" w:type="dxa"/>
-            <w:bottom w:w="0" w:type="dxa"/>
-          </w:tblCellMar>
-        </w:tblPrEx>
         <w:tc>
           <w:tcPr>
             <w:tcW w:w="9026" w:type="dxa"/>
@@ -1041,36 +909,12 @@
                 <w:sz w:val="20"/>
                 <w:szCs w:val="20"/>
               </w:rPr>
-              <w:t xml:space="preserve">    protected void </w:t>
-            </w:r>
-            <w:proofErr w:type="gramStart"/>
-            <w:r>
-              <w:rPr>
-                <w:rFonts w:ascii="JetBrains Mono" w:eastAsia="Courier New" w:hAnsi="JetBrains Mono" w:cs="JetBrains Mono"/>
-                <w:sz w:val="20"/>
-                <w:szCs w:val="20"/>
-              </w:rPr>
-              <w:t>setup(</w:t>
-            </w:r>
-            <w:proofErr w:type="gramEnd"/>
-            <w:r>
-              <w:rPr>
-                <w:rFonts w:ascii="JetBrains Mono" w:eastAsia="Courier New" w:hAnsi="JetBrains Mono" w:cs="JetBrains Mono"/>
-                <w:sz w:val="20"/>
-                <w:szCs w:val="20"/>
-              </w:rPr>
-              <w:t>) {</w:t>
-            </w:r>
-          </w:p>
-        </w:tc>
-      </w:tr>
-      <w:tr>
-        <w:tblPrEx>
-          <w:tblCellMar>
-            <w:top w:w="0" w:type="dxa"/>
-            <w:bottom w:w="0" w:type="dxa"/>
-          </w:tblCellMar>
-        </w:tblPrEx>
+              <w:t xml:space="preserve">    protected void setup() {</w:t>
+            </w:r>
+          </w:p>
+        </w:tc>
+      </w:tr>
+      <w:tr>
         <w:tc>
           <w:tcPr>
             <w:tcW w:w="9026" w:type="dxa"/>
@@ -1103,7 +947,6 @@
               <w:t xml:space="preserve">        </w:t>
             </w:r>
             <w:proofErr w:type="spellStart"/>
-            <w:proofErr w:type="gramStart"/>
             <w:r>
               <w:rPr>
                 <w:rFonts w:ascii="JetBrains Mono" w:eastAsia="Courier New" w:hAnsi="JetBrains Mono" w:cs="JetBrains Mono"/>
@@ -1113,7 +956,6 @@
               <w:t>super.setup</w:t>
             </w:r>
             <w:proofErr w:type="spellEnd"/>
-            <w:proofErr w:type="gramEnd"/>
             <w:r>
               <w:rPr>
                 <w:rFonts w:ascii="JetBrains Mono" w:eastAsia="Courier New" w:hAnsi="JetBrains Mono" w:cs="JetBrains Mono"/>
@@ -1126,12 +968,6 @@
         </w:tc>
       </w:tr>
       <w:tr>
-        <w:tblPrEx>
-          <w:tblCellMar>
-            <w:top w:w="0" w:type="dxa"/>
-            <w:bottom w:w="0" w:type="dxa"/>
-          </w:tblCellMar>
-        </w:tblPrEx>
         <w:tc>
           <w:tcPr>
             <w:tcW w:w="9026" w:type="dxa"/>
@@ -1179,28 +1015,9 @@
                 <w:sz w:val="20"/>
                 <w:szCs w:val="20"/>
               </w:rPr>
-              <w:t xml:space="preserve">("Hello World! My name </w:t>
-            </w:r>
-            <w:proofErr w:type="gramStart"/>
-            <w:r>
-              <w:rPr>
-                <w:rFonts w:ascii="JetBrains Mono" w:eastAsia="Courier New" w:hAnsi="JetBrains Mono" w:cs="JetBrains Mono"/>
-                <w:sz w:val="20"/>
-                <w:szCs w:val="20"/>
-              </w:rPr>
-              <w:t>is :</w:t>
-            </w:r>
-            <w:proofErr w:type="gramEnd"/>
-            <w:r>
-              <w:rPr>
-                <w:rFonts w:ascii="JetBrains Mono" w:eastAsia="Courier New" w:hAnsi="JetBrains Mono" w:cs="JetBrains Mono"/>
-                <w:sz w:val="20"/>
-                <w:szCs w:val="20"/>
-              </w:rPr>
-              <w:t xml:space="preserve"> " + </w:t>
+              <w:t xml:space="preserve">("Hello World! My name is : " + </w:t>
             </w:r>
             <w:proofErr w:type="spellStart"/>
-            <w:proofErr w:type="gramStart"/>
             <w:r>
               <w:rPr>
                 <w:rFonts w:ascii="JetBrains Mono" w:eastAsia="Courier New" w:hAnsi="JetBrains Mono" w:cs="JetBrains Mono"/>
@@ -1216,27 +1033,12 @@
                 <w:sz w:val="20"/>
                 <w:szCs w:val="20"/>
               </w:rPr>
-              <w:t>(</w:t>
-            </w:r>
-            <w:proofErr w:type="gramEnd"/>
-            <w:r>
-              <w:rPr>
-                <w:rFonts w:ascii="JetBrains Mono" w:eastAsia="Courier New" w:hAnsi="JetBrains Mono" w:cs="JetBrains Mono"/>
-                <w:sz w:val="20"/>
-                <w:szCs w:val="20"/>
-              </w:rPr>
-              <w:t>));</w:t>
-            </w:r>
-          </w:p>
-        </w:tc>
-      </w:tr>
-      <w:tr>
-        <w:tblPrEx>
-          <w:tblCellMar>
-            <w:top w:w="0" w:type="dxa"/>
-            <w:bottom w:w="0" w:type="dxa"/>
-          </w:tblCellMar>
-        </w:tblPrEx>
+              <w:t>());</w:t>
+            </w:r>
+          </w:p>
+        </w:tc>
+      </w:tr>
+      <w:tr>
         <w:tc>
           <w:tcPr>
             <w:tcW w:w="9026" w:type="dxa"/>
@@ -1272,12 +1074,6 @@
         </w:tc>
       </w:tr>
       <w:tr>
-        <w:tblPrEx>
-          <w:tblCellMar>
-            <w:top w:w="0" w:type="dxa"/>
-            <w:bottom w:w="0" w:type="dxa"/>
-          </w:tblCellMar>
-        </w:tblPrEx>
         <w:tc>
           <w:tcPr>
             <w:tcW w:w="9026" w:type="dxa"/>
@@ -1313,12 +1109,6 @@
         </w:tc>
       </w:tr>
       <w:tr>
-        <w:tblPrEx>
-          <w:tblCellMar>
-            <w:top w:w="0" w:type="dxa"/>
-            <w:bottom w:w="0" w:type="dxa"/>
-          </w:tblCellMar>
-        </w:tblPrEx>
         <w:tc>
           <w:tcPr>
             <w:tcW w:w="9026" w:type="dxa"/>
@@ -1399,12 +1189,10 @@
         <w:t xml:space="preserve">Run JADE with the GUI flag: java </w:t>
       </w:r>
       <w:proofErr w:type="spellStart"/>
-      <w:proofErr w:type="gramStart"/>
       <w:r>
         <w:t>jade.Boot</w:t>
       </w:r>
       <w:proofErr w:type="spellEnd"/>
-      <w:proofErr w:type="gramEnd"/>
       <w:r>
         <w:t xml:space="preserve"> -</w:t>
       </w:r>
@@ -1437,15 +1225,7 @@
         <w:spacing w:before="60" w:after="60"/>
       </w:pPr>
       <w:r>
-        <w:t xml:space="preserve">Enter the </w:t>
-      </w:r>
-      <w:proofErr w:type="gramStart"/>
-      <w:r>
-        <w:t>agent</w:t>
-      </w:r>
-      <w:proofErr w:type="gramEnd"/>
-      <w:r>
-        <w:t xml:space="preserve"> name (e.g., ag1) and the class (tech_agent_tp1.AgDisplay).</w:t>
+        <w:t>Enter the agent name (e.g., ag1) and the class (tech_agent_tp1.AgDisplay).</w:t>
       </w:r>
     </w:p>
     <w:p>
@@ -1458,15 +1238,7 @@
         <w:spacing w:before="60" w:after="60"/>
       </w:pPr>
       <w:r>
-        <w:t xml:space="preserve">Click OK. The agent appears in the container tree and </w:t>
-      </w:r>
-      <w:proofErr w:type="gramStart"/>
-      <w:r>
-        <w:t>setup(</w:t>
-      </w:r>
-      <w:proofErr w:type="gramEnd"/>
-      <w:r>
-        <w:t>) executes.</w:t>
+        <w:t>Click OK. The agent appears in the container tree and setup() executes.</w:t>
       </w:r>
     </w:p>
     <w:p>
@@ -1500,12 +1272,6 @@
         <w:gridCol w:w="9026"/>
       </w:tblGrid>
       <w:tr>
-        <w:tblPrEx>
-          <w:tblCellMar>
-            <w:top w:w="0" w:type="dxa"/>
-            <w:bottom w:w="0" w:type="dxa"/>
-          </w:tblCellMar>
-        </w:tblPrEx>
         <w:tc>
           <w:tcPr>
             <w:tcW w:w="9026" w:type="dxa"/>
@@ -1548,25 +1314,7 @@
                 <w:sz w:val="20"/>
                 <w:szCs w:val="20"/>
               </w:rPr>
-              <w:t xml:space="preserve"> ag</w:t>
-            </w:r>
-            <w:proofErr w:type="gramStart"/>
-            <w:r>
-              <w:rPr>
-                <w:rFonts w:ascii="Courier New" w:eastAsia="Courier New" w:hAnsi="Courier New" w:cs="Courier New"/>
-                <w:sz w:val="20"/>
-                <w:szCs w:val="20"/>
-              </w:rPr>
-              <w:t>1:tech</w:t>
-            </w:r>
-            <w:proofErr w:type="gramEnd"/>
-            <w:r>
-              <w:rPr>
-                <w:rFonts w:ascii="Courier New" w:eastAsia="Courier New" w:hAnsi="Courier New" w:cs="Courier New"/>
-                <w:sz w:val="20"/>
-                <w:szCs w:val="20"/>
-              </w:rPr>
-              <w:t>_agent_tp1.AgDisplay</w:t>
+              <w:t xml:space="preserve"> ag1:tech_agent_tp1.AgDisplay</w:t>
             </w:r>
           </w:p>
         </w:tc>
@@ -1604,55 +1352,31 @@
         <w:gridCol w:w="9026"/>
       </w:tblGrid>
       <w:tr>
-        <w:tblPrEx>
-          <w:tblCellMar>
-            <w:top w:w="0" w:type="dxa"/>
-            <w:bottom w:w="0" w:type="dxa"/>
-          </w:tblCellMar>
-        </w:tblPrEx>
-        <w:tc>
-          <w:tcPr>
-            <w:tcW w:w="9026" w:type="dxa"/>
-            <w:tcBorders>
-              <w:top w:val="single" w:sz="4" w:space="0" w:color="CCCCCC"/>
-              <w:left w:val="single" w:sz="4" w:space="0" w:color="CCCCCC"/>
-              <w:bottom w:val="single" w:sz="4" w:space="0" w:color="CCCCCC"/>
-              <w:right w:val="single" w:sz="4" w:space="0" w:color="CCCCCC"/>
-            </w:tcBorders>
-            <w:shd w:val="clear" w:color="auto" w:fill="F5F5F5"/>
-            <w:tcMar>
-              <w:top w:w="40" w:type="dxa"/>
-              <w:left w:w="120" w:type="dxa"/>
-              <w:bottom w:w="40" w:type="dxa"/>
-              <w:right w:w="120" w:type="dxa"/>
-            </w:tcMar>
-          </w:tcPr>
-          <w:p>
-            <w:r>
-              <w:rPr>
-                <w:rFonts w:ascii="Courier New" w:eastAsia="Courier New" w:hAnsi="Courier New" w:cs="Courier New"/>
-                <w:sz w:val="20"/>
-                <w:szCs w:val="20"/>
-              </w:rPr>
-              <w:t xml:space="preserve">Hello World! My name </w:t>
-            </w:r>
-            <w:proofErr w:type="gramStart"/>
-            <w:r>
-              <w:rPr>
-                <w:rFonts w:ascii="Courier New" w:eastAsia="Courier New" w:hAnsi="Courier New" w:cs="Courier New"/>
-                <w:sz w:val="20"/>
-                <w:szCs w:val="20"/>
-              </w:rPr>
-              <w:t>is :</w:t>
-            </w:r>
-            <w:proofErr w:type="gramEnd"/>
-            <w:r>
-              <w:rPr>
-                <w:rFonts w:ascii="Courier New" w:eastAsia="Courier New" w:hAnsi="Courier New" w:cs="Courier New"/>
-                <w:sz w:val="20"/>
-                <w:szCs w:val="20"/>
-              </w:rPr>
-              <w:t xml:space="preserve"> ag1</w:t>
+        <w:tc>
+          <w:tcPr>
+            <w:tcW w:w="9026" w:type="dxa"/>
+            <w:tcBorders>
+              <w:top w:val="single" w:sz="4" w:space="0" w:color="CCCCCC"/>
+              <w:left w:val="single" w:sz="4" w:space="0" w:color="CCCCCC"/>
+              <w:bottom w:val="single" w:sz="4" w:space="0" w:color="CCCCCC"/>
+              <w:right w:val="single" w:sz="4" w:space="0" w:color="CCCCCC"/>
+            </w:tcBorders>
+            <w:shd w:val="clear" w:color="auto" w:fill="F5F5F5"/>
+            <w:tcMar>
+              <w:top w:w="40" w:type="dxa"/>
+              <w:left w:w="120" w:type="dxa"/>
+              <w:bottom w:w="40" w:type="dxa"/>
+              <w:right w:w="120" w:type="dxa"/>
+            </w:tcMar>
+          </w:tcPr>
+          <w:p>
+            <w:r>
+              <w:rPr>
+                <w:rFonts w:ascii="Courier New" w:eastAsia="Courier New" w:hAnsi="Courier New" w:cs="Courier New"/>
+                <w:sz w:val="20"/>
+                <w:szCs w:val="20"/>
+              </w:rPr>
+              <w:t>Hello World! My name is : ag1</w:t>
             </w:r>
           </w:p>
         </w:tc>
@@ -1712,12 +1436,6 @@
         <w:gridCol w:w="9026"/>
       </w:tblGrid>
       <w:tr>
-        <w:tblPrEx>
-          <w:tblCellMar>
-            <w:top w:w="0" w:type="dxa"/>
-            <w:bottom w:w="0" w:type="dxa"/>
-          </w:tblCellMar>
-        </w:tblPrEx>
         <w:tc>
           <w:tcPr>
             <w:tcW w:w="9026" w:type="dxa"/>
@@ -1760,43 +1478,7 @@
                 <w:sz w:val="20"/>
                 <w:szCs w:val="20"/>
               </w:rPr>
-              <w:t xml:space="preserve"> ag</w:t>
-            </w:r>
-            <w:proofErr w:type="gramStart"/>
-            <w:r>
-              <w:rPr>
-                <w:rFonts w:ascii="Courier New" w:eastAsia="Courier New" w:hAnsi="Courier New" w:cs="Courier New"/>
-                <w:sz w:val="20"/>
-                <w:szCs w:val="20"/>
-              </w:rPr>
-              <w:t>1:tech</w:t>
-            </w:r>
-            <w:proofErr w:type="gramEnd"/>
-            <w:r>
-              <w:rPr>
-                <w:rFonts w:ascii="Courier New" w:eastAsia="Courier New" w:hAnsi="Courier New" w:cs="Courier New"/>
-                <w:sz w:val="20"/>
-                <w:szCs w:val="20"/>
-              </w:rPr>
-              <w:t>_agent_tp1.AgDisplay ag</w:t>
-            </w:r>
-            <w:proofErr w:type="gramStart"/>
-            <w:r>
-              <w:rPr>
-                <w:rFonts w:ascii="Courier New" w:eastAsia="Courier New" w:hAnsi="Courier New" w:cs="Courier New"/>
-                <w:sz w:val="20"/>
-                <w:szCs w:val="20"/>
-              </w:rPr>
-              <w:t>2:tech</w:t>
-            </w:r>
-            <w:proofErr w:type="gramEnd"/>
-            <w:r>
-              <w:rPr>
-                <w:rFonts w:ascii="Courier New" w:eastAsia="Courier New" w:hAnsi="Courier New" w:cs="Courier New"/>
-                <w:sz w:val="20"/>
-                <w:szCs w:val="20"/>
-              </w:rPr>
-              <w:t>_agent_tp1.AgDisplay</w:t>
+              <w:t xml:space="preserve"> ag1:tech_agent_tp1.AgDisplay ag2:tech_agent_tp1.AgDisplay</w:t>
             </w:r>
           </w:p>
         </w:tc>
@@ -1809,15 +1491,7 @@
         <w:jc w:val="both"/>
       </w:pPr>
       <w:r>
-        <w:t xml:space="preserve">Both agents are created in the same container. Each executes its own </w:t>
-      </w:r>
-      <w:proofErr w:type="gramStart"/>
-      <w:r>
-        <w:t>setup(</w:t>
-      </w:r>
-      <w:proofErr w:type="gramEnd"/>
-      <w:r>
-        <w:t>) and prints its respective local name:</w:t>
+        <w:t>Both agents are created in the same container. Each executes its own setup() and prints its respective local name:</w:t>
       </w:r>
     </w:p>
     <w:p/>
@@ -1842,12 +1516,6 @@
         <w:gridCol w:w="9026"/>
       </w:tblGrid>
       <w:tr>
-        <w:tblPrEx>
-          <w:tblCellMar>
-            <w:top w:w="0" w:type="dxa"/>
-            <w:bottom w:w="0" w:type="dxa"/>
-          </w:tblCellMar>
-        </w:tblPrEx>
         <w:tc>
           <w:tcPr>
             <w:tcW w:w="9026" w:type="dxa"/>
@@ -1877,36 +1545,12 @@
                 <w:sz w:val="20"/>
                 <w:szCs w:val="20"/>
               </w:rPr>
-              <w:t xml:space="preserve">Hello World! My name </w:t>
-            </w:r>
-            <w:proofErr w:type="gramStart"/>
-            <w:r>
-              <w:rPr>
-                <w:rFonts w:ascii="JetBrains Mono" w:eastAsia="Courier New" w:hAnsi="JetBrains Mono" w:cs="JetBrains Mono"/>
-                <w:sz w:val="20"/>
-                <w:szCs w:val="20"/>
-              </w:rPr>
-              <w:t>is :</w:t>
-            </w:r>
-            <w:proofErr w:type="gramEnd"/>
-            <w:r>
-              <w:rPr>
-                <w:rFonts w:ascii="JetBrains Mono" w:eastAsia="Courier New" w:hAnsi="JetBrains Mono" w:cs="JetBrains Mono"/>
-                <w:sz w:val="20"/>
-                <w:szCs w:val="20"/>
-              </w:rPr>
-              <w:t xml:space="preserve"> ag1</w:t>
-            </w:r>
-          </w:p>
-        </w:tc>
-      </w:tr>
-      <w:tr>
-        <w:tblPrEx>
-          <w:tblCellMar>
-            <w:top w:w="0" w:type="dxa"/>
-            <w:bottom w:w="0" w:type="dxa"/>
-          </w:tblCellMar>
-        </w:tblPrEx>
+              <w:t>Hello World! My name is : ag1</w:t>
+            </w:r>
+          </w:p>
+        </w:tc>
+      </w:tr>
+      <w:tr>
         <w:tc>
           <w:tcPr>
             <w:tcW w:w="9026" w:type="dxa"/>
@@ -1936,25 +1580,7 @@
                 <w:sz w:val="20"/>
                 <w:szCs w:val="20"/>
               </w:rPr>
-              <w:t xml:space="preserve">Hello World! My name </w:t>
-            </w:r>
-            <w:proofErr w:type="gramStart"/>
-            <w:r>
-              <w:rPr>
-                <w:rFonts w:ascii="JetBrains Mono" w:eastAsia="Courier New" w:hAnsi="JetBrains Mono" w:cs="JetBrains Mono"/>
-                <w:sz w:val="20"/>
-                <w:szCs w:val="20"/>
-              </w:rPr>
-              <w:t>is :</w:t>
-            </w:r>
-            <w:proofErr w:type="gramEnd"/>
-            <w:r>
-              <w:rPr>
-                <w:rFonts w:ascii="JetBrains Mono" w:eastAsia="Courier New" w:hAnsi="JetBrains Mono" w:cs="JetBrains Mono"/>
-                <w:sz w:val="20"/>
-                <w:szCs w:val="20"/>
-              </w:rPr>
-              <w:t xml:space="preserve"> ag2</w:t>
+              <w:t>Hello World! My name is : ag2</w:t>
             </w:r>
           </w:p>
         </w:tc>
@@ -1988,13 +1614,8 @@
         <w:t xml:space="preserve">The agent class must extend </w:t>
       </w:r>
       <w:proofErr w:type="spellStart"/>
-      <w:proofErr w:type="gramStart"/>
-      <w:r>
-        <w:t>jade.core</w:t>
-      </w:r>
-      <w:proofErr w:type="gramEnd"/>
-      <w:r>
-        <w:t>.Agent</w:t>
+      <w:r>
+        <w:t>jade.core.Agent</w:t>
       </w:r>
       <w:proofErr w:type="spellEnd"/>
       <w:r>
@@ -2011,15 +1632,7 @@
         <w:spacing w:before="60" w:after="60"/>
       </w:pPr>
       <w:r>
-        <w:t xml:space="preserve">The </w:t>
-      </w:r>
-      <w:proofErr w:type="gramStart"/>
-      <w:r>
-        <w:t>setup(</w:t>
-      </w:r>
-      <w:proofErr w:type="gramEnd"/>
-      <w:r>
-        <w:t xml:space="preserve">) method is the agent's entry point; without any </w:t>
+        <w:t xml:space="preserve">The setup() method is the agent's entry point; without any </w:t>
       </w:r>
       <w:proofErr w:type="spellStart"/>
       <w:r>
@@ -2027,15 +1640,7 @@
       </w:r>
       <w:proofErr w:type="spellEnd"/>
       <w:r>
-        <w:t xml:space="preserve">, the agent remains idle after </w:t>
-      </w:r>
-      <w:proofErr w:type="gramStart"/>
-      <w:r>
-        <w:t>setup(</w:t>
-      </w:r>
-      <w:proofErr w:type="gramEnd"/>
-      <w:r>
-        <w:t>) completes.</w:t>
+        <w:t>, the agent remains idle after setup() completes.</w:t>
       </w:r>
     </w:p>
     <w:p>
@@ -2115,25 +1720,12 @@
         <w:t xml:space="preserve"> retrieves arguments via </w:t>
       </w:r>
       <w:proofErr w:type="spellStart"/>
-      <w:proofErr w:type="gramStart"/>
       <w:r>
         <w:t>getArguments</w:t>
       </w:r>
       <w:proofErr w:type="spellEnd"/>
       <w:r>
-        <w:t>(</w:t>
-      </w:r>
-      <w:proofErr w:type="gramEnd"/>
-      <w:r>
-        <w:t xml:space="preserve">), which returns an </w:t>
-      </w:r>
-      <w:proofErr w:type="gramStart"/>
-      <w:r>
-        <w:t>Object[</w:t>
-      </w:r>
-      <w:proofErr w:type="gramEnd"/>
-      <w:r>
-        <w:t>] array. The agent iterates through the array and prints each argument with its index. A null check ensures safe handling when no arguments are provided.</w:t>
+        <w:t>(), which returns an Object[] array. The agent iterates through the array and prints each argument with its index. A null check ensures safe handling when no arguments are provided.</w:t>
       </w:r>
     </w:p>
     <w:p/>
@@ -2171,25 +1763,12 @@
         <w:t xml:space="preserve">The agent prints its own name, then checks </w:t>
       </w:r>
       <w:proofErr w:type="spellStart"/>
-      <w:proofErr w:type="gramStart"/>
       <w:r>
         <w:t>getArguments</w:t>
       </w:r>
       <w:proofErr w:type="spellEnd"/>
       <w:r>
-        <w:t>(</w:t>
-      </w:r>
-      <w:proofErr w:type="gramEnd"/>
-      <w:r>
-        <w:t xml:space="preserve">). If arguments are present, it iterates and prints each one; </w:t>
-      </w:r>
-      <w:proofErr w:type="gramStart"/>
-      <w:r>
-        <w:t>otherwise</w:t>
-      </w:r>
-      <w:proofErr w:type="gramEnd"/>
-      <w:r>
-        <w:t xml:space="preserve"> it reports that none were received.</w:t>
+        <w:t>(). If arguments are present, it iterates and prints each one; otherwise it reports that none were received.</w:t>
       </w:r>
     </w:p>
     <w:p/>
@@ -2214,12 +1793,6 @@
         <w:gridCol w:w="9026"/>
       </w:tblGrid>
       <w:tr>
-        <w:tblPrEx>
-          <w:tblCellMar>
-            <w:top w:w="0" w:type="dxa"/>
-            <w:bottom w:w="0" w:type="dxa"/>
-          </w:tblCellMar>
-        </w:tblPrEx>
         <w:tc>
           <w:tcPr>
             <w:tcW w:w="9026" w:type="dxa"/>
@@ -2255,12 +1828,6 @@
         </w:tc>
       </w:tr>
       <w:tr>
-        <w:tblPrEx>
-          <w:tblCellMar>
-            <w:top w:w="0" w:type="dxa"/>
-            <w:bottom w:w="0" w:type="dxa"/>
-          </w:tblCellMar>
-        </w:tblPrEx>
         <w:tc>
           <w:tcPr>
             <w:tcW w:w="9026" w:type="dxa"/>
@@ -2296,12 +1863,6 @@
         </w:tc>
       </w:tr>
       <w:tr>
-        <w:tblPrEx>
-          <w:tblCellMar>
-            <w:top w:w="0" w:type="dxa"/>
-            <w:bottom w:w="0" w:type="dxa"/>
-          </w:tblCellMar>
-        </w:tblPrEx>
         <w:tc>
           <w:tcPr>
             <w:tcW w:w="9026" w:type="dxa"/>
@@ -2334,23 +1895,13 @@
               <w:t xml:space="preserve">import </w:t>
             </w:r>
             <w:proofErr w:type="spellStart"/>
-            <w:proofErr w:type="gramStart"/>
-            <w:r>
-              <w:rPr>
-                <w:rFonts w:ascii="JetBrains Mono" w:eastAsia="Courier New" w:hAnsi="JetBrains Mono" w:cs="JetBrains Mono"/>
-                <w:sz w:val="20"/>
-                <w:szCs w:val="20"/>
-              </w:rPr>
-              <w:t>jade.core</w:t>
-            </w:r>
-            <w:proofErr w:type="gramEnd"/>
-            <w:r>
-              <w:rPr>
-                <w:rFonts w:ascii="JetBrains Mono" w:eastAsia="Courier New" w:hAnsi="JetBrains Mono" w:cs="JetBrains Mono"/>
-                <w:sz w:val="20"/>
-                <w:szCs w:val="20"/>
-              </w:rPr>
-              <w:t>.Agent</w:t>
+            <w:r>
+              <w:rPr>
+                <w:rFonts w:ascii="JetBrains Mono" w:eastAsia="Courier New" w:hAnsi="JetBrains Mono" w:cs="JetBrains Mono"/>
+                <w:sz w:val="20"/>
+                <w:szCs w:val="20"/>
+              </w:rPr>
+              <w:t>jade.core.Agent</w:t>
             </w:r>
             <w:proofErr w:type="spellEnd"/>
             <w:r>
@@ -2365,12 +1916,6 @@
         </w:tc>
       </w:tr>
       <w:tr>
-        <w:tblPrEx>
-          <w:tblCellMar>
-            <w:top w:w="0" w:type="dxa"/>
-            <w:bottom w:w="0" w:type="dxa"/>
-          </w:tblCellMar>
-        </w:tblPrEx>
         <w:tc>
           <w:tcPr>
             <w:tcW w:w="9026" w:type="dxa"/>
@@ -2406,12 +1951,6 @@
         </w:tc>
       </w:tr>
       <w:tr>
-        <w:tblPrEx>
-          <w:tblCellMar>
-            <w:top w:w="0" w:type="dxa"/>
-            <w:bottom w:w="0" w:type="dxa"/>
-          </w:tblCellMar>
-        </w:tblPrEx>
         <w:tc>
           <w:tcPr>
             <w:tcW w:w="9026" w:type="dxa"/>
@@ -2465,12 +2004,6 @@
         </w:tc>
       </w:tr>
       <w:tr>
-        <w:tblPrEx>
-          <w:tblCellMar>
-            <w:top w:w="0" w:type="dxa"/>
-            <w:bottom w:w="0" w:type="dxa"/>
-          </w:tblCellMar>
-        </w:tblPrEx>
         <w:tc>
           <w:tcPr>
             <w:tcW w:w="9026" w:type="dxa"/>
@@ -2506,12 +2039,6 @@
         </w:tc>
       </w:tr>
       <w:tr>
-        <w:tblPrEx>
-          <w:tblCellMar>
-            <w:top w:w="0" w:type="dxa"/>
-            <w:bottom w:w="0" w:type="dxa"/>
-          </w:tblCellMar>
-        </w:tblPrEx>
         <w:tc>
           <w:tcPr>
             <w:tcW w:w="9026" w:type="dxa"/>
@@ -2541,36 +2068,12 @@
                 <w:sz w:val="20"/>
                 <w:szCs w:val="20"/>
               </w:rPr>
-              <w:t xml:space="preserve">    protected void </w:t>
-            </w:r>
-            <w:proofErr w:type="gramStart"/>
-            <w:r>
-              <w:rPr>
-                <w:rFonts w:ascii="JetBrains Mono" w:eastAsia="Courier New" w:hAnsi="JetBrains Mono" w:cs="JetBrains Mono"/>
-                <w:sz w:val="20"/>
-                <w:szCs w:val="20"/>
-              </w:rPr>
-              <w:t>setup(</w:t>
-            </w:r>
-            <w:proofErr w:type="gramEnd"/>
-            <w:r>
-              <w:rPr>
-                <w:rFonts w:ascii="JetBrains Mono" w:eastAsia="Courier New" w:hAnsi="JetBrains Mono" w:cs="JetBrains Mono"/>
-                <w:sz w:val="20"/>
-                <w:szCs w:val="20"/>
-              </w:rPr>
-              <w:t>) {</w:t>
-            </w:r>
-          </w:p>
-        </w:tc>
-      </w:tr>
-      <w:tr>
-        <w:tblPrEx>
-          <w:tblCellMar>
-            <w:top w:w="0" w:type="dxa"/>
-            <w:bottom w:w="0" w:type="dxa"/>
-          </w:tblCellMar>
-        </w:tblPrEx>
+              <w:t xml:space="preserve">    protected void setup() {</w:t>
+            </w:r>
+          </w:p>
+        </w:tc>
+      </w:tr>
+      <w:tr>
         <w:tc>
           <w:tcPr>
             <w:tcW w:w="9026" w:type="dxa"/>
@@ -2606,12 +2109,6 @@
         </w:tc>
       </w:tr>
       <w:tr>
-        <w:tblPrEx>
-          <w:tblCellMar>
-            <w:top w:w="0" w:type="dxa"/>
-            <w:bottom w:w="0" w:type="dxa"/>
-          </w:tblCellMar>
-        </w:tblPrEx>
         <w:tc>
           <w:tcPr>
             <w:tcW w:w="9026" w:type="dxa"/>
@@ -2662,7 +2159,6 @@
               <w:t xml:space="preserve">("Hello! my name is " + </w:t>
             </w:r>
             <w:proofErr w:type="spellStart"/>
-            <w:proofErr w:type="gramStart"/>
             <w:r>
               <w:rPr>
                 <w:rFonts w:ascii="JetBrains Mono" w:eastAsia="Courier New" w:hAnsi="JetBrains Mono" w:cs="JetBrains Mono"/>
@@ -2678,27 +2174,12 @@
                 <w:sz w:val="20"/>
                 <w:szCs w:val="20"/>
               </w:rPr>
-              <w:t>(</w:t>
-            </w:r>
-            <w:proofErr w:type="gramEnd"/>
-            <w:r>
-              <w:rPr>
-                <w:rFonts w:ascii="JetBrains Mono" w:eastAsia="Courier New" w:hAnsi="JetBrains Mono" w:cs="JetBrains Mono"/>
-                <w:sz w:val="20"/>
-                <w:szCs w:val="20"/>
-              </w:rPr>
-              <w:t>));</w:t>
-            </w:r>
-          </w:p>
-        </w:tc>
-      </w:tr>
-      <w:tr>
-        <w:tblPrEx>
-          <w:tblCellMar>
-            <w:top w:w="0" w:type="dxa"/>
-            <w:bottom w:w="0" w:type="dxa"/>
-          </w:tblCellMar>
-        </w:tblPrEx>
+              <w:t>());</w:t>
+            </w:r>
+          </w:p>
+        </w:tc>
+      </w:tr>
+      <w:tr>
         <w:tc>
           <w:tcPr>
             <w:tcW w:w="9026" w:type="dxa"/>
@@ -2734,12 +2215,6 @@
         </w:tc>
       </w:tr>
       <w:tr>
-        <w:tblPrEx>
-          <w:tblCellMar>
-            <w:top w:w="0" w:type="dxa"/>
-            <w:bottom w:w="0" w:type="dxa"/>
-          </w:tblCellMar>
-        </w:tblPrEx>
         <w:tc>
           <w:tcPr>
             <w:tcW w:w="9026" w:type="dxa"/>
@@ -2775,12 +2250,6 @@
         </w:tc>
       </w:tr>
       <w:tr>
-        <w:tblPrEx>
-          <w:tblCellMar>
-            <w:top w:w="0" w:type="dxa"/>
-            <w:bottom w:w="0" w:type="dxa"/>
-          </w:tblCellMar>
-        </w:tblPrEx>
         <w:tc>
           <w:tcPr>
             <w:tcW w:w="9026" w:type="dxa"/>
@@ -2810,25 +2279,7 @@
                 <w:sz w:val="20"/>
                 <w:szCs w:val="20"/>
               </w:rPr>
-              <w:t xml:space="preserve">        </w:t>
-            </w:r>
-            <w:proofErr w:type="gramStart"/>
-            <w:r>
-              <w:rPr>
-                <w:rFonts w:ascii="JetBrains Mono" w:eastAsia="Courier New" w:hAnsi="JetBrains Mono" w:cs="JetBrains Mono"/>
-                <w:sz w:val="20"/>
-                <w:szCs w:val="20"/>
-              </w:rPr>
-              <w:t>Object[</w:t>
-            </w:r>
-            <w:proofErr w:type="gramEnd"/>
-            <w:r>
-              <w:rPr>
-                <w:rFonts w:ascii="JetBrains Mono" w:eastAsia="Courier New" w:hAnsi="JetBrains Mono" w:cs="JetBrains Mono"/>
-                <w:sz w:val="20"/>
-                <w:szCs w:val="20"/>
-              </w:rPr>
-              <w:t xml:space="preserve">] </w:t>
+              <w:t xml:space="preserve">        Object[] </w:t>
             </w:r>
             <w:proofErr w:type="spellStart"/>
             <w:r>
@@ -2849,7 +2300,6 @@
               <w:t xml:space="preserve"> = </w:t>
             </w:r>
             <w:proofErr w:type="spellStart"/>
-            <w:proofErr w:type="gramStart"/>
             <w:r>
               <w:rPr>
                 <w:rFonts w:ascii="JetBrains Mono" w:eastAsia="Courier New" w:hAnsi="JetBrains Mono" w:cs="JetBrains Mono"/>
@@ -2865,27 +2315,12 @@
                 <w:sz w:val="20"/>
                 <w:szCs w:val="20"/>
               </w:rPr>
-              <w:t>(</w:t>
-            </w:r>
-            <w:proofErr w:type="gramEnd"/>
-            <w:r>
-              <w:rPr>
-                <w:rFonts w:ascii="JetBrains Mono" w:eastAsia="Courier New" w:hAnsi="JetBrains Mono" w:cs="JetBrains Mono"/>
-                <w:sz w:val="20"/>
-                <w:szCs w:val="20"/>
-              </w:rPr>
-              <w:t>);</w:t>
-            </w:r>
-          </w:p>
-        </w:tc>
-      </w:tr>
-      <w:tr>
-        <w:tblPrEx>
-          <w:tblCellMar>
-            <w:top w:w="0" w:type="dxa"/>
-            <w:bottom w:w="0" w:type="dxa"/>
-          </w:tblCellMar>
-        </w:tblPrEx>
+              <w:t>();</w:t>
+            </w:r>
+          </w:p>
+        </w:tc>
+      </w:tr>
+      <w:tr>
         <w:tc>
           <w:tcPr>
             <w:tcW w:w="9026" w:type="dxa"/>
@@ -2921,12 +2356,6 @@
         </w:tc>
       </w:tr>
       <w:tr>
-        <w:tblPrEx>
-          <w:tblCellMar>
-            <w:top w:w="0" w:type="dxa"/>
-            <w:bottom w:w="0" w:type="dxa"/>
-          </w:tblCellMar>
-        </w:tblPrEx>
         <w:tc>
           <w:tcPr>
             <w:tcW w:w="9026" w:type="dxa"/>
@@ -2959,7 +2388,6 @@
               <w:t xml:space="preserve">        if (</w:t>
             </w:r>
             <w:proofErr w:type="spellStart"/>
-            <w:proofErr w:type="gramStart"/>
             <w:r>
               <w:rPr>
                 <w:rFonts w:ascii="JetBrains Mono" w:eastAsia="Courier New" w:hAnsi="JetBrains Mono" w:cs="JetBrains Mono"/>
@@ -2975,27 +2403,12 @@
                 <w:sz w:val="20"/>
                 <w:szCs w:val="20"/>
               </w:rPr>
-              <w:t xml:space="preserve"> !</w:t>
-            </w:r>
-            <w:proofErr w:type="gramEnd"/>
-            <w:r>
-              <w:rPr>
-                <w:rFonts w:ascii="JetBrains Mono" w:eastAsia="Courier New" w:hAnsi="JetBrains Mono" w:cs="JetBrains Mono"/>
-                <w:sz w:val="20"/>
-                <w:szCs w:val="20"/>
-              </w:rPr>
-              <w:t>= null) {</w:t>
-            </w:r>
-          </w:p>
-        </w:tc>
-      </w:tr>
-      <w:tr>
-        <w:tblPrEx>
-          <w:tblCellMar>
-            <w:top w:w="0" w:type="dxa"/>
-            <w:bottom w:w="0" w:type="dxa"/>
-          </w:tblCellMar>
-        </w:tblPrEx>
+              <w:t xml:space="preserve"> != null) {</w:t>
+            </w:r>
+          </w:p>
+        </w:tc>
+      </w:tr>
+      <w:tr>
         <w:tc>
           <w:tcPr>
             <w:tcW w:w="9026" w:type="dxa"/>
@@ -3049,12 +2462,6 @@
         </w:tc>
       </w:tr>
       <w:tr>
-        <w:tblPrEx>
-          <w:tblCellMar>
-            <w:top w:w="0" w:type="dxa"/>
-            <w:bottom w:w="0" w:type="dxa"/>
-          </w:tblCellMar>
-        </w:tblPrEx>
         <w:tc>
           <w:tcPr>
             <w:tcW w:w="9026" w:type="dxa"/>
@@ -3090,12 +2497,6 @@
         </w:tc>
       </w:tr>
       <w:tr>
-        <w:tblPrEx>
-          <w:tblCellMar>
-            <w:top w:w="0" w:type="dxa"/>
-            <w:bottom w:w="0" w:type="dxa"/>
-          </w:tblCellMar>
-        </w:tblPrEx>
         <w:tc>
           <w:tcPr>
             <w:tcW w:w="9026" w:type="dxa"/>
@@ -3164,7 +2565,6 @@
               <w:t xml:space="preserve"> &lt; </w:t>
             </w:r>
             <w:proofErr w:type="spellStart"/>
-            <w:proofErr w:type="gramStart"/>
             <w:r>
               <w:rPr>
                 <w:rFonts w:ascii="JetBrains Mono" w:eastAsia="Courier New" w:hAnsi="JetBrains Mono" w:cs="JetBrains Mono"/>
@@ -3174,14 +2574,48 @@
               <w:t>args.length</w:t>
             </w:r>
             <w:proofErr w:type="spellEnd"/>
-            <w:proofErr w:type="gramEnd"/>
-            <w:r>
-              <w:rPr>
-                <w:rFonts w:ascii="JetBrains Mono" w:eastAsia="Courier New" w:hAnsi="JetBrains Mono" w:cs="JetBrains Mono"/>
-                <w:sz w:val="20"/>
-                <w:szCs w:val="20"/>
-              </w:rPr>
-              <w:t xml:space="preserve">; </w:t>
+            <w:r>
+              <w:rPr>
+                <w:rFonts w:ascii="JetBrains Mono" w:eastAsia="Courier New" w:hAnsi="JetBrains Mono" w:cs="JetBrains Mono"/>
+                <w:sz w:val="20"/>
+                <w:szCs w:val="20"/>
+              </w:rPr>
+              <w:t>; i++) {</w:t>
+            </w:r>
+          </w:p>
+        </w:tc>
+      </w:tr>
+      <w:tr>
+        <w:tc>
+          <w:tcPr>
+            <w:tcW w:w="9026" w:type="dxa"/>
+            <w:tcBorders>
+              <w:top w:val="single" w:sz="4" w:space="0" w:color="CCCCCC"/>
+              <w:left w:val="single" w:sz="4" w:space="0" w:color="CCCCCC"/>
+              <w:bottom w:val="single" w:sz="4" w:space="0" w:color="CCCCCC"/>
+              <w:right w:val="single" w:sz="4" w:space="0" w:color="CCCCCC"/>
+            </w:tcBorders>
+            <w:shd w:val="clear" w:color="auto" w:fill="F5F5F5"/>
+            <w:tcMar>
+              <w:top w:w="40" w:type="dxa"/>
+              <w:left w:w="120" w:type="dxa"/>
+              <w:bottom w:w="40" w:type="dxa"/>
+              <w:right w:w="120" w:type="dxa"/>
+            </w:tcMar>
+          </w:tcPr>
+          <w:p>
+            <w:pPr>
+              <w:rPr>
+                <w:rFonts w:ascii="JetBrains Mono" w:hAnsi="JetBrains Mono" w:cs="JetBrains Mono"/>
+              </w:rPr>
+            </w:pPr>
+            <w:r>
+              <w:rPr>
+                <w:rFonts w:ascii="JetBrains Mono" w:eastAsia="Courier New" w:hAnsi="JetBrains Mono" w:cs="JetBrains Mono"/>
+                <w:sz w:val="20"/>
+                <w:szCs w:val="20"/>
+              </w:rPr>
+              <w:t xml:space="preserve">                </w:t>
             </w:r>
             <w:proofErr w:type="spellStart"/>
             <w:r>
@@ -3190,6 +2624,42 @@
                 <w:sz w:val="20"/>
                 <w:szCs w:val="20"/>
               </w:rPr>
+              <w:t>System.out.println</w:t>
+            </w:r>
+            <w:proofErr w:type="spellEnd"/>
+            <w:r>
+              <w:rPr>
+                <w:rFonts w:ascii="JetBrains Mono" w:eastAsia="Courier New" w:hAnsi="JetBrains Mono" w:cs="JetBrains Mono"/>
+                <w:sz w:val="20"/>
+                <w:szCs w:val="20"/>
+              </w:rPr>
+              <w:t xml:space="preserve">("Argument " + i + ": " + </w:t>
+            </w:r>
+            <w:proofErr w:type="spellStart"/>
+            <w:r>
+              <w:rPr>
+                <w:rFonts w:ascii="JetBrains Mono" w:eastAsia="Courier New" w:hAnsi="JetBrains Mono" w:cs="JetBrains Mono"/>
+                <w:sz w:val="20"/>
+                <w:szCs w:val="20"/>
+              </w:rPr>
+              <w:t>args</w:t>
+            </w:r>
+            <w:proofErr w:type="spellEnd"/>
+            <w:r>
+              <w:rPr>
+                <w:rFonts w:ascii="JetBrains Mono" w:eastAsia="Courier New" w:hAnsi="JetBrains Mono" w:cs="JetBrains Mono"/>
+                <w:sz w:val="20"/>
+                <w:szCs w:val="20"/>
+              </w:rPr>
+              <w:t>[</w:t>
+            </w:r>
+            <w:proofErr w:type="spellStart"/>
+            <w:r>
+              <w:rPr>
+                <w:rFonts w:ascii="JetBrains Mono" w:eastAsia="Courier New" w:hAnsi="JetBrains Mono" w:cs="JetBrains Mono"/>
+                <w:sz w:val="20"/>
+                <w:szCs w:val="20"/>
+              </w:rPr>
               <w:t>i</w:t>
             </w:r>
             <w:proofErr w:type="spellEnd"/>
@@ -3199,18 +2669,12 @@
                 <w:sz w:val="20"/>
                 <w:szCs w:val="20"/>
               </w:rPr>
-              <w:t>++) {</w:t>
-            </w:r>
-          </w:p>
-        </w:tc>
-      </w:tr>
-      <w:tr>
-        <w:tblPrEx>
-          <w:tblCellMar>
-            <w:top w:w="0" w:type="dxa"/>
-            <w:bottom w:w="0" w:type="dxa"/>
-          </w:tblCellMar>
-        </w:tblPrEx>
+              <w:t>]);</w:t>
+            </w:r>
+          </w:p>
+        </w:tc>
+      </w:tr>
+      <w:tr>
         <w:tc>
           <w:tcPr>
             <w:tcW w:w="9026" w:type="dxa"/>
@@ -3240,7 +2704,112 @@
                 <w:sz w:val="20"/>
                 <w:szCs w:val="20"/>
               </w:rPr>
-              <w:t xml:space="preserve">                </w:t>
+              <w:t xml:space="preserve">            }</w:t>
+            </w:r>
+          </w:p>
+        </w:tc>
+      </w:tr>
+      <w:tr>
+        <w:tc>
+          <w:tcPr>
+            <w:tcW w:w="9026" w:type="dxa"/>
+            <w:tcBorders>
+              <w:top w:val="single" w:sz="4" w:space="0" w:color="CCCCCC"/>
+              <w:left w:val="single" w:sz="4" w:space="0" w:color="CCCCCC"/>
+              <w:bottom w:val="single" w:sz="4" w:space="0" w:color="CCCCCC"/>
+              <w:right w:val="single" w:sz="4" w:space="0" w:color="CCCCCC"/>
+            </w:tcBorders>
+            <w:shd w:val="clear" w:color="auto" w:fill="F5F5F5"/>
+            <w:tcMar>
+              <w:top w:w="40" w:type="dxa"/>
+              <w:left w:w="120" w:type="dxa"/>
+              <w:bottom w:w="40" w:type="dxa"/>
+              <w:right w:w="120" w:type="dxa"/>
+            </w:tcMar>
+          </w:tcPr>
+          <w:p>
+            <w:pPr>
+              <w:rPr>
+                <w:rFonts w:ascii="JetBrains Mono" w:hAnsi="JetBrains Mono" w:cs="JetBrains Mono"/>
+              </w:rPr>
+            </w:pPr>
+            <w:r>
+              <w:rPr>
+                <w:rFonts w:ascii="JetBrains Mono" w:eastAsia="Courier New" w:hAnsi="JetBrains Mono" w:cs="JetBrains Mono"/>
+                <w:sz w:val="20"/>
+                <w:szCs w:val="20"/>
+              </w:rPr>
+              <w:t xml:space="preserve"> </w:t>
+            </w:r>
+          </w:p>
+        </w:tc>
+      </w:tr>
+      <w:tr>
+        <w:tc>
+          <w:tcPr>
+            <w:tcW w:w="9026" w:type="dxa"/>
+            <w:tcBorders>
+              <w:top w:val="single" w:sz="4" w:space="0" w:color="CCCCCC"/>
+              <w:left w:val="single" w:sz="4" w:space="0" w:color="CCCCCC"/>
+              <w:bottom w:val="single" w:sz="4" w:space="0" w:color="CCCCCC"/>
+              <w:right w:val="single" w:sz="4" w:space="0" w:color="CCCCCC"/>
+            </w:tcBorders>
+            <w:shd w:val="clear" w:color="auto" w:fill="F5F5F5"/>
+            <w:tcMar>
+              <w:top w:w="40" w:type="dxa"/>
+              <w:left w:w="120" w:type="dxa"/>
+              <w:bottom w:w="40" w:type="dxa"/>
+              <w:right w:w="120" w:type="dxa"/>
+            </w:tcMar>
+          </w:tcPr>
+          <w:p>
+            <w:pPr>
+              <w:rPr>
+                <w:rFonts w:ascii="JetBrains Mono" w:hAnsi="JetBrains Mono" w:cs="JetBrains Mono"/>
+              </w:rPr>
+            </w:pPr>
+            <w:r>
+              <w:rPr>
+                <w:rFonts w:ascii="JetBrains Mono" w:eastAsia="Courier New" w:hAnsi="JetBrains Mono" w:cs="JetBrains Mono"/>
+                <w:sz w:val="20"/>
+                <w:szCs w:val="20"/>
+              </w:rPr>
+              <w:t xml:space="preserve">        } else {</w:t>
+            </w:r>
+          </w:p>
+        </w:tc>
+      </w:tr>
+      <w:tr>
+        <w:tc>
+          <w:tcPr>
+            <w:tcW w:w="9026" w:type="dxa"/>
+            <w:tcBorders>
+              <w:top w:val="single" w:sz="4" w:space="0" w:color="CCCCCC"/>
+              <w:left w:val="single" w:sz="4" w:space="0" w:color="CCCCCC"/>
+              <w:bottom w:val="single" w:sz="4" w:space="0" w:color="CCCCCC"/>
+              <w:right w:val="single" w:sz="4" w:space="0" w:color="CCCCCC"/>
+            </w:tcBorders>
+            <w:shd w:val="clear" w:color="auto" w:fill="F5F5F5"/>
+            <w:tcMar>
+              <w:top w:w="40" w:type="dxa"/>
+              <w:left w:w="120" w:type="dxa"/>
+              <w:bottom w:w="40" w:type="dxa"/>
+              <w:right w:w="120" w:type="dxa"/>
+            </w:tcMar>
+          </w:tcPr>
+          <w:p>
+            <w:pPr>
+              <w:rPr>
+                <w:rFonts w:ascii="JetBrains Mono" w:hAnsi="JetBrains Mono" w:cs="JetBrains Mono"/>
+              </w:rPr>
+            </w:pPr>
+            <w:r>
+              <w:rPr>
+                <w:rFonts w:ascii="JetBrains Mono" w:eastAsia="Courier New" w:hAnsi="JetBrains Mono" w:cs="JetBrains Mono"/>
+                <w:sz w:val="20"/>
+                <w:szCs w:val="20"/>
+              </w:rPr>
+              <w:t xml:space="preserve">            </w:t>
             </w:r>
             <w:proofErr w:type="spellStart"/>
             <w:r>
@@ -3258,72 +2827,12 @@
                 <w:sz w:val="20"/>
                 <w:szCs w:val="20"/>
               </w:rPr>
-              <w:t xml:space="preserve">("Argument " + </w:t>
-            </w:r>
-            <w:proofErr w:type="spellStart"/>
-            <w:r>
-              <w:rPr>
-                <w:rFonts w:ascii="JetBrains Mono" w:eastAsia="Courier New" w:hAnsi="JetBrains Mono" w:cs="JetBrains Mono"/>
-                <w:sz w:val="20"/>
-                <w:szCs w:val="20"/>
-              </w:rPr>
-              <w:t>i</w:t>
-            </w:r>
-            <w:proofErr w:type="spellEnd"/>
-            <w:r>
-              <w:rPr>
-                <w:rFonts w:ascii="JetBrains Mono" w:eastAsia="Courier New" w:hAnsi="JetBrains Mono" w:cs="JetBrains Mono"/>
-                <w:sz w:val="20"/>
-                <w:szCs w:val="20"/>
-              </w:rPr>
-              <w:t xml:space="preserve"> + ": " + </w:t>
-            </w:r>
-            <w:proofErr w:type="spellStart"/>
-            <w:r>
-              <w:rPr>
-                <w:rFonts w:ascii="JetBrains Mono" w:eastAsia="Courier New" w:hAnsi="JetBrains Mono" w:cs="JetBrains Mono"/>
-                <w:sz w:val="20"/>
-                <w:szCs w:val="20"/>
-              </w:rPr>
-              <w:t>args</w:t>
-            </w:r>
-            <w:proofErr w:type="spellEnd"/>
-            <w:r>
-              <w:rPr>
-                <w:rFonts w:ascii="JetBrains Mono" w:eastAsia="Courier New" w:hAnsi="JetBrains Mono" w:cs="JetBrains Mono"/>
-                <w:sz w:val="20"/>
-                <w:szCs w:val="20"/>
-              </w:rPr>
-              <w:t>[</w:t>
-            </w:r>
-            <w:proofErr w:type="spellStart"/>
-            <w:r>
-              <w:rPr>
-                <w:rFonts w:ascii="JetBrains Mono" w:eastAsia="Courier New" w:hAnsi="JetBrains Mono" w:cs="JetBrains Mono"/>
-                <w:sz w:val="20"/>
-                <w:szCs w:val="20"/>
-              </w:rPr>
-              <w:t>i</w:t>
-            </w:r>
-            <w:proofErr w:type="spellEnd"/>
-            <w:r>
-              <w:rPr>
-                <w:rFonts w:ascii="JetBrains Mono" w:eastAsia="Courier New" w:hAnsi="JetBrains Mono" w:cs="JetBrains Mono"/>
-                <w:sz w:val="20"/>
-                <w:szCs w:val="20"/>
-              </w:rPr>
-              <w:t>]);</w:t>
-            </w:r>
-          </w:p>
-        </w:tc>
-      </w:tr>
-      <w:tr>
-        <w:tblPrEx>
-          <w:tblCellMar>
-            <w:top w:w="0" w:type="dxa"/>
-            <w:bottom w:w="0" w:type="dxa"/>
-          </w:tblCellMar>
-        </w:tblPrEx>
+              <w:t>("No arguments received.");</w:t>
+            </w:r>
+          </w:p>
+        </w:tc>
+      </w:tr>
+      <w:tr>
         <w:tc>
           <w:tcPr>
             <w:tcW w:w="9026" w:type="dxa"/>
@@ -3353,18 +2862,12 @@
                 <w:sz w:val="20"/>
                 <w:szCs w:val="20"/>
               </w:rPr>
-              <w:t xml:space="preserve">            }</w:t>
-            </w:r>
-          </w:p>
-        </w:tc>
-      </w:tr>
-      <w:tr>
-        <w:tblPrEx>
-          <w:tblCellMar>
-            <w:top w:w="0" w:type="dxa"/>
-            <w:bottom w:w="0" w:type="dxa"/>
-          </w:tblCellMar>
-        </w:tblPrEx>
+              <w:t xml:space="preserve">        }</w:t>
+            </w:r>
+          </w:p>
+        </w:tc>
+      </w:tr>
+      <w:tr>
         <w:tc>
           <w:tcPr>
             <w:tcW w:w="9026" w:type="dxa"/>
@@ -3394,200 +2897,12 @@
                 <w:sz w:val="20"/>
                 <w:szCs w:val="20"/>
               </w:rPr>
-              <w:t xml:space="preserve"> </w:t>
-            </w:r>
-          </w:p>
-        </w:tc>
-      </w:tr>
-      <w:tr>
-        <w:tblPrEx>
-          <w:tblCellMar>
-            <w:top w:w="0" w:type="dxa"/>
-            <w:bottom w:w="0" w:type="dxa"/>
-          </w:tblCellMar>
-        </w:tblPrEx>
-        <w:tc>
-          <w:tcPr>
-            <w:tcW w:w="9026" w:type="dxa"/>
-            <w:tcBorders>
-              <w:top w:val="single" w:sz="4" w:space="0" w:color="CCCCCC"/>
-              <w:left w:val="single" w:sz="4" w:space="0" w:color="CCCCCC"/>
-              <w:bottom w:val="single" w:sz="4" w:space="0" w:color="CCCCCC"/>
-              <w:right w:val="single" w:sz="4" w:space="0" w:color="CCCCCC"/>
-            </w:tcBorders>
-            <w:shd w:val="clear" w:color="auto" w:fill="F5F5F5"/>
-            <w:tcMar>
-              <w:top w:w="40" w:type="dxa"/>
-              <w:left w:w="120" w:type="dxa"/>
-              <w:bottom w:w="40" w:type="dxa"/>
-              <w:right w:w="120" w:type="dxa"/>
-            </w:tcMar>
-          </w:tcPr>
-          <w:p>
-            <w:pPr>
-              <w:rPr>
-                <w:rFonts w:ascii="JetBrains Mono" w:hAnsi="JetBrains Mono" w:cs="JetBrains Mono"/>
-              </w:rPr>
-            </w:pPr>
-            <w:r>
-              <w:rPr>
-                <w:rFonts w:ascii="JetBrains Mono" w:eastAsia="Courier New" w:hAnsi="JetBrains Mono" w:cs="JetBrains Mono"/>
-                <w:sz w:val="20"/>
-                <w:szCs w:val="20"/>
-              </w:rPr>
-              <w:t xml:space="preserve">        } else {</w:t>
-            </w:r>
-          </w:p>
-        </w:tc>
-      </w:tr>
-      <w:tr>
-        <w:tblPrEx>
-          <w:tblCellMar>
-            <w:top w:w="0" w:type="dxa"/>
-            <w:bottom w:w="0" w:type="dxa"/>
-          </w:tblCellMar>
-        </w:tblPrEx>
-        <w:tc>
-          <w:tcPr>
-            <w:tcW w:w="9026" w:type="dxa"/>
-            <w:tcBorders>
-              <w:top w:val="single" w:sz="4" w:space="0" w:color="CCCCCC"/>
-              <w:left w:val="single" w:sz="4" w:space="0" w:color="CCCCCC"/>
-              <w:bottom w:val="single" w:sz="4" w:space="0" w:color="CCCCCC"/>
-              <w:right w:val="single" w:sz="4" w:space="0" w:color="CCCCCC"/>
-            </w:tcBorders>
-            <w:shd w:val="clear" w:color="auto" w:fill="F5F5F5"/>
-            <w:tcMar>
-              <w:top w:w="40" w:type="dxa"/>
-              <w:left w:w="120" w:type="dxa"/>
-              <w:bottom w:w="40" w:type="dxa"/>
-              <w:right w:w="120" w:type="dxa"/>
-            </w:tcMar>
-          </w:tcPr>
-          <w:p>
-            <w:pPr>
-              <w:rPr>
-                <w:rFonts w:ascii="JetBrains Mono" w:hAnsi="JetBrains Mono" w:cs="JetBrains Mono"/>
-              </w:rPr>
-            </w:pPr>
-            <w:r>
-              <w:rPr>
-                <w:rFonts w:ascii="JetBrains Mono" w:eastAsia="Courier New" w:hAnsi="JetBrains Mono" w:cs="JetBrains Mono"/>
-                <w:sz w:val="20"/>
-                <w:szCs w:val="20"/>
-              </w:rPr>
-              <w:t xml:space="preserve">            </w:t>
-            </w:r>
-            <w:proofErr w:type="spellStart"/>
-            <w:r>
-              <w:rPr>
-                <w:rFonts w:ascii="JetBrains Mono" w:eastAsia="Courier New" w:hAnsi="JetBrains Mono" w:cs="JetBrains Mono"/>
-                <w:sz w:val="20"/>
-                <w:szCs w:val="20"/>
-              </w:rPr>
-              <w:t>System.out.println</w:t>
-            </w:r>
-            <w:proofErr w:type="spellEnd"/>
-            <w:r>
-              <w:rPr>
-                <w:rFonts w:ascii="JetBrains Mono" w:eastAsia="Courier New" w:hAnsi="JetBrains Mono" w:cs="JetBrains Mono"/>
-                <w:sz w:val="20"/>
-                <w:szCs w:val="20"/>
-              </w:rPr>
-              <w:t>("No arguments received.");</w:t>
-            </w:r>
-          </w:p>
-        </w:tc>
-      </w:tr>
-      <w:tr>
-        <w:tblPrEx>
-          <w:tblCellMar>
-            <w:top w:w="0" w:type="dxa"/>
-            <w:bottom w:w="0" w:type="dxa"/>
-          </w:tblCellMar>
-        </w:tblPrEx>
-        <w:tc>
-          <w:tcPr>
-            <w:tcW w:w="9026" w:type="dxa"/>
-            <w:tcBorders>
-              <w:top w:val="single" w:sz="4" w:space="0" w:color="CCCCCC"/>
-              <w:left w:val="single" w:sz="4" w:space="0" w:color="CCCCCC"/>
-              <w:bottom w:val="single" w:sz="4" w:space="0" w:color="CCCCCC"/>
-              <w:right w:val="single" w:sz="4" w:space="0" w:color="CCCCCC"/>
-            </w:tcBorders>
-            <w:shd w:val="clear" w:color="auto" w:fill="F5F5F5"/>
-            <w:tcMar>
-              <w:top w:w="40" w:type="dxa"/>
-              <w:left w:w="120" w:type="dxa"/>
-              <w:bottom w:w="40" w:type="dxa"/>
-              <w:right w:w="120" w:type="dxa"/>
-            </w:tcMar>
-          </w:tcPr>
-          <w:p>
-            <w:pPr>
-              <w:rPr>
-                <w:rFonts w:ascii="JetBrains Mono" w:hAnsi="JetBrains Mono" w:cs="JetBrains Mono"/>
-              </w:rPr>
-            </w:pPr>
-            <w:r>
-              <w:rPr>
-                <w:rFonts w:ascii="JetBrains Mono" w:eastAsia="Courier New" w:hAnsi="JetBrains Mono" w:cs="JetBrains Mono"/>
-                <w:sz w:val="20"/>
-                <w:szCs w:val="20"/>
-              </w:rPr>
-              <w:t xml:space="preserve">        }</w:t>
-            </w:r>
-          </w:p>
-        </w:tc>
-      </w:tr>
-      <w:tr>
-        <w:tblPrEx>
-          <w:tblCellMar>
-            <w:top w:w="0" w:type="dxa"/>
-            <w:bottom w:w="0" w:type="dxa"/>
-          </w:tblCellMar>
-        </w:tblPrEx>
-        <w:tc>
-          <w:tcPr>
-            <w:tcW w:w="9026" w:type="dxa"/>
-            <w:tcBorders>
-              <w:top w:val="single" w:sz="4" w:space="0" w:color="CCCCCC"/>
-              <w:left w:val="single" w:sz="4" w:space="0" w:color="CCCCCC"/>
-              <w:bottom w:val="single" w:sz="4" w:space="0" w:color="CCCCCC"/>
-              <w:right w:val="single" w:sz="4" w:space="0" w:color="CCCCCC"/>
-            </w:tcBorders>
-            <w:shd w:val="clear" w:color="auto" w:fill="F5F5F5"/>
-            <w:tcMar>
-              <w:top w:w="40" w:type="dxa"/>
-              <w:left w:w="120" w:type="dxa"/>
-              <w:bottom w:w="40" w:type="dxa"/>
-              <w:right w:w="120" w:type="dxa"/>
-            </w:tcMar>
-          </w:tcPr>
-          <w:p>
-            <w:pPr>
-              <w:rPr>
-                <w:rFonts w:ascii="JetBrains Mono" w:hAnsi="JetBrains Mono" w:cs="JetBrains Mono"/>
-              </w:rPr>
-            </w:pPr>
-            <w:r>
-              <w:rPr>
-                <w:rFonts w:ascii="JetBrains Mono" w:eastAsia="Courier New" w:hAnsi="JetBrains Mono" w:cs="JetBrains Mono"/>
-                <w:sz w:val="20"/>
-                <w:szCs w:val="20"/>
-              </w:rPr>
               <w:t xml:space="preserve">    }</w:t>
             </w:r>
           </w:p>
         </w:tc>
       </w:tr>
       <w:tr>
-        <w:tblPrEx>
-          <w:tblCellMar>
-            <w:top w:w="0" w:type="dxa"/>
-            <w:bottom w:w="0" w:type="dxa"/>
-          </w:tblCellMar>
-        </w:tblPrEx>
         <w:tc>
           <w:tcPr>
             <w:tcW w:w="9026" w:type="dxa"/>
@@ -3670,12 +2985,6 @@
         <w:gridCol w:w="9026"/>
       </w:tblGrid>
       <w:tr>
-        <w:tblPrEx>
-          <w:tblCellMar>
-            <w:top w:w="0" w:type="dxa"/>
-            <w:bottom w:w="0" w:type="dxa"/>
-          </w:tblCellMar>
-        </w:tblPrEx>
         <w:tc>
           <w:tcPr>
             <w:tcW w:w="9026" w:type="dxa"/>
@@ -3723,25 +3032,7 @@
                 <w:sz w:val="20"/>
                 <w:szCs w:val="20"/>
               </w:rPr>
-              <w:t xml:space="preserve"> </w:t>
-            </w:r>
-            <w:proofErr w:type="gramStart"/>
-            <w:r>
-              <w:rPr>
-                <w:rFonts w:ascii="JetBrains Mono" w:eastAsia="Courier New" w:hAnsi="JetBrains Mono" w:cs="JetBrains Mono"/>
-                <w:sz w:val="20"/>
-                <w:szCs w:val="20"/>
-              </w:rPr>
-              <w:t>argAgent:tech</w:t>
-            </w:r>
-            <w:proofErr w:type="gramEnd"/>
-            <w:r>
-              <w:rPr>
-                <w:rFonts w:ascii="JetBrains Mono" w:eastAsia="Courier New" w:hAnsi="JetBrains Mono" w:cs="JetBrains Mono"/>
-                <w:sz w:val="20"/>
-                <w:szCs w:val="20"/>
-              </w:rPr>
-              <w:t>_agent_tp1.ArgumentAgent(Hello World 42)</w:t>
+              <w:t xml:space="preserve"> argAgent:tech_agent_tp1.ArgumentAgent(Hello World 42)</w:t>
             </w:r>
           </w:p>
         </w:tc>
@@ -3779,12 +3070,6 @@
         <w:gridCol w:w="9026"/>
       </w:tblGrid>
       <w:tr>
-        <w:tblPrEx>
-          <w:tblCellMar>
-            <w:top w:w="0" w:type="dxa"/>
-            <w:bottom w:w="0" w:type="dxa"/>
-          </w:tblCellMar>
-        </w:tblPrEx>
         <w:tc>
           <w:tcPr>
             <w:tcW w:w="9026" w:type="dxa"/>
@@ -3830,12 +3115,6 @@
         </w:tc>
       </w:tr>
       <w:tr>
-        <w:tblPrEx>
-          <w:tblCellMar>
-            <w:top w:w="0" w:type="dxa"/>
-            <w:bottom w:w="0" w:type="dxa"/>
-          </w:tblCellMar>
-        </w:tblPrEx>
         <w:tc>
           <w:tcPr>
             <w:tcW w:w="9026" w:type="dxa"/>
@@ -3871,12 +3150,6 @@
         </w:tc>
       </w:tr>
       <w:tr>
-        <w:tblPrEx>
-          <w:tblCellMar>
-            <w:top w:w="0" w:type="dxa"/>
-            <w:bottom w:w="0" w:type="dxa"/>
-          </w:tblCellMar>
-        </w:tblPrEx>
         <w:tc>
           <w:tcPr>
             <w:tcW w:w="9026" w:type="dxa"/>
@@ -3912,12 +3185,6 @@
         </w:tc>
       </w:tr>
       <w:tr>
-        <w:tblPrEx>
-          <w:tblCellMar>
-            <w:top w:w="0" w:type="dxa"/>
-            <w:bottom w:w="0" w:type="dxa"/>
-          </w:tblCellMar>
-        </w:tblPrEx>
         <w:tc>
           <w:tcPr>
             <w:tcW w:w="9026" w:type="dxa"/>
@@ -3953,12 +3220,6 @@
         </w:tc>
       </w:tr>
       <w:tr>
-        <w:tblPrEx>
-          <w:tblCellMar>
-            <w:top w:w="0" w:type="dxa"/>
-            <w:bottom w:w="0" w:type="dxa"/>
-          </w:tblCellMar>
-        </w:tblPrEx>
         <w:tc>
           <w:tcPr>
             <w:tcW w:w="9026" w:type="dxa"/>
@@ -4040,12 +3301,6 @@
         <w:gridCol w:w="9026"/>
       </w:tblGrid>
       <w:tr>
-        <w:tblPrEx>
-          <w:tblCellMar>
-            <w:top w:w="0" w:type="dxa"/>
-            <w:bottom w:w="0" w:type="dxa"/>
-          </w:tblCellMar>
-        </w:tblPrEx>
         <w:tc>
           <w:tcPr>
             <w:tcW w:w="9026" w:type="dxa"/>
@@ -4093,43 +3348,7 @@
                 <w:sz w:val="20"/>
                 <w:szCs w:val="20"/>
               </w:rPr>
-              <w:t xml:space="preserve"> agent</w:t>
-            </w:r>
-            <w:proofErr w:type="gramStart"/>
-            <w:r>
-              <w:rPr>
-                <w:rFonts w:ascii="JetBrains Mono" w:eastAsia="Courier New" w:hAnsi="JetBrains Mono" w:cs="JetBrains Mono"/>
-                <w:sz w:val="20"/>
-                <w:szCs w:val="20"/>
-              </w:rPr>
-              <w:t>1:tech</w:t>
-            </w:r>
-            <w:proofErr w:type="gramEnd"/>
-            <w:r>
-              <w:rPr>
-                <w:rFonts w:ascii="JetBrains Mono" w:eastAsia="Courier New" w:hAnsi="JetBrains Mono" w:cs="JetBrains Mono"/>
-                <w:sz w:val="20"/>
-                <w:szCs w:val="20"/>
-              </w:rPr>
-              <w:t>_agent_tp1.ArgumentAgent(Hello World 42) agent</w:t>
-            </w:r>
-            <w:proofErr w:type="gramStart"/>
-            <w:r>
-              <w:rPr>
-                <w:rFonts w:ascii="JetBrains Mono" w:eastAsia="Courier New" w:hAnsi="JetBrains Mono" w:cs="JetBrains Mono"/>
-                <w:sz w:val="20"/>
-                <w:szCs w:val="20"/>
-              </w:rPr>
-              <w:t>2:tech</w:t>
-            </w:r>
-            <w:proofErr w:type="gramEnd"/>
-            <w:r>
-              <w:rPr>
-                <w:rFonts w:ascii="JetBrains Mono" w:eastAsia="Courier New" w:hAnsi="JetBrains Mono" w:cs="JetBrains Mono"/>
-                <w:sz w:val="20"/>
-                <w:szCs w:val="20"/>
-              </w:rPr>
-              <w:t>_agent_tp1.ArgumentAgent(JADE Platform Master1 SII)</w:t>
+              <w:t xml:space="preserve"> agent1:tech_agent_tp1.ArgumentAgent(Hello World 42) agent2:tech_agent_tp1.ArgumentAgent(JADE Platform Master1 SII)</w:t>
             </w:r>
           </w:p>
         </w:tc>
@@ -4167,12 +3386,6 @@
         <w:gridCol w:w="9026"/>
       </w:tblGrid>
       <w:tr>
-        <w:tblPrEx>
-          <w:tblCellMar>
-            <w:top w:w="0" w:type="dxa"/>
-            <w:bottom w:w="0" w:type="dxa"/>
-          </w:tblCellMar>
-        </w:tblPrEx>
         <w:tc>
           <w:tcPr>
             <w:tcW w:w="9026" w:type="dxa"/>
@@ -4208,12 +3421,6 @@
         </w:tc>
       </w:tr>
       <w:tr>
-        <w:tblPrEx>
-          <w:tblCellMar>
-            <w:top w:w="0" w:type="dxa"/>
-            <w:bottom w:w="0" w:type="dxa"/>
-          </w:tblCellMar>
-        </w:tblPrEx>
         <w:tc>
           <w:tcPr>
             <w:tcW w:w="9026" w:type="dxa"/>
@@ -4249,12 +3456,6 @@
         </w:tc>
       </w:tr>
       <w:tr>
-        <w:tblPrEx>
-          <w:tblCellMar>
-            <w:top w:w="0" w:type="dxa"/>
-            <w:bottom w:w="0" w:type="dxa"/>
-          </w:tblCellMar>
-        </w:tblPrEx>
         <w:tc>
           <w:tcPr>
             <w:tcW w:w="9026" w:type="dxa"/>
@@ -4290,12 +3491,6 @@
         </w:tc>
       </w:tr>
       <w:tr>
-        <w:tblPrEx>
-          <w:tblCellMar>
-            <w:top w:w="0" w:type="dxa"/>
-            <w:bottom w:w="0" w:type="dxa"/>
-          </w:tblCellMar>
-        </w:tblPrEx>
         <w:tc>
           <w:tcPr>
             <w:tcW w:w="9026" w:type="dxa"/>
@@ -4331,12 +3526,6 @@
         </w:tc>
       </w:tr>
       <w:tr>
-        <w:tblPrEx>
-          <w:tblCellMar>
-            <w:top w:w="0" w:type="dxa"/>
-            <w:bottom w:w="0" w:type="dxa"/>
-          </w:tblCellMar>
-        </w:tblPrEx>
         <w:tc>
           <w:tcPr>
             <w:tcW w:w="9026" w:type="dxa"/>
@@ -4372,12 +3561,6 @@
         </w:tc>
       </w:tr>
       <w:tr>
-        <w:tblPrEx>
-          <w:tblCellMar>
-            <w:top w:w="0" w:type="dxa"/>
-            <w:bottom w:w="0" w:type="dxa"/>
-          </w:tblCellMar>
-        </w:tblPrEx>
         <w:tc>
           <w:tcPr>
             <w:tcW w:w="9026" w:type="dxa"/>
@@ -4413,12 +3596,6 @@
         </w:tc>
       </w:tr>
       <w:tr>
-        <w:tblPrEx>
-          <w:tblCellMar>
-            <w:top w:w="0" w:type="dxa"/>
-            <w:bottom w:w="0" w:type="dxa"/>
-          </w:tblCellMar>
-        </w:tblPrEx>
         <w:tc>
           <w:tcPr>
             <w:tcW w:w="9026" w:type="dxa"/>
@@ -4454,12 +3631,6 @@
         </w:tc>
       </w:tr>
       <w:tr>
-        <w:tblPrEx>
-          <w:tblCellMar>
-            <w:top w:w="0" w:type="dxa"/>
-            <w:bottom w:w="0" w:type="dxa"/>
-          </w:tblCellMar>
-        </w:tblPrEx>
         <w:tc>
           <w:tcPr>
             <w:tcW w:w="9026" w:type="dxa"/>
@@ -4495,12 +3666,6 @@
         </w:tc>
       </w:tr>
       <w:tr>
-        <w:tblPrEx>
-          <w:tblCellMar>
-            <w:top w:w="0" w:type="dxa"/>
-            <w:bottom w:w="0" w:type="dxa"/>
-          </w:tblCellMar>
-        </w:tblPrEx>
         <w:tc>
           <w:tcPr>
             <w:tcW w:w="9026" w:type="dxa"/>
@@ -4536,12 +3701,6 @@
         </w:tc>
       </w:tr>
       <w:tr>
-        <w:tblPrEx>
-          <w:tblCellMar>
-            <w:top w:w="0" w:type="dxa"/>
-            <w:bottom w:w="0" w:type="dxa"/>
-          </w:tblCellMar>
-        </w:tblPrEx>
         <w:tc>
           <w:tcPr>
             <w:tcW w:w="9026" w:type="dxa"/>
@@ -4577,12 +3736,6 @@
         </w:tc>
       </w:tr>
       <w:tr>
-        <w:tblPrEx>
-          <w:tblCellMar>
-            <w:top w:w="0" w:type="dxa"/>
-            <w:bottom w:w="0" w:type="dxa"/>
-          </w:tblCellMar>
-        </w:tblPrEx>
         <w:tc>
           <w:tcPr>
             <w:tcW w:w="9026" w:type="dxa"/>
@@ -4618,12 +3771,6 @@
         </w:tc>
       </w:tr>
       <w:tr>
-        <w:tblPrEx>
-          <w:tblCellMar>
-            <w:top w:w="0" w:type="dxa"/>
-            <w:bottom w:w="0" w:type="dxa"/>
-          </w:tblCellMar>
-        </w:tblPrEx>
         <w:tc>
           <w:tcPr>
             <w:tcW w:w="9026" w:type="dxa"/>
@@ -4705,17 +3852,12 @@
         <w:spacing w:before="60" w:after="60"/>
       </w:pPr>
       <w:proofErr w:type="spellStart"/>
-      <w:proofErr w:type="gramStart"/>
       <w:r>
         <w:t>getArguments</w:t>
       </w:r>
       <w:proofErr w:type="spellEnd"/>
       <w:r>
-        <w:t>(</w:t>
-      </w:r>
-      <w:proofErr w:type="gramEnd"/>
-      <w:r>
-        <w:t>) returns null when no arguments are provided — always null-check before iterating.</w:t>
+        <w:t>() returns null when no arguments are provided — always null-check before iterating.</w:t>
       </w:r>
     </w:p>
     <w:p>
@@ -4800,15 +3942,7 @@
       </w:r>
       <w:proofErr w:type="spellEnd"/>
       <w:r>
-        <w:t xml:space="preserve"> agent from a standard Java </w:t>
-      </w:r>
-      <w:proofErr w:type="gramStart"/>
-      <w:r>
-        <w:t>main(</w:t>
-      </w:r>
-      <w:proofErr w:type="gramEnd"/>
-      <w:r>
-        <w:t xml:space="preserve">) method instead of the JADE GUI command line. The JADE runtime is obtained via </w:t>
+        <w:t xml:space="preserve"> agent from a standard Java main() method instead of the JADE GUI command line. The JADE runtime is obtained via </w:t>
       </w:r>
       <w:proofErr w:type="spellStart"/>
       <w:r>
@@ -4819,17 +3953,12 @@
         <w:t xml:space="preserve">(), a main container is created with the GUI enabled, and then </w:t>
       </w:r>
       <w:proofErr w:type="spellStart"/>
-      <w:proofErr w:type="gramStart"/>
       <w:r>
         <w:t>createNewAgent</w:t>
       </w:r>
       <w:proofErr w:type="spellEnd"/>
       <w:r>
-        <w:t>(</w:t>
-      </w:r>
-      <w:proofErr w:type="gramEnd"/>
-      <w:r>
-        <w:t>) is used to instantiate the agent with no arguments.</w:t>
+        <w:t>() is used to instantiate the agent with no arguments.</w:t>
       </w:r>
     </w:p>
     <w:p/>
@@ -4897,12 +4026,6 @@
         <w:gridCol w:w="9026"/>
       </w:tblGrid>
       <w:tr>
-        <w:tblPrEx>
-          <w:tblCellMar>
-            <w:top w:w="0" w:type="dxa"/>
-            <w:bottom w:w="0" w:type="dxa"/>
-          </w:tblCellMar>
-        </w:tblPrEx>
         <w:tc>
           <w:tcPr>
             <w:tcW w:w="9026" w:type="dxa"/>
@@ -4933,12 +4056,6 @@
         </w:tc>
       </w:tr>
       <w:tr>
-        <w:tblPrEx>
-          <w:tblCellMar>
-            <w:top w:w="0" w:type="dxa"/>
-            <w:bottom w:w="0" w:type="dxa"/>
-          </w:tblCellMar>
-        </w:tblPrEx>
         <w:tc>
           <w:tcPr>
             <w:tcW w:w="9026" w:type="dxa"/>
@@ -4969,12 +4086,6 @@
         </w:tc>
       </w:tr>
       <w:tr>
-        <w:tblPrEx>
-          <w:tblCellMar>
-            <w:top w:w="0" w:type="dxa"/>
-            <w:bottom w:w="0" w:type="dxa"/>
-          </w:tblCellMar>
-        </w:tblPrEx>
         <w:tc>
           <w:tcPr>
             <w:tcW w:w="9026" w:type="dxa"/>
@@ -5002,23 +4113,13 @@
               <w:t xml:space="preserve">import </w:t>
             </w:r>
             <w:proofErr w:type="spellStart"/>
-            <w:proofErr w:type="gramStart"/>
-            <w:r>
-              <w:rPr>
-                <w:rFonts w:ascii="Courier New" w:eastAsia="Courier New" w:hAnsi="Courier New" w:cs="Courier New"/>
-                <w:sz w:val="20"/>
-                <w:szCs w:val="20"/>
-              </w:rPr>
-              <w:t>jade.core</w:t>
-            </w:r>
-            <w:proofErr w:type="gramEnd"/>
-            <w:r>
-              <w:rPr>
-                <w:rFonts w:ascii="Courier New" w:eastAsia="Courier New" w:hAnsi="Courier New" w:cs="Courier New"/>
-                <w:sz w:val="20"/>
-                <w:szCs w:val="20"/>
-              </w:rPr>
-              <w:t>.Profile</w:t>
+            <w:r>
+              <w:rPr>
+                <w:rFonts w:ascii="Courier New" w:eastAsia="Courier New" w:hAnsi="Courier New" w:cs="Courier New"/>
+                <w:sz w:val="20"/>
+                <w:szCs w:val="20"/>
+              </w:rPr>
+              <w:t>jade.core.Profile</w:t>
             </w:r>
             <w:proofErr w:type="spellEnd"/>
             <w:r>
@@ -5033,12 +4134,6 @@
         </w:tc>
       </w:tr>
       <w:tr>
-        <w:tblPrEx>
-          <w:tblCellMar>
-            <w:top w:w="0" w:type="dxa"/>
-            <w:bottom w:w="0" w:type="dxa"/>
-          </w:tblCellMar>
-        </w:tblPrEx>
         <w:tc>
           <w:tcPr>
             <w:tcW w:w="9026" w:type="dxa"/>
@@ -5066,23 +4161,13 @@
               <w:t xml:space="preserve">import </w:t>
             </w:r>
             <w:proofErr w:type="spellStart"/>
-            <w:proofErr w:type="gramStart"/>
-            <w:r>
-              <w:rPr>
-                <w:rFonts w:ascii="Courier New" w:eastAsia="Courier New" w:hAnsi="Courier New" w:cs="Courier New"/>
-                <w:sz w:val="20"/>
-                <w:szCs w:val="20"/>
-              </w:rPr>
-              <w:t>jade.core</w:t>
-            </w:r>
-            <w:proofErr w:type="gramEnd"/>
-            <w:r>
-              <w:rPr>
-                <w:rFonts w:ascii="Courier New" w:eastAsia="Courier New" w:hAnsi="Courier New" w:cs="Courier New"/>
-                <w:sz w:val="20"/>
-                <w:szCs w:val="20"/>
-              </w:rPr>
-              <w:t>.ProfileImpl</w:t>
+            <w:r>
+              <w:rPr>
+                <w:rFonts w:ascii="Courier New" w:eastAsia="Courier New" w:hAnsi="Courier New" w:cs="Courier New"/>
+                <w:sz w:val="20"/>
+                <w:szCs w:val="20"/>
+              </w:rPr>
+              <w:t>jade.core.ProfileImpl</w:t>
             </w:r>
             <w:proofErr w:type="spellEnd"/>
             <w:r>
@@ -5097,12 +4182,6 @@
         </w:tc>
       </w:tr>
       <w:tr>
-        <w:tblPrEx>
-          <w:tblCellMar>
-            <w:top w:w="0" w:type="dxa"/>
-            <w:bottom w:w="0" w:type="dxa"/>
-          </w:tblCellMar>
-        </w:tblPrEx>
         <w:tc>
           <w:tcPr>
             <w:tcW w:w="9026" w:type="dxa"/>
@@ -5130,23 +4209,13 @@
               <w:t xml:space="preserve">import </w:t>
             </w:r>
             <w:proofErr w:type="spellStart"/>
-            <w:proofErr w:type="gramStart"/>
-            <w:r>
-              <w:rPr>
-                <w:rFonts w:ascii="Courier New" w:eastAsia="Courier New" w:hAnsi="Courier New" w:cs="Courier New"/>
-                <w:sz w:val="20"/>
-                <w:szCs w:val="20"/>
-              </w:rPr>
-              <w:t>jade.core</w:t>
-            </w:r>
-            <w:proofErr w:type="gramEnd"/>
-            <w:r>
-              <w:rPr>
-                <w:rFonts w:ascii="Courier New" w:eastAsia="Courier New" w:hAnsi="Courier New" w:cs="Courier New"/>
-                <w:sz w:val="20"/>
-                <w:szCs w:val="20"/>
-              </w:rPr>
-              <w:t>.Runtime</w:t>
+            <w:r>
+              <w:rPr>
+                <w:rFonts w:ascii="Courier New" w:eastAsia="Courier New" w:hAnsi="Courier New" w:cs="Courier New"/>
+                <w:sz w:val="20"/>
+                <w:szCs w:val="20"/>
+              </w:rPr>
+              <w:t>jade.core.Runtime</w:t>
             </w:r>
             <w:proofErr w:type="spellEnd"/>
             <w:r>
@@ -5161,12 +4230,6 @@
         </w:tc>
       </w:tr>
       <w:tr>
-        <w:tblPrEx>
-          <w:tblCellMar>
-            <w:top w:w="0" w:type="dxa"/>
-            <w:bottom w:w="0" w:type="dxa"/>
-          </w:tblCellMar>
-        </w:tblPrEx>
         <w:tc>
           <w:tcPr>
             <w:tcW w:w="9026" w:type="dxa"/>
@@ -5194,23 +4257,13 @@
               <w:t xml:space="preserve">import </w:t>
             </w:r>
             <w:proofErr w:type="spellStart"/>
-            <w:proofErr w:type="gramStart"/>
-            <w:r>
-              <w:rPr>
-                <w:rFonts w:ascii="Courier New" w:eastAsia="Courier New" w:hAnsi="Courier New" w:cs="Courier New"/>
-                <w:sz w:val="20"/>
-                <w:szCs w:val="20"/>
-              </w:rPr>
-              <w:t>jade.wrapper</w:t>
-            </w:r>
-            <w:proofErr w:type="gramEnd"/>
-            <w:r>
-              <w:rPr>
-                <w:rFonts w:ascii="Courier New" w:eastAsia="Courier New" w:hAnsi="Courier New" w:cs="Courier New"/>
-                <w:sz w:val="20"/>
-                <w:szCs w:val="20"/>
-              </w:rPr>
-              <w:t>.AgentController</w:t>
+            <w:r>
+              <w:rPr>
+                <w:rFonts w:ascii="Courier New" w:eastAsia="Courier New" w:hAnsi="Courier New" w:cs="Courier New"/>
+                <w:sz w:val="20"/>
+                <w:szCs w:val="20"/>
+              </w:rPr>
+              <w:t>jade.wrapper.AgentController</w:t>
             </w:r>
             <w:proofErr w:type="spellEnd"/>
             <w:r>
@@ -5225,12 +4278,6 @@
         </w:tc>
       </w:tr>
       <w:tr>
-        <w:tblPrEx>
-          <w:tblCellMar>
-            <w:top w:w="0" w:type="dxa"/>
-            <w:bottom w:w="0" w:type="dxa"/>
-          </w:tblCellMar>
-        </w:tblPrEx>
         <w:tc>
           <w:tcPr>
             <w:tcW w:w="9026" w:type="dxa"/>
@@ -5258,23 +4305,13 @@
               <w:t xml:space="preserve">import </w:t>
             </w:r>
             <w:proofErr w:type="spellStart"/>
-            <w:proofErr w:type="gramStart"/>
-            <w:r>
-              <w:rPr>
-                <w:rFonts w:ascii="Courier New" w:eastAsia="Courier New" w:hAnsi="Courier New" w:cs="Courier New"/>
-                <w:sz w:val="20"/>
-                <w:szCs w:val="20"/>
-              </w:rPr>
-              <w:t>jade.wrapper</w:t>
-            </w:r>
-            <w:proofErr w:type="gramEnd"/>
-            <w:r>
-              <w:rPr>
-                <w:rFonts w:ascii="Courier New" w:eastAsia="Courier New" w:hAnsi="Courier New" w:cs="Courier New"/>
-                <w:sz w:val="20"/>
-                <w:szCs w:val="20"/>
-              </w:rPr>
-              <w:t>.ContainerController</w:t>
+            <w:r>
+              <w:rPr>
+                <w:rFonts w:ascii="Courier New" w:eastAsia="Courier New" w:hAnsi="Courier New" w:cs="Courier New"/>
+                <w:sz w:val="20"/>
+                <w:szCs w:val="20"/>
+              </w:rPr>
+              <w:t>jade.wrapper.ContainerController</w:t>
             </w:r>
             <w:proofErr w:type="spellEnd"/>
             <w:r>
@@ -5289,12 +4326,6 @@
         </w:tc>
       </w:tr>
       <w:tr>
-        <w:tblPrEx>
-          <w:tblCellMar>
-            <w:top w:w="0" w:type="dxa"/>
-            <w:bottom w:w="0" w:type="dxa"/>
-          </w:tblCellMar>
-        </w:tblPrEx>
         <w:tc>
           <w:tcPr>
             <w:tcW w:w="9026" w:type="dxa"/>
@@ -5322,23 +4353,13 @@
               <w:t xml:space="preserve">import </w:t>
             </w:r>
             <w:proofErr w:type="spellStart"/>
-            <w:proofErr w:type="gramStart"/>
-            <w:r>
-              <w:rPr>
-                <w:rFonts w:ascii="Courier New" w:eastAsia="Courier New" w:hAnsi="Courier New" w:cs="Courier New"/>
-                <w:sz w:val="20"/>
-                <w:szCs w:val="20"/>
-              </w:rPr>
-              <w:t>jade.wrapper</w:t>
-            </w:r>
-            <w:proofErr w:type="gramEnd"/>
-            <w:r>
-              <w:rPr>
-                <w:rFonts w:ascii="Courier New" w:eastAsia="Courier New" w:hAnsi="Courier New" w:cs="Courier New"/>
-                <w:sz w:val="20"/>
-                <w:szCs w:val="20"/>
-              </w:rPr>
-              <w:t>.StaleProxyException</w:t>
+            <w:r>
+              <w:rPr>
+                <w:rFonts w:ascii="Courier New" w:eastAsia="Courier New" w:hAnsi="Courier New" w:cs="Courier New"/>
+                <w:sz w:val="20"/>
+                <w:szCs w:val="20"/>
+              </w:rPr>
+              <w:t>jade.wrapper.StaleProxyException</w:t>
             </w:r>
             <w:proofErr w:type="spellEnd"/>
             <w:r>
@@ -5353,12 +4374,6 @@
         </w:tc>
       </w:tr>
       <w:tr>
-        <w:tblPrEx>
-          <w:tblCellMar>
-            <w:top w:w="0" w:type="dxa"/>
-            <w:bottom w:w="0" w:type="dxa"/>
-          </w:tblCellMar>
-        </w:tblPrEx>
         <w:tc>
           <w:tcPr>
             <w:tcW w:w="9026" w:type="dxa"/>
@@ -5389,12 +4404,6 @@
         </w:tc>
       </w:tr>
       <w:tr>
-        <w:tblPrEx>
-          <w:tblCellMar>
-            <w:top w:w="0" w:type="dxa"/>
-            <w:bottom w:w="0" w:type="dxa"/>
-          </w:tblCellMar>
-        </w:tblPrEx>
         <w:tc>
           <w:tcPr>
             <w:tcW w:w="9026" w:type="dxa"/>
@@ -5443,12 +4452,6 @@
         </w:tc>
       </w:tr>
       <w:tr>
-        <w:tblPrEx>
-          <w:tblCellMar>
-            <w:top w:w="0" w:type="dxa"/>
-            <w:bottom w:w="0" w:type="dxa"/>
-          </w:tblCellMar>
-        </w:tblPrEx>
         <w:tc>
           <w:tcPr>
             <w:tcW w:w="9026" w:type="dxa"/>
@@ -5479,55 +4482,31 @@
         </w:tc>
       </w:tr>
       <w:tr>
-        <w:tblPrEx>
-          <w:tblCellMar>
-            <w:top w:w="0" w:type="dxa"/>
-            <w:bottom w:w="0" w:type="dxa"/>
-          </w:tblCellMar>
-        </w:tblPrEx>
-        <w:tc>
-          <w:tcPr>
-            <w:tcW w:w="9026" w:type="dxa"/>
-            <w:tcBorders>
-              <w:top w:val="single" w:sz="4" w:space="0" w:color="CCCCCC"/>
-              <w:left w:val="single" w:sz="4" w:space="0" w:color="CCCCCC"/>
-              <w:bottom w:val="single" w:sz="4" w:space="0" w:color="CCCCCC"/>
-              <w:right w:val="single" w:sz="4" w:space="0" w:color="CCCCCC"/>
-            </w:tcBorders>
-            <w:shd w:val="clear" w:color="auto" w:fill="F5F5F5"/>
-            <w:tcMar>
-              <w:top w:w="40" w:type="dxa"/>
-              <w:left w:w="120" w:type="dxa"/>
-              <w:bottom w:w="40" w:type="dxa"/>
-              <w:right w:w="120" w:type="dxa"/>
-            </w:tcMar>
-          </w:tcPr>
-          <w:p>
-            <w:r>
-              <w:rPr>
-                <w:rFonts w:ascii="Courier New" w:eastAsia="Courier New" w:hAnsi="Courier New" w:cs="Courier New"/>
-                <w:sz w:val="20"/>
-                <w:szCs w:val="20"/>
-              </w:rPr>
-              <w:t xml:space="preserve">    public static void </w:t>
-            </w:r>
-            <w:proofErr w:type="gramStart"/>
-            <w:r>
-              <w:rPr>
-                <w:rFonts w:ascii="Courier New" w:eastAsia="Courier New" w:hAnsi="Courier New" w:cs="Courier New"/>
-                <w:sz w:val="20"/>
-                <w:szCs w:val="20"/>
-              </w:rPr>
-              <w:t>main(String[</w:t>
-            </w:r>
-            <w:proofErr w:type="gramEnd"/>
-            <w:r>
-              <w:rPr>
-                <w:rFonts w:ascii="Courier New" w:eastAsia="Courier New" w:hAnsi="Courier New" w:cs="Courier New"/>
-                <w:sz w:val="20"/>
-                <w:szCs w:val="20"/>
-              </w:rPr>
-              <w:t xml:space="preserve">] </w:t>
+        <w:tc>
+          <w:tcPr>
+            <w:tcW w:w="9026" w:type="dxa"/>
+            <w:tcBorders>
+              <w:top w:val="single" w:sz="4" w:space="0" w:color="CCCCCC"/>
+              <w:left w:val="single" w:sz="4" w:space="0" w:color="CCCCCC"/>
+              <w:bottom w:val="single" w:sz="4" w:space="0" w:color="CCCCCC"/>
+              <w:right w:val="single" w:sz="4" w:space="0" w:color="CCCCCC"/>
+            </w:tcBorders>
+            <w:shd w:val="clear" w:color="auto" w:fill="F5F5F5"/>
+            <w:tcMar>
+              <w:top w:w="40" w:type="dxa"/>
+              <w:left w:w="120" w:type="dxa"/>
+              <w:bottom w:w="40" w:type="dxa"/>
+              <w:right w:w="120" w:type="dxa"/>
+            </w:tcMar>
+          </w:tcPr>
+          <w:p>
+            <w:r>
+              <w:rPr>
+                <w:rFonts w:ascii="Courier New" w:eastAsia="Courier New" w:hAnsi="Courier New" w:cs="Courier New"/>
+                <w:sz w:val="20"/>
+                <w:szCs w:val="20"/>
+              </w:rPr>
+              <w:t xml:space="preserve">    public static void main(String[] </w:t>
             </w:r>
             <w:proofErr w:type="spellStart"/>
             <w:r>
@@ -5551,12 +4530,6 @@
         </w:tc>
       </w:tr>
       <w:tr>
-        <w:tblPrEx>
-          <w:tblCellMar>
-            <w:top w:w="0" w:type="dxa"/>
-            <w:bottom w:w="0" w:type="dxa"/>
-          </w:tblCellMar>
-        </w:tblPrEx>
         <w:tc>
           <w:tcPr>
             <w:tcW w:w="9026" w:type="dxa"/>
@@ -5587,12 +4560,6 @@
         </w:tc>
       </w:tr>
       <w:tr>
-        <w:tblPrEx>
-          <w:tblCellMar>
-            <w:top w:w="0" w:type="dxa"/>
-            <w:bottom w:w="0" w:type="dxa"/>
-          </w:tblCellMar>
-        </w:tblPrEx>
         <w:tc>
           <w:tcPr>
             <w:tcW w:w="9026" w:type="dxa"/>
@@ -5623,12 +4590,6 @@
         </w:tc>
       </w:tr>
       <w:tr>
-        <w:tblPrEx>
-          <w:tblCellMar>
-            <w:top w:w="0" w:type="dxa"/>
-            <w:bottom w:w="0" w:type="dxa"/>
-          </w:tblCellMar>
-        </w:tblPrEx>
         <w:tc>
           <w:tcPr>
             <w:tcW w:w="9026" w:type="dxa"/>
@@ -5677,12 +4638,6 @@
         </w:tc>
       </w:tr>
       <w:tr>
-        <w:tblPrEx>
-          <w:tblCellMar>
-            <w:top w:w="0" w:type="dxa"/>
-            <w:bottom w:w="0" w:type="dxa"/>
-          </w:tblCellMar>
-        </w:tblPrEx>
         <w:tc>
           <w:tcPr>
             <w:tcW w:w="9026" w:type="dxa"/>
@@ -5713,12 +4668,6 @@
         </w:tc>
       </w:tr>
       <w:tr>
-        <w:tblPrEx>
-          <w:tblCellMar>
-            <w:top w:w="0" w:type="dxa"/>
-            <w:bottom w:w="0" w:type="dxa"/>
-          </w:tblCellMar>
-        </w:tblPrEx>
         <w:tc>
           <w:tcPr>
             <w:tcW w:w="9026" w:type="dxa"/>
@@ -5749,12 +4698,6 @@
         </w:tc>
       </w:tr>
       <w:tr>
-        <w:tblPrEx>
-          <w:tblCellMar>
-            <w:top w:w="0" w:type="dxa"/>
-            <w:bottom w:w="0" w:type="dxa"/>
-          </w:tblCellMar>
-        </w:tblPrEx>
         <w:tc>
           <w:tcPr>
             <w:tcW w:w="9026" w:type="dxa"/>
@@ -5800,7 +4743,6 @@
               <w:t xml:space="preserve"> = new </w:t>
             </w:r>
             <w:proofErr w:type="spellStart"/>
-            <w:proofErr w:type="gramStart"/>
             <w:r>
               <w:rPr>
                 <w:rFonts w:ascii="Courier New" w:eastAsia="Courier New" w:hAnsi="Courier New" w:cs="Courier New"/>
@@ -5816,27 +4758,138 @@
                 <w:sz w:val="20"/>
                 <w:szCs w:val="20"/>
               </w:rPr>
+              <w:t>();</w:t>
+            </w:r>
+          </w:p>
+        </w:tc>
+      </w:tr>
+      <w:tr>
+        <w:tc>
+          <w:tcPr>
+            <w:tcW w:w="9026" w:type="dxa"/>
+            <w:tcBorders>
+              <w:top w:val="single" w:sz="4" w:space="0" w:color="CCCCCC"/>
+              <w:left w:val="single" w:sz="4" w:space="0" w:color="CCCCCC"/>
+              <w:bottom w:val="single" w:sz="4" w:space="0" w:color="CCCCCC"/>
+              <w:right w:val="single" w:sz="4" w:space="0" w:color="CCCCCC"/>
+            </w:tcBorders>
+            <w:shd w:val="clear" w:color="auto" w:fill="F5F5F5"/>
+            <w:tcMar>
+              <w:top w:w="40" w:type="dxa"/>
+              <w:left w:w="120" w:type="dxa"/>
+              <w:bottom w:w="40" w:type="dxa"/>
+              <w:right w:w="120" w:type="dxa"/>
+            </w:tcMar>
+          </w:tcPr>
+          <w:p>
+            <w:r>
+              <w:rPr>
+                <w:rFonts w:ascii="Courier New" w:eastAsia="Courier New" w:hAnsi="Courier New" w:cs="Courier New"/>
+                <w:sz w:val="20"/>
+                <w:szCs w:val="20"/>
+              </w:rPr>
+              <w:t xml:space="preserve">        </w:t>
+            </w:r>
+            <w:proofErr w:type="spellStart"/>
+            <w:r>
+              <w:rPr>
+                <w:rFonts w:ascii="Courier New" w:eastAsia="Courier New" w:hAnsi="Courier New" w:cs="Courier New"/>
+                <w:sz w:val="20"/>
+                <w:szCs w:val="20"/>
+              </w:rPr>
+              <w:t>profile.setParameter</w:t>
+            </w:r>
+            <w:proofErr w:type="spellEnd"/>
+            <w:r>
+              <w:rPr>
+                <w:rFonts w:ascii="Courier New" w:eastAsia="Courier New" w:hAnsi="Courier New" w:cs="Courier New"/>
+                <w:sz w:val="20"/>
+                <w:szCs w:val="20"/>
+              </w:rPr>
               <w:t>(</w:t>
             </w:r>
-            <w:proofErr w:type="gramEnd"/>
-            <w:r>
-              <w:rPr>
-                <w:rFonts w:ascii="Courier New" w:eastAsia="Courier New" w:hAnsi="Courier New" w:cs="Courier New"/>
-                <w:sz w:val="20"/>
-                <w:szCs w:val="20"/>
-              </w:rPr>
-              <w:t>);</w:t>
-            </w:r>
-          </w:p>
-        </w:tc>
-      </w:tr>
-      <w:tr>
-        <w:tblPrEx>
-          <w:tblCellMar>
-            <w:top w:w="0" w:type="dxa"/>
-            <w:bottom w:w="0" w:type="dxa"/>
-          </w:tblCellMar>
-        </w:tblPrEx>
+            <w:proofErr w:type="spellStart"/>
+            <w:r>
+              <w:rPr>
+                <w:rFonts w:ascii="Courier New" w:eastAsia="Courier New" w:hAnsi="Courier New" w:cs="Courier New"/>
+                <w:sz w:val="20"/>
+                <w:szCs w:val="20"/>
+              </w:rPr>
+              <w:t>Profile.GUI</w:t>
+            </w:r>
+            <w:proofErr w:type="spellEnd"/>
+            <w:r>
+              <w:rPr>
+                <w:rFonts w:ascii="Courier New" w:eastAsia="Courier New" w:hAnsi="Courier New" w:cs="Courier New"/>
+                <w:sz w:val="20"/>
+                <w:szCs w:val="20"/>
+              </w:rPr>
+              <w:t>, "true");</w:t>
+            </w:r>
+          </w:p>
+        </w:tc>
+      </w:tr>
+      <w:tr>
+        <w:tc>
+          <w:tcPr>
+            <w:tcW w:w="9026" w:type="dxa"/>
+            <w:tcBorders>
+              <w:top w:val="single" w:sz="4" w:space="0" w:color="CCCCCC"/>
+              <w:left w:val="single" w:sz="4" w:space="0" w:color="CCCCCC"/>
+              <w:bottom w:val="single" w:sz="4" w:space="0" w:color="CCCCCC"/>
+              <w:right w:val="single" w:sz="4" w:space="0" w:color="CCCCCC"/>
+            </w:tcBorders>
+            <w:shd w:val="clear" w:color="auto" w:fill="F5F5F5"/>
+            <w:tcMar>
+              <w:top w:w="40" w:type="dxa"/>
+              <w:left w:w="120" w:type="dxa"/>
+              <w:bottom w:w="40" w:type="dxa"/>
+              <w:right w:w="120" w:type="dxa"/>
+            </w:tcMar>
+          </w:tcPr>
+          <w:p>
+            <w:r>
+              <w:rPr>
+                <w:rFonts w:ascii="Courier New" w:eastAsia="Courier New" w:hAnsi="Courier New" w:cs="Courier New"/>
+                <w:sz w:val="20"/>
+                <w:szCs w:val="20"/>
+              </w:rPr>
+              <w:t xml:space="preserve"> </w:t>
+            </w:r>
+          </w:p>
+        </w:tc>
+      </w:tr>
+      <w:tr>
+        <w:tc>
+          <w:tcPr>
+            <w:tcW w:w="9026" w:type="dxa"/>
+            <w:tcBorders>
+              <w:top w:val="single" w:sz="4" w:space="0" w:color="CCCCCC"/>
+              <w:left w:val="single" w:sz="4" w:space="0" w:color="CCCCCC"/>
+              <w:bottom w:val="single" w:sz="4" w:space="0" w:color="CCCCCC"/>
+              <w:right w:val="single" w:sz="4" w:space="0" w:color="CCCCCC"/>
+            </w:tcBorders>
+            <w:shd w:val="clear" w:color="auto" w:fill="F5F5F5"/>
+            <w:tcMar>
+              <w:top w:w="40" w:type="dxa"/>
+              <w:left w:w="120" w:type="dxa"/>
+              <w:bottom w:w="40" w:type="dxa"/>
+              <w:right w:w="120" w:type="dxa"/>
+            </w:tcMar>
+          </w:tcPr>
+          <w:p>
+            <w:r>
+              <w:rPr>
+                <w:rFonts w:ascii="Courier New" w:eastAsia="Courier New" w:hAnsi="Courier New" w:cs="Courier New"/>
+                <w:sz w:val="20"/>
+                <w:szCs w:val="20"/>
+              </w:rPr>
+              <w:t xml:space="preserve">        // Create the main container</w:t>
+            </w:r>
+          </w:p>
+        </w:tc>
+      </w:tr>
+      <w:tr>
         <w:tc>
           <w:tcPr>
             <w:tcW w:w="9026" w:type="dxa"/>
@@ -5864,17 +4917,207 @@
               <w:t xml:space="preserve">        </w:t>
             </w:r>
             <w:proofErr w:type="spellStart"/>
-            <w:proofErr w:type="gramStart"/>
-            <w:r>
-              <w:rPr>
-                <w:rFonts w:ascii="Courier New" w:eastAsia="Courier New" w:hAnsi="Courier New" w:cs="Courier New"/>
-                <w:sz w:val="20"/>
-                <w:szCs w:val="20"/>
-              </w:rPr>
-              <w:t>profile.setParameter</w:t>
+            <w:r>
+              <w:rPr>
+                <w:rFonts w:ascii="Courier New" w:eastAsia="Courier New" w:hAnsi="Courier New" w:cs="Courier New"/>
+                <w:sz w:val="20"/>
+                <w:szCs w:val="20"/>
+              </w:rPr>
+              <w:t>ContainerController</w:t>
             </w:r>
             <w:proofErr w:type="spellEnd"/>
-            <w:proofErr w:type="gramEnd"/>
+            <w:r>
+              <w:rPr>
+                <w:rFonts w:ascii="Courier New" w:eastAsia="Courier New" w:hAnsi="Courier New" w:cs="Courier New"/>
+                <w:sz w:val="20"/>
+                <w:szCs w:val="20"/>
+              </w:rPr>
+              <w:t xml:space="preserve"> cc = </w:t>
+            </w:r>
+            <w:proofErr w:type="spellStart"/>
+            <w:r>
+              <w:rPr>
+                <w:rFonts w:ascii="Courier New" w:eastAsia="Courier New" w:hAnsi="Courier New" w:cs="Courier New"/>
+                <w:sz w:val="20"/>
+                <w:szCs w:val="20"/>
+              </w:rPr>
+              <w:t>rt.createMainContainer</w:t>
+            </w:r>
+            <w:proofErr w:type="spellEnd"/>
+            <w:r>
+              <w:rPr>
+                <w:rFonts w:ascii="Courier New" w:eastAsia="Courier New" w:hAnsi="Courier New" w:cs="Courier New"/>
+                <w:sz w:val="20"/>
+                <w:szCs w:val="20"/>
+              </w:rPr>
+              <w:t>(profile);</w:t>
+            </w:r>
+          </w:p>
+        </w:tc>
+      </w:tr>
+      <w:tr>
+        <w:tc>
+          <w:tcPr>
+            <w:tcW w:w="9026" w:type="dxa"/>
+            <w:tcBorders>
+              <w:top w:val="single" w:sz="4" w:space="0" w:color="CCCCCC"/>
+              <w:left w:val="single" w:sz="4" w:space="0" w:color="CCCCCC"/>
+              <w:bottom w:val="single" w:sz="4" w:space="0" w:color="CCCCCC"/>
+              <w:right w:val="single" w:sz="4" w:space="0" w:color="CCCCCC"/>
+            </w:tcBorders>
+            <w:shd w:val="clear" w:color="auto" w:fill="F5F5F5"/>
+            <w:tcMar>
+              <w:top w:w="40" w:type="dxa"/>
+              <w:left w:w="120" w:type="dxa"/>
+              <w:bottom w:w="40" w:type="dxa"/>
+              <w:right w:w="120" w:type="dxa"/>
+            </w:tcMar>
+          </w:tcPr>
+          <w:p>
+            <w:r>
+              <w:rPr>
+                <w:rFonts w:ascii="Courier New" w:eastAsia="Courier New" w:hAnsi="Courier New" w:cs="Courier New"/>
+                <w:sz w:val="20"/>
+                <w:szCs w:val="20"/>
+              </w:rPr>
+              <w:t xml:space="preserve"> </w:t>
+            </w:r>
+          </w:p>
+        </w:tc>
+      </w:tr>
+      <w:tr>
+        <w:tc>
+          <w:tcPr>
+            <w:tcW w:w="9026" w:type="dxa"/>
+            <w:tcBorders>
+              <w:top w:val="single" w:sz="4" w:space="0" w:color="CCCCCC"/>
+              <w:left w:val="single" w:sz="4" w:space="0" w:color="CCCCCC"/>
+              <w:bottom w:val="single" w:sz="4" w:space="0" w:color="CCCCCC"/>
+              <w:right w:val="single" w:sz="4" w:space="0" w:color="CCCCCC"/>
+            </w:tcBorders>
+            <w:shd w:val="clear" w:color="auto" w:fill="F5F5F5"/>
+            <w:tcMar>
+              <w:top w:w="40" w:type="dxa"/>
+              <w:left w:w="120" w:type="dxa"/>
+              <w:bottom w:w="40" w:type="dxa"/>
+              <w:right w:w="120" w:type="dxa"/>
+            </w:tcMar>
+          </w:tcPr>
+          <w:p>
+            <w:r>
+              <w:rPr>
+                <w:rFonts w:ascii="Courier New" w:eastAsia="Courier New" w:hAnsi="Courier New" w:cs="Courier New"/>
+                <w:sz w:val="20"/>
+                <w:szCs w:val="20"/>
+              </w:rPr>
+              <w:t xml:space="preserve">        try {</w:t>
+            </w:r>
+          </w:p>
+        </w:tc>
+      </w:tr>
+      <w:tr>
+        <w:tc>
+          <w:tcPr>
+            <w:tcW w:w="9026" w:type="dxa"/>
+            <w:tcBorders>
+              <w:top w:val="single" w:sz="4" w:space="0" w:color="CCCCCC"/>
+              <w:left w:val="single" w:sz="4" w:space="0" w:color="CCCCCC"/>
+              <w:bottom w:val="single" w:sz="4" w:space="0" w:color="CCCCCC"/>
+              <w:right w:val="single" w:sz="4" w:space="0" w:color="CCCCCC"/>
+            </w:tcBorders>
+            <w:shd w:val="clear" w:color="auto" w:fill="F5F5F5"/>
+            <w:tcMar>
+              <w:top w:w="40" w:type="dxa"/>
+              <w:left w:w="120" w:type="dxa"/>
+              <w:bottom w:w="40" w:type="dxa"/>
+              <w:right w:w="120" w:type="dxa"/>
+            </w:tcMar>
+          </w:tcPr>
+          <w:p>
+            <w:r>
+              <w:rPr>
+                <w:rFonts w:ascii="Courier New" w:eastAsia="Courier New" w:hAnsi="Courier New" w:cs="Courier New"/>
+                <w:sz w:val="20"/>
+                <w:szCs w:val="20"/>
+              </w:rPr>
+              <w:t xml:space="preserve">            // Exercise 3: Launch </w:t>
+            </w:r>
+            <w:proofErr w:type="spellStart"/>
+            <w:r>
+              <w:rPr>
+                <w:rFonts w:ascii="Courier New" w:eastAsia="Courier New" w:hAnsi="Courier New" w:cs="Courier New"/>
+                <w:sz w:val="20"/>
+                <w:szCs w:val="20"/>
+              </w:rPr>
+              <w:t>AgDisplay</w:t>
+            </w:r>
+            <w:proofErr w:type="spellEnd"/>
+            <w:r>
+              <w:rPr>
+                <w:rFonts w:ascii="Courier New" w:eastAsia="Courier New" w:hAnsi="Courier New" w:cs="Courier New"/>
+                <w:sz w:val="20"/>
+                <w:szCs w:val="20"/>
+              </w:rPr>
+              <w:t xml:space="preserve"> agent programmatically</w:t>
+            </w:r>
+          </w:p>
+        </w:tc>
+      </w:tr>
+      <w:tr>
+        <w:tc>
+          <w:tcPr>
+            <w:tcW w:w="9026" w:type="dxa"/>
+            <w:tcBorders>
+              <w:top w:val="single" w:sz="4" w:space="0" w:color="CCCCCC"/>
+              <w:left w:val="single" w:sz="4" w:space="0" w:color="CCCCCC"/>
+              <w:bottom w:val="single" w:sz="4" w:space="0" w:color="CCCCCC"/>
+              <w:right w:val="single" w:sz="4" w:space="0" w:color="CCCCCC"/>
+            </w:tcBorders>
+            <w:shd w:val="clear" w:color="auto" w:fill="F5F5F5"/>
+            <w:tcMar>
+              <w:top w:w="40" w:type="dxa"/>
+              <w:left w:w="120" w:type="dxa"/>
+              <w:bottom w:w="40" w:type="dxa"/>
+              <w:right w:w="120" w:type="dxa"/>
+            </w:tcMar>
+          </w:tcPr>
+          <w:p>
+            <w:r>
+              <w:rPr>
+                <w:rFonts w:ascii="Courier New" w:eastAsia="Courier New" w:hAnsi="Courier New" w:cs="Courier New"/>
+                <w:sz w:val="20"/>
+                <w:szCs w:val="20"/>
+              </w:rPr>
+              <w:t xml:space="preserve">            </w:t>
+            </w:r>
+            <w:proofErr w:type="spellStart"/>
+            <w:r>
+              <w:rPr>
+                <w:rFonts w:ascii="Courier New" w:eastAsia="Courier New" w:hAnsi="Courier New" w:cs="Courier New"/>
+                <w:sz w:val="20"/>
+                <w:szCs w:val="20"/>
+              </w:rPr>
+              <w:t>AgentController</w:t>
+            </w:r>
+            <w:proofErr w:type="spellEnd"/>
+            <w:r>
+              <w:rPr>
+                <w:rFonts w:ascii="Courier New" w:eastAsia="Courier New" w:hAnsi="Courier New" w:cs="Courier New"/>
+                <w:sz w:val="20"/>
+                <w:szCs w:val="20"/>
+              </w:rPr>
+              <w:t xml:space="preserve"> ag1 = </w:t>
+            </w:r>
+            <w:proofErr w:type="spellStart"/>
+            <w:r>
+              <w:rPr>
+                <w:rFonts w:ascii="Courier New" w:eastAsia="Courier New" w:hAnsi="Courier New" w:cs="Courier New"/>
+                <w:sz w:val="20"/>
+                <w:szCs w:val="20"/>
+              </w:rPr>
+              <w:t>cc.createNewAgent</w:t>
+            </w:r>
+            <w:proofErr w:type="spellEnd"/>
             <w:r>
               <w:rPr>
                 <w:rFonts w:ascii="Courier New" w:eastAsia="Courier New" w:hAnsi="Courier New" w:cs="Courier New"/>
@@ -5883,380 +5126,10 @@
               </w:rPr>
               <w:t>(</w:t>
             </w:r>
-            <w:proofErr w:type="spellStart"/>
-            <w:r>
-              <w:rPr>
-                <w:rFonts w:ascii="Courier New" w:eastAsia="Courier New" w:hAnsi="Courier New" w:cs="Courier New"/>
-                <w:sz w:val="20"/>
-                <w:szCs w:val="20"/>
-              </w:rPr>
-              <w:t>Profile.GUI</w:t>
-            </w:r>
-            <w:proofErr w:type="spellEnd"/>
-            <w:r>
-              <w:rPr>
-                <w:rFonts w:ascii="Courier New" w:eastAsia="Courier New" w:hAnsi="Courier New" w:cs="Courier New"/>
-                <w:sz w:val="20"/>
-                <w:szCs w:val="20"/>
-              </w:rPr>
-              <w:t>, "true");</w:t>
-            </w:r>
-          </w:p>
-        </w:tc>
-      </w:tr>
-      <w:tr>
-        <w:tblPrEx>
-          <w:tblCellMar>
-            <w:top w:w="0" w:type="dxa"/>
-            <w:bottom w:w="0" w:type="dxa"/>
-          </w:tblCellMar>
-        </w:tblPrEx>
-        <w:tc>
-          <w:tcPr>
-            <w:tcW w:w="9026" w:type="dxa"/>
-            <w:tcBorders>
-              <w:top w:val="single" w:sz="4" w:space="0" w:color="CCCCCC"/>
-              <w:left w:val="single" w:sz="4" w:space="0" w:color="CCCCCC"/>
-              <w:bottom w:val="single" w:sz="4" w:space="0" w:color="CCCCCC"/>
-              <w:right w:val="single" w:sz="4" w:space="0" w:color="CCCCCC"/>
-            </w:tcBorders>
-            <w:shd w:val="clear" w:color="auto" w:fill="F5F5F5"/>
-            <w:tcMar>
-              <w:top w:w="40" w:type="dxa"/>
-              <w:left w:w="120" w:type="dxa"/>
-              <w:bottom w:w="40" w:type="dxa"/>
-              <w:right w:w="120" w:type="dxa"/>
-            </w:tcMar>
-          </w:tcPr>
-          <w:p>
-            <w:r>
-              <w:rPr>
-                <w:rFonts w:ascii="Courier New" w:eastAsia="Courier New" w:hAnsi="Courier New" w:cs="Courier New"/>
-                <w:sz w:val="20"/>
-                <w:szCs w:val="20"/>
-              </w:rPr>
-              <w:t xml:space="preserve"> </w:t>
-            </w:r>
-          </w:p>
-        </w:tc>
-      </w:tr>
-      <w:tr>
-        <w:tblPrEx>
-          <w:tblCellMar>
-            <w:top w:w="0" w:type="dxa"/>
-            <w:bottom w:w="0" w:type="dxa"/>
-          </w:tblCellMar>
-        </w:tblPrEx>
-        <w:tc>
-          <w:tcPr>
-            <w:tcW w:w="9026" w:type="dxa"/>
-            <w:tcBorders>
-              <w:top w:val="single" w:sz="4" w:space="0" w:color="CCCCCC"/>
-              <w:left w:val="single" w:sz="4" w:space="0" w:color="CCCCCC"/>
-              <w:bottom w:val="single" w:sz="4" w:space="0" w:color="CCCCCC"/>
-              <w:right w:val="single" w:sz="4" w:space="0" w:color="CCCCCC"/>
-            </w:tcBorders>
-            <w:shd w:val="clear" w:color="auto" w:fill="F5F5F5"/>
-            <w:tcMar>
-              <w:top w:w="40" w:type="dxa"/>
-              <w:left w:w="120" w:type="dxa"/>
-              <w:bottom w:w="40" w:type="dxa"/>
-              <w:right w:w="120" w:type="dxa"/>
-            </w:tcMar>
-          </w:tcPr>
-          <w:p>
-            <w:r>
-              <w:rPr>
-                <w:rFonts w:ascii="Courier New" w:eastAsia="Courier New" w:hAnsi="Courier New" w:cs="Courier New"/>
-                <w:sz w:val="20"/>
-                <w:szCs w:val="20"/>
-              </w:rPr>
-              <w:t xml:space="preserve">        // Create the main container</w:t>
-            </w:r>
-          </w:p>
-        </w:tc>
-      </w:tr>
-      <w:tr>
-        <w:tblPrEx>
-          <w:tblCellMar>
-            <w:top w:w="0" w:type="dxa"/>
-            <w:bottom w:w="0" w:type="dxa"/>
-          </w:tblCellMar>
-        </w:tblPrEx>
-        <w:tc>
-          <w:tcPr>
-            <w:tcW w:w="9026" w:type="dxa"/>
-            <w:tcBorders>
-              <w:top w:val="single" w:sz="4" w:space="0" w:color="CCCCCC"/>
-              <w:left w:val="single" w:sz="4" w:space="0" w:color="CCCCCC"/>
-              <w:bottom w:val="single" w:sz="4" w:space="0" w:color="CCCCCC"/>
-              <w:right w:val="single" w:sz="4" w:space="0" w:color="CCCCCC"/>
-            </w:tcBorders>
-            <w:shd w:val="clear" w:color="auto" w:fill="F5F5F5"/>
-            <w:tcMar>
-              <w:top w:w="40" w:type="dxa"/>
-              <w:left w:w="120" w:type="dxa"/>
-              <w:bottom w:w="40" w:type="dxa"/>
-              <w:right w:w="120" w:type="dxa"/>
-            </w:tcMar>
-          </w:tcPr>
-          <w:p>
-            <w:r>
-              <w:rPr>
-                <w:rFonts w:ascii="Courier New" w:eastAsia="Courier New" w:hAnsi="Courier New" w:cs="Courier New"/>
-                <w:sz w:val="20"/>
-                <w:szCs w:val="20"/>
-              </w:rPr>
-              <w:t xml:space="preserve">        </w:t>
-            </w:r>
-            <w:proofErr w:type="spellStart"/>
-            <w:r>
-              <w:rPr>
-                <w:rFonts w:ascii="Courier New" w:eastAsia="Courier New" w:hAnsi="Courier New" w:cs="Courier New"/>
-                <w:sz w:val="20"/>
-                <w:szCs w:val="20"/>
-              </w:rPr>
-              <w:t>ContainerController</w:t>
-            </w:r>
-            <w:proofErr w:type="spellEnd"/>
-            <w:r>
-              <w:rPr>
-                <w:rFonts w:ascii="Courier New" w:eastAsia="Courier New" w:hAnsi="Courier New" w:cs="Courier New"/>
-                <w:sz w:val="20"/>
-                <w:szCs w:val="20"/>
-              </w:rPr>
-              <w:t xml:space="preserve"> cc = </w:t>
-            </w:r>
-            <w:proofErr w:type="spellStart"/>
-            <w:proofErr w:type="gramStart"/>
-            <w:r>
-              <w:rPr>
-                <w:rFonts w:ascii="Courier New" w:eastAsia="Courier New" w:hAnsi="Courier New" w:cs="Courier New"/>
-                <w:sz w:val="20"/>
-                <w:szCs w:val="20"/>
-              </w:rPr>
-              <w:t>rt.createMainContainer</w:t>
-            </w:r>
-            <w:proofErr w:type="spellEnd"/>
-            <w:proofErr w:type="gramEnd"/>
-            <w:r>
-              <w:rPr>
-                <w:rFonts w:ascii="Courier New" w:eastAsia="Courier New" w:hAnsi="Courier New" w:cs="Courier New"/>
-                <w:sz w:val="20"/>
-                <w:szCs w:val="20"/>
-              </w:rPr>
-              <w:t>(profile);</w:t>
-            </w:r>
-          </w:p>
-        </w:tc>
-      </w:tr>
-      <w:tr>
-        <w:tblPrEx>
-          <w:tblCellMar>
-            <w:top w:w="0" w:type="dxa"/>
-            <w:bottom w:w="0" w:type="dxa"/>
-          </w:tblCellMar>
-        </w:tblPrEx>
-        <w:tc>
-          <w:tcPr>
-            <w:tcW w:w="9026" w:type="dxa"/>
-            <w:tcBorders>
-              <w:top w:val="single" w:sz="4" w:space="0" w:color="CCCCCC"/>
-              <w:left w:val="single" w:sz="4" w:space="0" w:color="CCCCCC"/>
-              <w:bottom w:val="single" w:sz="4" w:space="0" w:color="CCCCCC"/>
-              <w:right w:val="single" w:sz="4" w:space="0" w:color="CCCCCC"/>
-            </w:tcBorders>
-            <w:shd w:val="clear" w:color="auto" w:fill="F5F5F5"/>
-            <w:tcMar>
-              <w:top w:w="40" w:type="dxa"/>
-              <w:left w:w="120" w:type="dxa"/>
-              <w:bottom w:w="40" w:type="dxa"/>
-              <w:right w:w="120" w:type="dxa"/>
-            </w:tcMar>
-          </w:tcPr>
-          <w:p>
-            <w:r>
-              <w:rPr>
-                <w:rFonts w:ascii="Courier New" w:eastAsia="Courier New" w:hAnsi="Courier New" w:cs="Courier New"/>
-                <w:sz w:val="20"/>
-                <w:szCs w:val="20"/>
-              </w:rPr>
-              <w:t xml:space="preserve"> </w:t>
-            </w:r>
-          </w:p>
-        </w:tc>
-      </w:tr>
-      <w:tr>
-        <w:tblPrEx>
-          <w:tblCellMar>
-            <w:top w:w="0" w:type="dxa"/>
-            <w:bottom w:w="0" w:type="dxa"/>
-          </w:tblCellMar>
-        </w:tblPrEx>
-        <w:tc>
-          <w:tcPr>
-            <w:tcW w:w="9026" w:type="dxa"/>
-            <w:tcBorders>
-              <w:top w:val="single" w:sz="4" w:space="0" w:color="CCCCCC"/>
-              <w:left w:val="single" w:sz="4" w:space="0" w:color="CCCCCC"/>
-              <w:bottom w:val="single" w:sz="4" w:space="0" w:color="CCCCCC"/>
-              <w:right w:val="single" w:sz="4" w:space="0" w:color="CCCCCC"/>
-            </w:tcBorders>
-            <w:shd w:val="clear" w:color="auto" w:fill="F5F5F5"/>
-            <w:tcMar>
-              <w:top w:w="40" w:type="dxa"/>
-              <w:left w:w="120" w:type="dxa"/>
-              <w:bottom w:w="40" w:type="dxa"/>
-              <w:right w:w="120" w:type="dxa"/>
-            </w:tcMar>
-          </w:tcPr>
-          <w:p>
-            <w:r>
-              <w:rPr>
-                <w:rFonts w:ascii="Courier New" w:eastAsia="Courier New" w:hAnsi="Courier New" w:cs="Courier New"/>
-                <w:sz w:val="20"/>
-                <w:szCs w:val="20"/>
-              </w:rPr>
-              <w:t xml:space="preserve">        try {</w:t>
-            </w:r>
-          </w:p>
-        </w:tc>
-      </w:tr>
-      <w:tr>
-        <w:tblPrEx>
-          <w:tblCellMar>
-            <w:top w:w="0" w:type="dxa"/>
-            <w:bottom w:w="0" w:type="dxa"/>
-          </w:tblCellMar>
-        </w:tblPrEx>
-        <w:tc>
-          <w:tcPr>
-            <w:tcW w:w="9026" w:type="dxa"/>
-            <w:tcBorders>
-              <w:top w:val="single" w:sz="4" w:space="0" w:color="CCCCCC"/>
-              <w:left w:val="single" w:sz="4" w:space="0" w:color="CCCCCC"/>
-              <w:bottom w:val="single" w:sz="4" w:space="0" w:color="CCCCCC"/>
-              <w:right w:val="single" w:sz="4" w:space="0" w:color="CCCCCC"/>
-            </w:tcBorders>
-            <w:shd w:val="clear" w:color="auto" w:fill="F5F5F5"/>
-            <w:tcMar>
-              <w:top w:w="40" w:type="dxa"/>
-              <w:left w:w="120" w:type="dxa"/>
-              <w:bottom w:w="40" w:type="dxa"/>
-              <w:right w:w="120" w:type="dxa"/>
-            </w:tcMar>
-          </w:tcPr>
-          <w:p>
-            <w:r>
-              <w:rPr>
-                <w:rFonts w:ascii="Courier New" w:eastAsia="Courier New" w:hAnsi="Courier New" w:cs="Courier New"/>
-                <w:sz w:val="20"/>
-                <w:szCs w:val="20"/>
-              </w:rPr>
-              <w:t xml:space="preserve">            // Exercise 3: Launch </w:t>
-            </w:r>
-            <w:proofErr w:type="spellStart"/>
-            <w:r>
-              <w:rPr>
-                <w:rFonts w:ascii="Courier New" w:eastAsia="Courier New" w:hAnsi="Courier New" w:cs="Courier New"/>
-                <w:sz w:val="20"/>
-                <w:szCs w:val="20"/>
-              </w:rPr>
-              <w:t>AgDisplay</w:t>
-            </w:r>
-            <w:proofErr w:type="spellEnd"/>
-            <w:r>
-              <w:rPr>
-                <w:rFonts w:ascii="Courier New" w:eastAsia="Courier New" w:hAnsi="Courier New" w:cs="Courier New"/>
-                <w:sz w:val="20"/>
-                <w:szCs w:val="20"/>
-              </w:rPr>
-              <w:t xml:space="preserve"> agent programmatically</w:t>
-            </w:r>
-          </w:p>
-        </w:tc>
-      </w:tr>
-      <w:tr>
-        <w:tblPrEx>
-          <w:tblCellMar>
-            <w:top w:w="0" w:type="dxa"/>
-            <w:bottom w:w="0" w:type="dxa"/>
-          </w:tblCellMar>
-        </w:tblPrEx>
-        <w:tc>
-          <w:tcPr>
-            <w:tcW w:w="9026" w:type="dxa"/>
-            <w:tcBorders>
-              <w:top w:val="single" w:sz="4" w:space="0" w:color="CCCCCC"/>
-              <w:left w:val="single" w:sz="4" w:space="0" w:color="CCCCCC"/>
-              <w:bottom w:val="single" w:sz="4" w:space="0" w:color="CCCCCC"/>
-              <w:right w:val="single" w:sz="4" w:space="0" w:color="CCCCCC"/>
-            </w:tcBorders>
-            <w:shd w:val="clear" w:color="auto" w:fill="F5F5F5"/>
-            <w:tcMar>
-              <w:top w:w="40" w:type="dxa"/>
-              <w:left w:w="120" w:type="dxa"/>
-              <w:bottom w:w="40" w:type="dxa"/>
-              <w:right w:w="120" w:type="dxa"/>
-            </w:tcMar>
-          </w:tcPr>
-          <w:p>
-            <w:r>
-              <w:rPr>
-                <w:rFonts w:ascii="Courier New" w:eastAsia="Courier New" w:hAnsi="Courier New" w:cs="Courier New"/>
-                <w:sz w:val="20"/>
-                <w:szCs w:val="20"/>
-              </w:rPr>
-              <w:t xml:space="preserve">            </w:t>
-            </w:r>
-            <w:proofErr w:type="spellStart"/>
-            <w:r>
-              <w:rPr>
-                <w:rFonts w:ascii="Courier New" w:eastAsia="Courier New" w:hAnsi="Courier New" w:cs="Courier New"/>
-                <w:sz w:val="20"/>
-                <w:szCs w:val="20"/>
-              </w:rPr>
-              <w:t>AgentController</w:t>
-            </w:r>
-            <w:proofErr w:type="spellEnd"/>
-            <w:r>
-              <w:rPr>
-                <w:rFonts w:ascii="Courier New" w:eastAsia="Courier New" w:hAnsi="Courier New" w:cs="Courier New"/>
-                <w:sz w:val="20"/>
-                <w:szCs w:val="20"/>
-              </w:rPr>
-              <w:t xml:space="preserve"> ag1 = </w:t>
-            </w:r>
-            <w:proofErr w:type="spellStart"/>
-            <w:proofErr w:type="gramStart"/>
-            <w:r>
-              <w:rPr>
-                <w:rFonts w:ascii="Courier New" w:eastAsia="Courier New" w:hAnsi="Courier New" w:cs="Courier New"/>
-                <w:sz w:val="20"/>
-                <w:szCs w:val="20"/>
-              </w:rPr>
-              <w:t>cc.createNewAgent</w:t>
-            </w:r>
-            <w:proofErr w:type="spellEnd"/>
-            <w:proofErr w:type="gramEnd"/>
-            <w:r>
-              <w:rPr>
-                <w:rFonts w:ascii="Courier New" w:eastAsia="Courier New" w:hAnsi="Courier New" w:cs="Courier New"/>
-                <w:sz w:val="20"/>
-                <w:szCs w:val="20"/>
-              </w:rPr>
-              <w:t>(</w:t>
-            </w:r>
-          </w:p>
-        </w:tc>
-      </w:tr>
-      <w:tr>
-        <w:tblPrEx>
-          <w:tblCellMar>
-            <w:top w:w="0" w:type="dxa"/>
-            <w:bottom w:w="0" w:type="dxa"/>
-          </w:tblCellMar>
-        </w:tblPrEx>
+          </w:p>
+        </w:tc>
+      </w:tr>
+      <w:tr>
         <w:tc>
           <w:tcPr>
             <w:tcW w:w="9026" w:type="dxa"/>
@@ -6287,66 +5160,36 @@
         </w:tc>
       </w:tr>
       <w:tr>
-        <w:tblPrEx>
-          <w:tblCellMar>
-            <w:top w:w="0" w:type="dxa"/>
-            <w:bottom w:w="0" w:type="dxa"/>
-          </w:tblCellMar>
-        </w:tblPrEx>
-        <w:tc>
-          <w:tcPr>
-            <w:tcW w:w="9026" w:type="dxa"/>
-            <w:tcBorders>
-              <w:top w:val="single" w:sz="4" w:space="0" w:color="CCCCCC"/>
-              <w:left w:val="single" w:sz="4" w:space="0" w:color="CCCCCC"/>
-              <w:bottom w:val="single" w:sz="4" w:space="0" w:color="CCCCCC"/>
-              <w:right w:val="single" w:sz="4" w:space="0" w:color="CCCCCC"/>
-            </w:tcBorders>
-            <w:shd w:val="clear" w:color="auto" w:fill="F5F5F5"/>
-            <w:tcMar>
-              <w:top w:w="40" w:type="dxa"/>
-              <w:left w:w="120" w:type="dxa"/>
-              <w:bottom w:w="40" w:type="dxa"/>
-              <w:right w:w="120" w:type="dxa"/>
-            </w:tcMar>
-          </w:tcPr>
-          <w:p>
-            <w:r>
-              <w:rPr>
-                <w:rFonts w:ascii="Courier New" w:eastAsia="Courier New" w:hAnsi="Courier New" w:cs="Courier New"/>
-                <w:sz w:val="20"/>
-                <w:szCs w:val="20"/>
-              </w:rPr>
-              <w:t xml:space="preserve">                "</w:t>
-            </w:r>
-            <w:proofErr w:type="gramStart"/>
-            <w:r>
-              <w:rPr>
-                <w:rFonts w:ascii="Courier New" w:eastAsia="Courier New" w:hAnsi="Courier New" w:cs="Courier New"/>
-                <w:sz w:val="20"/>
-                <w:szCs w:val="20"/>
-              </w:rPr>
-              <w:t>tech</w:t>
-            </w:r>
-            <w:proofErr w:type="gramEnd"/>
-            <w:r>
-              <w:rPr>
-                <w:rFonts w:ascii="Courier New" w:eastAsia="Courier New" w:hAnsi="Courier New" w:cs="Courier New"/>
-                <w:sz w:val="20"/>
-                <w:szCs w:val="20"/>
-              </w:rPr>
-              <w:t>_agent_tp1.AgDisplay",</w:t>
-            </w:r>
-          </w:p>
-        </w:tc>
-      </w:tr>
-      <w:tr>
-        <w:tblPrEx>
-          <w:tblCellMar>
-            <w:top w:w="0" w:type="dxa"/>
-            <w:bottom w:w="0" w:type="dxa"/>
-          </w:tblCellMar>
-        </w:tblPrEx>
+        <w:tc>
+          <w:tcPr>
+            <w:tcW w:w="9026" w:type="dxa"/>
+            <w:tcBorders>
+              <w:top w:val="single" w:sz="4" w:space="0" w:color="CCCCCC"/>
+              <w:left w:val="single" w:sz="4" w:space="0" w:color="CCCCCC"/>
+              <w:bottom w:val="single" w:sz="4" w:space="0" w:color="CCCCCC"/>
+              <w:right w:val="single" w:sz="4" w:space="0" w:color="CCCCCC"/>
+            </w:tcBorders>
+            <w:shd w:val="clear" w:color="auto" w:fill="F5F5F5"/>
+            <w:tcMar>
+              <w:top w:w="40" w:type="dxa"/>
+              <w:left w:w="120" w:type="dxa"/>
+              <w:bottom w:w="40" w:type="dxa"/>
+              <w:right w:w="120" w:type="dxa"/>
+            </w:tcMar>
+          </w:tcPr>
+          <w:p>
+            <w:r>
+              <w:rPr>
+                <w:rFonts w:ascii="Courier New" w:eastAsia="Courier New" w:hAnsi="Courier New" w:cs="Courier New"/>
+                <w:sz w:val="20"/>
+                <w:szCs w:val="20"/>
+              </w:rPr>
+              <w:t xml:space="preserve">                "tech_agent_tp1.AgDisplay",</w:t>
+            </w:r>
+          </w:p>
+        </w:tc>
+      </w:tr>
+      <w:tr>
         <w:tc>
           <w:tcPr>
             <w:tcW w:w="9026" w:type="dxa"/>
@@ -6377,12 +5220,6 @@
         </w:tc>
       </w:tr>
       <w:tr>
-        <w:tblPrEx>
-          <w:tblCellMar>
-            <w:top w:w="0" w:type="dxa"/>
-            <w:bottom w:w="0" w:type="dxa"/>
-          </w:tblCellMar>
-        </w:tblPrEx>
         <w:tc>
           <w:tcPr>
             <w:tcW w:w="9026" w:type="dxa"/>
@@ -6413,12 +5250,6 @@
         </w:tc>
       </w:tr>
       <w:tr>
-        <w:tblPrEx>
-          <w:tblCellMar>
-            <w:top w:w="0" w:type="dxa"/>
-            <w:bottom w:w="0" w:type="dxa"/>
-          </w:tblCellMar>
-        </w:tblPrEx>
         <w:tc>
           <w:tcPr>
             <w:tcW w:w="9026" w:type="dxa"/>
@@ -6450,12 +5281,6 @@
         </w:tc>
       </w:tr>
       <w:tr>
-        <w:tblPrEx>
-          <w:tblCellMar>
-            <w:top w:w="0" w:type="dxa"/>
-            <w:bottom w:w="0" w:type="dxa"/>
-          </w:tblCellMar>
-        </w:tblPrEx>
         <w:tc>
           <w:tcPr>
             <w:tcW w:w="9026" w:type="dxa"/>
@@ -6486,12 +5311,6 @@
         </w:tc>
       </w:tr>
       <w:tr>
-        <w:tblPrEx>
-          <w:tblCellMar>
-            <w:top w:w="0" w:type="dxa"/>
-            <w:bottom w:w="0" w:type="dxa"/>
-          </w:tblCellMar>
-        </w:tblPrEx>
         <w:tc>
           <w:tcPr>
             <w:tcW w:w="9026" w:type="dxa"/>
@@ -6540,12 +5359,6 @@
         </w:tc>
       </w:tr>
       <w:tr>
-        <w:tblPrEx>
-          <w:tblCellMar>
-            <w:top w:w="0" w:type="dxa"/>
-            <w:bottom w:w="0" w:type="dxa"/>
-          </w:tblCellMar>
-        </w:tblPrEx>
         <w:tc>
           <w:tcPr>
             <w:tcW w:w="9026" w:type="dxa"/>
@@ -6573,7 +5386,6 @@
               <w:t xml:space="preserve">            </w:t>
             </w:r>
             <w:proofErr w:type="spellStart"/>
-            <w:proofErr w:type="gramStart"/>
             <w:r>
               <w:rPr>
                 <w:rFonts w:ascii="Courier New" w:eastAsia="Courier New" w:hAnsi="Courier New" w:cs="Courier New"/>
@@ -6583,7 +5395,6 @@
               <w:t>e.printStackTrace</w:t>
             </w:r>
             <w:proofErr w:type="spellEnd"/>
-            <w:proofErr w:type="gramEnd"/>
             <w:r>
               <w:rPr>
                 <w:rFonts w:ascii="Courier New" w:eastAsia="Courier New" w:hAnsi="Courier New" w:cs="Courier New"/>
@@ -6596,12 +5407,6 @@
         </w:tc>
       </w:tr>
       <w:tr>
-        <w:tblPrEx>
-          <w:tblCellMar>
-            <w:top w:w="0" w:type="dxa"/>
-            <w:bottom w:w="0" w:type="dxa"/>
-          </w:tblCellMar>
-        </w:tblPrEx>
         <w:tc>
           <w:tcPr>
             <w:tcW w:w="9026" w:type="dxa"/>
@@ -6632,12 +5437,6 @@
         </w:tc>
       </w:tr>
       <w:tr>
-        <w:tblPrEx>
-          <w:tblCellMar>
-            <w:top w:w="0" w:type="dxa"/>
-            <w:bottom w:w="0" w:type="dxa"/>
-          </w:tblCellMar>
-        </w:tblPrEx>
         <w:tc>
           <w:tcPr>
             <w:tcW w:w="9026" w:type="dxa"/>
@@ -6668,12 +5467,6 @@
         </w:tc>
       </w:tr>
       <w:tr>
-        <w:tblPrEx>
-          <w:tblCellMar>
-            <w:top w:w="0" w:type="dxa"/>
-            <w:bottom w:w="0" w:type="dxa"/>
-          </w:tblCellMar>
-        </w:tblPrEx>
         <w:tc>
           <w:tcPr>
             <w:tcW w:w="9026" w:type="dxa"/>
@@ -6753,12 +5546,10 @@
         <w:t xml:space="preserve"> class as a standard Java application (not via </w:t>
       </w:r>
       <w:proofErr w:type="spellStart"/>
-      <w:proofErr w:type="gramStart"/>
       <w:r>
         <w:t>jade.Boot</w:t>
       </w:r>
       <w:proofErr w:type="spellEnd"/>
-      <w:proofErr w:type="gramEnd"/>
       <w:r>
         <w:t>).</w:t>
       </w:r>
@@ -6816,55 +5607,31 @@
         <w:gridCol w:w="9026"/>
       </w:tblGrid>
       <w:tr>
-        <w:tblPrEx>
-          <w:tblCellMar>
-            <w:top w:w="0" w:type="dxa"/>
-            <w:bottom w:w="0" w:type="dxa"/>
-          </w:tblCellMar>
-        </w:tblPrEx>
-        <w:tc>
-          <w:tcPr>
-            <w:tcW w:w="9026" w:type="dxa"/>
-            <w:tcBorders>
-              <w:top w:val="single" w:sz="4" w:space="0" w:color="CCCCCC"/>
-              <w:left w:val="single" w:sz="4" w:space="0" w:color="CCCCCC"/>
-              <w:bottom w:val="single" w:sz="4" w:space="0" w:color="CCCCCC"/>
-              <w:right w:val="single" w:sz="4" w:space="0" w:color="CCCCCC"/>
-            </w:tcBorders>
-            <w:shd w:val="clear" w:color="auto" w:fill="F5F5F5"/>
-            <w:tcMar>
-              <w:top w:w="40" w:type="dxa"/>
-              <w:left w:w="120" w:type="dxa"/>
-              <w:bottom w:w="40" w:type="dxa"/>
-              <w:right w:w="120" w:type="dxa"/>
-            </w:tcMar>
-          </w:tcPr>
-          <w:p>
-            <w:r>
-              <w:rPr>
-                <w:rFonts w:ascii="Courier New" w:eastAsia="Courier New" w:hAnsi="Courier New" w:cs="Courier New"/>
-                <w:sz w:val="20"/>
-                <w:szCs w:val="20"/>
-              </w:rPr>
-              <w:t xml:space="preserve">Hello World! My name </w:t>
-            </w:r>
-            <w:proofErr w:type="gramStart"/>
-            <w:r>
-              <w:rPr>
-                <w:rFonts w:ascii="Courier New" w:eastAsia="Courier New" w:hAnsi="Courier New" w:cs="Courier New"/>
-                <w:sz w:val="20"/>
-                <w:szCs w:val="20"/>
-              </w:rPr>
-              <w:t>is :</w:t>
-            </w:r>
-            <w:proofErr w:type="gramEnd"/>
-            <w:r>
-              <w:rPr>
-                <w:rFonts w:ascii="Courier New" w:eastAsia="Courier New" w:hAnsi="Courier New" w:cs="Courier New"/>
-                <w:sz w:val="20"/>
-                <w:szCs w:val="20"/>
-              </w:rPr>
-              <w:t xml:space="preserve"> ag1</w:t>
+        <w:tc>
+          <w:tcPr>
+            <w:tcW w:w="9026" w:type="dxa"/>
+            <w:tcBorders>
+              <w:top w:val="single" w:sz="4" w:space="0" w:color="CCCCCC"/>
+              <w:left w:val="single" w:sz="4" w:space="0" w:color="CCCCCC"/>
+              <w:bottom w:val="single" w:sz="4" w:space="0" w:color="CCCCCC"/>
+              <w:right w:val="single" w:sz="4" w:space="0" w:color="CCCCCC"/>
+            </w:tcBorders>
+            <w:shd w:val="clear" w:color="auto" w:fill="F5F5F5"/>
+            <w:tcMar>
+              <w:top w:w="40" w:type="dxa"/>
+              <w:left w:w="120" w:type="dxa"/>
+              <w:bottom w:w="40" w:type="dxa"/>
+              <w:right w:w="120" w:type="dxa"/>
+            </w:tcMar>
+          </w:tcPr>
+          <w:p>
+            <w:r>
+              <w:rPr>
+                <w:rFonts w:ascii="Courier New" w:eastAsia="Courier New" w:hAnsi="Courier New" w:cs="Courier New"/>
+                <w:sz w:val="20"/>
+                <w:szCs w:val="20"/>
+              </w:rPr>
+              <w:t>Hello World! My name is : ag1</w:t>
             </w:r>
           </w:p>
         </w:tc>
@@ -6939,33 +5706,12 @@
         <w:spacing w:before="60" w:after="60"/>
       </w:pPr>
       <w:proofErr w:type="spellStart"/>
-      <w:proofErr w:type="gramStart"/>
       <w:r>
         <w:t>createNewAgent</w:t>
       </w:r>
       <w:proofErr w:type="spellEnd"/>
       <w:r>
-        <w:t>(</w:t>
-      </w:r>
-      <w:proofErr w:type="gramEnd"/>
-      <w:r>
-        <w:t xml:space="preserve">) takes three arguments: the </w:t>
-      </w:r>
-      <w:proofErr w:type="gramStart"/>
-      <w:r>
-        <w:t>agent</w:t>
-      </w:r>
-      <w:proofErr w:type="gramEnd"/>
-      <w:r>
-        <w:t xml:space="preserve"> name, the fully qualified class name, and an </w:t>
-      </w:r>
-      <w:proofErr w:type="gramStart"/>
-      <w:r>
-        <w:t>Object[</w:t>
-      </w:r>
-      <w:proofErr w:type="gramEnd"/>
-      <w:r>
-        <w:t>] for arguments (null if none).</w:t>
+        <w:t>() takes three arguments: the agent name, the fully qualified class name, and an Object[] for arguments (null if none).</w:t>
       </w:r>
     </w:p>
     <w:p>
@@ -6978,15 +5724,7 @@
         <w:spacing w:before="60" w:after="60"/>
       </w:pPr>
       <w:r>
-        <w:t xml:space="preserve">Calling </w:t>
-      </w:r>
-      <w:proofErr w:type="gramStart"/>
-      <w:r>
-        <w:t>start(</w:t>
-      </w:r>
-      <w:proofErr w:type="gramEnd"/>
-      <w:r>
-        <w:t xml:space="preserve">) on the </w:t>
+        <w:t xml:space="preserve">Calling start() on the </w:t>
       </w:r>
       <w:proofErr w:type="spellStart"/>
       <w:r>
@@ -6994,15 +5732,7 @@
       </w:r>
       <w:proofErr w:type="spellEnd"/>
       <w:r>
-        <w:t xml:space="preserve"> activates the agent and triggers its </w:t>
-      </w:r>
-      <w:proofErr w:type="gramStart"/>
-      <w:r>
-        <w:t>setup(</w:t>
-      </w:r>
-      <w:proofErr w:type="gramEnd"/>
-      <w:r>
-        <w:t>) method.</w:t>
+        <w:t xml:space="preserve"> activates the agent and triggers its setup() method.</w:t>
       </w:r>
     </w:p>
     <w:p>
@@ -7073,28 +5803,15 @@
       </w:r>
       <w:proofErr w:type="spellEnd"/>
       <w:r>
-        <w:t xml:space="preserve"> instances from Java code, each with a different set of arguments. The arguments are passed as an </w:t>
-      </w:r>
-      <w:proofErr w:type="gramStart"/>
-      <w:r>
-        <w:t>Object[</w:t>
-      </w:r>
-      <w:proofErr w:type="gramEnd"/>
-      <w:r>
-        <w:t xml:space="preserve">] to </w:t>
+        <w:t xml:space="preserve"> instances from Java code, each with a different set of arguments. The arguments are passed as an Object[] to </w:t>
       </w:r>
       <w:proofErr w:type="spellStart"/>
-      <w:proofErr w:type="gramStart"/>
       <w:r>
         <w:t>createNewAgent</w:t>
       </w:r>
       <w:proofErr w:type="spellEnd"/>
       <w:r>
-        <w:t>(</w:t>
-      </w:r>
-      <w:proofErr w:type="gramEnd"/>
-      <w:r>
-        <w:t>), bypassing the need for command-line parenthesis syntax. This demonstrates the more flexible and type-safe approach to multi-agent instantiation.</w:t>
+        <w:t>(), bypassing the need for command-line parenthesis syntax. This demonstrates the more flexible and type-safe approach to multi-agent instantiation.</w:t>
       </w:r>
     </w:p>
     <w:p/>
@@ -7129,28 +5846,15 @@
         <w:jc w:val="both"/>
       </w:pPr>
       <w:r>
-        <w:t xml:space="preserve">Two separate </w:t>
-      </w:r>
-      <w:proofErr w:type="gramStart"/>
-      <w:r>
-        <w:t>Object[</w:t>
-      </w:r>
-      <w:proofErr w:type="gramEnd"/>
-      <w:r>
-        <w:t xml:space="preserve">] arrays are defined, one per agent. Each array is passed to its respective </w:t>
+        <w:t xml:space="preserve">Two separate Object[] arrays are defined, one per agent. Each array is passed to its respective </w:t>
       </w:r>
       <w:proofErr w:type="spellStart"/>
-      <w:proofErr w:type="gramStart"/>
       <w:r>
         <w:t>createNewAgent</w:t>
       </w:r>
       <w:proofErr w:type="spellEnd"/>
       <w:r>
-        <w:t>(</w:t>
-      </w:r>
-      <w:proofErr w:type="gramEnd"/>
-      <w:r>
-        <w:t>) call. Both agents start and display their arguments independently.</w:t>
+        <w:t>() call. Both agents start and display their arguments independently.</w:t>
       </w:r>
     </w:p>
     <w:p/>
@@ -7175,12 +5879,6 @@
         <w:gridCol w:w="9026"/>
       </w:tblGrid>
       <w:tr>
-        <w:tblPrEx>
-          <w:tblCellMar>
-            <w:top w:w="0" w:type="dxa"/>
-            <w:bottom w:w="0" w:type="dxa"/>
-          </w:tblCellMar>
-        </w:tblPrEx>
         <w:tc>
           <w:tcPr>
             <w:tcW w:w="9026" w:type="dxa"/>
@@ -7211,12 +5909,6 @@
         </w:tc>
       </w:tr>
       <w:tr>
-        <w:tblPrEx>
-          <w:tblCellMar>
-            <w:top w:w="0" w:type="dxa"/>
-            <w:bottom w:w="0" w:type="dxa"/>
-          </w:tblCellMar>
-        </w:tblPrEx>
         <w:tc>
           <w:tcPr>
             <w:tcW w:w="9026" w:type="dxa"/>
@@ -7247,12 +5939,6 @@
         </w:tc>
       </w:tr>
       <w:tr>
-        <w:tblPrEx>
-          <w:tblCellMar>
-            <w:top w:w="0" w:type="dxa"/>
-            <w:bottom w:w="0" w:type="dxa"/>
-          </w:tblCellMar>
-        </w:tblPrEx>
         <w:tc>
           <w:tcPr>
             <w:tcW w:w="9026" w:type="dxa"/>
@@ -7280,23 +5966,13 @@
               <w:t xml:space="preserve">import </w:t>
             </w:r>
             <w:proofErr w:type="spellStart"/>
-            <w:proofErr w:type="gramStart"/>
-            <w:r>
-              <w:rPr>
-                <w:rFonts w:ascii="Courier New" w:eastAsia="Courier New" w:hAnsi="Courier New" w:cs="Courier New"/>
-                <w:sz w:val="20"/>
-                <w:szCs w:val="20"/>
-              </w:rPr>
-              <w:t>jade.core</w:t>
-            </w:r>
-            <w:proofErr w:type="gramEnd"/>
-            <w:r>
-              <w:rPr>
-                <w:rFonts w:ascii="Courier New" w:eastAsia="Courier New" w:hAnsi="Courier New" w:cs="Courier New"/>
-                <w:sz w:val="20"/>
-                <w:szCs w:val="20"/>
-              </w:rPr>
-              <w:t>.Profile</w:t>
+            <w:r>
+              <w:rPr>
+                <w:rFonts w:ascii="Courier New" w:eastAsia="Courier New" w:hAnsi="Courier New" w:cs="Courier New"/>
+                <w:sz w:val="20"/>
+                <w:szCs w:val="20"/>
+              </w:rPr>
+              <w:t>jade.core.Profile</w:t>
             </w:r>
             <w:proofErr w:type="spellEnd"/>
             <w:r>
@@ -7311,12 +5987,6 @@
         </w:tc>
       </w:tr>
       <w:tr>
-        <w:tblPrEx>
-          <w:tblCellMar>
-            <w:top w:w="0" w:type="dxa"/>
-            <w:bottom w:w="0" w:type="dxa"/>
-          </w:tblCellMar>
-        </w:tblPrEx>
         <w:tc>
           <w:tcPr>
             <w:tcW w:w="9026" w:type="dxa"/>
@@ -7344,23 +6014,13 @@
               <w:t xml:space="preserve">import </w:t>
             </w:r>
             <w:proofErr w:type="spellStart"/>
-            <w:proofErr w:type="gramStart"/>
-            <w:r>
-              <w:rPr>
-                <w:rFonts w:ascii="Courier New" w:eastAsia="Courier New" w:hAnsi="Courier New" w:cs="Courier New"/>
-                <w:sz w:val="20"/>
-                <w:szCs w:val="20"/>
-              </w:rPr>
-              <w:t>jade.core</w:t>
-            </w:r>
-            <w:proofErr w:type="gramEnd"/>
-            <w:r>
-              <w:rPr>
-                <w:rFonts w:ascii="Courier New" w:eastAsia="Courier New" w:hAnsi="Courier New" w:cs="Courier New"/>
-                <w:sz w:val="20"/>
-                <w:szCs w:val="20"/>
-              </w:rPr>
-              <w:t>.ProfileImpl</w:t>
+            <w:r>
+              <w:rPr>
+                <w:rFonts w:ascii="Courier New" w:eastAsia="Courier New" w:hAnsi="Courier New" w:cs="Courier New"/>
+                <w:sz w:val="20"/>
+                <w:szCs w:val="20"/>
+              </w:rPr>
+              <w:t>jade.core.ProfileImpl</w:t>
             </w:r>
             <w:proofErr w:type="spellEnd"/>
             <w:r>
@@ -7375,12 +6035,6 @@
         </w:tc>
       </w:tr>
       <w:tr>
-        <w:tblPrEx>
-          <w:tblCellMar>
-            <w:top w:w="0" w:type="dxa"/>
-            <w:bottom w:w="0" w:type="dxa"/>
-          </w:tblCellMar>
-        </w:tblPrEx>
         <w:tc>
           <w:tcPr>
             <w:tcW w:w="9026" w:type="dxa"/>
@@ -7408,23 +6062,13 @@
               <w:t xml:space="preserve">import </w:t>
             </w:r>
             <w:proofErr w:type="spellStart"/>
-            <w:proofErr w:type="gramStart"/>
-            <w:r>
-              <w:rPr>
-                <w:rFonts w:ascii="Courier New" w:eastAsia="Courier New" w:hAnsi="Courier New" w:cs="Courier New"/>
-                <w:sz w:val="20"/>
-                <w:szCs w:val="20"/>
-              </w:rPr>
-              <w:t>jade.core</w:t>
-            </w:r>
-            <w:proofErr w:type="gramEnd"/>
-            <w:r>
-              <w:rPr>
-                <w:rFonts w:ascii="Courier New" w:eastAsia="Courier New" w:hAnsi="Courier New" w:cs="Courier New"/>
-                <w:sz w:val="20"/>
-                <w:szCs w:val="20"/>
-              </w:rPr>
-              <w:t>.Runtime</w:t>
+            <w:r>
+              <w:rPr>
+                <w:rFonts w:ascii="Courier New" w:eastAsia="Courier New" w:hAnsi="Courier New" w:cs="Courier New"/>
+                <w:sz w:val="20"/>
+                <w:szCs w:val="20"/>
+              </w:rPr>
+              <w:t>jade.core.Runtime</w:t>
             </w:r>
             <w:proofErr w:type="spellEnd"/>
             <w:r>
@@ -7439,12 +6083,6 @@
         </w:tc>
       </w:tr>
       <w:tr>
-        <w:tblPrEx>
-          <w:tblCellMar>
-            <w:top w:w="0" w:type="dxa"/>
-            <w:bottom w:w="0" w:type="dxa"/>
-          </w:tblCellMar>
-        </w:tblPrEx>
         <w:tc>
           <w:tcPr>
             <w:tcW w:w="9026" w:type="dxa"/>
@@ -7472,23 +6110,13 @@
               <w:t xml:space="preserve">import </w:t>
             </w:r>
             <w:proofErr w:type="spellStart"/>
-            <w:proofErr w:type="gramStart"/>
-            <w:r>
-              <w:rPr>
-                <w:rFonts w:ascii="Courier New" w:eastAsia="Courier New" w:hAnsi="Courier New" w:cs="Courier New"/>
-                <w:sz w:val="20"/>
-                <w:szCs w:val="20"/>
-              </w:rPr>
-              <w:t>jade.wrapper</w:t>
-            </w:r>
-            <w:proofErr w:type="gramEnd"/>
-            <w:r>
-              <w:rPr>
-                <w:rFonts w:ascii="Courier New" w:eastAsia="Courier New" w:hAnsi="Courier New" w:cs="Courier New"/>
-                <w:sz w:val="20"/>
-                <w:szCs w:val="20"/>
-              </w:rPr>
-              <w:t>.AgentController</w:t>
+            <w:r>
+              <w:rPr>
+                <w:rFonts w:ascii="Courier New" w:eastAsia="Courier New" w:hAnsi="Courier New" w:cs="Courier New"/>
+                <w:sz w:val="20"/>
+                <w:szCs w:val="20"/>
+              </w:rPr>
+              <w:t>jade.wrapper.AgentController</w:t>
             </w:r>
             <w:proofErr w:type="spellEnd"/>
             <w:r>
@@ -7503,12 +6131,6 @@
         </w:tc>
       </w:tr>
       <w:tr>
-        <w:tblPrEx>
-          <w:tblCellMar>
-            <w:top w:w="0" w:type="dxa"/>
-            <w:bottom w:w="0" w:type="dxa"/>
-          </w:tblCellMar>
-        </w:tblPrEx>
         <w:tc>
           <w:tcPr>
             <w:tcW w:w="9026" w:type="dxa"/>
@@ -7536,23 +6158,13 @@
               <w:t xml:space="preserve">import </w:t>
             </w:r>
             <w:proofErr w:type="spellStart"/>
-            <w:proofErr w:type="gramStart"/>
-            <w:r>
-              <w:rPr>
-                <w:rFonts w:ascii="Courier New" w:eastAsia="Courier New" w:hAnsi="Courier New" w:cs="Courier New"/>
-                <w:sz w:val="20"/>
-                <w:szCs w:val="20"/>
-              </w:rPr>
-              <w:t>jade.wrapper</w:t>
-            </w:r>
-            <w:proofErr w:type="gramEnd"/>
-            <w:r>
-              <w:rPr>
-                <w:rFonts w:ascii="Courier New" w:eastAsia="Courier New" w:hAnsi="Courier New" w:cs="Courier New"/>
-                <w:sz w:val="20"/>
-                <w:szCs w:val="20"/>
-              </w:rPr>
-              <w:t>.ContainerController</w:t>
+            <w:r>
+              <w:rPr>
+                <w:rFonts w:ascii="Courier New" w:eastAsia="Courier New" w:hAnsi="Courier New" w:cs="Courier New"/>
+                <w:sz w:val="20"/>
+                <w:szCs w:val="20"/>
+              </w:rPr>
+              <w:t>jade.wrapper.ContainerController</w:t>
             </w:r>
             <w:proofErr w:type="spellEnd"/>
             <w:r>
@@ -7567,12 +6179,6 @@
         </w:tc>
       </w:tr>
       <w:tr>
-        <w:tblPrEx>
-          <w:tblCellMar>
-            <w:top w:w="0" w:type="dxa"/>
-            <w:bottom w:w="0" w:type="dxa"/>
-          </w:tblCellMar>
-        </w:tblPrEx>
         <w:tc>
           <w:tcPr>
             <w:tcW w:w="9026" w:type="dxa"/>
@@ -7600,23 +6206,13 @@
               <w:t xml:space="preserve">import </w:t>
             </w:r>
             <w:proofErr w:type="spellStart"/>
-            <w:proofErr w:type="gramStart"/>
-            <w:r>
-              <w:rPr>
-                <w:rFonts w:ascii="Courier New" w:eastAsia="Courier New" w:hAnsi="Courier New" w:cs="Courier New"/>
-                <w:sz w:val="20"/>
-                <w:szCs w:val="20"/>
-              </w:rPr>
-              <w:t>jade.wrapper</w:t>
-            </w:r>
-            <w:proofErr w:type="gramEnd"/>
-            <w:r>
-              <w:rPr>
-                <w:rFonts w:ascii="Courier New" w:eastAsia="Courier New" w:hAnsi="Courier New" w:cs="Courier New"/>
-                <w:sz w:val="20"/>
-                <w:szCs w:val="20"/>
-              </w:rPr>
-              <w:t>.StaleProxyException</w:t>
+            <w:r>
+              <w:rPr>
+                <w:rFonts w:ascii="Courier New" w:eastAsia="Courier New" w:hAnsi="Courier New" w:cs="Courier New"/>
+                <w:sz w:val="20"/>
+                <w:szCs w:val="20"/>
+              </w:rPr>
+              <w:t>jade.wrapper.StaleProxyException</w:t>
             </w:r>
             <w:proofErr w:type="spellEnd"/>
             <w:r>
@@ -7631,12 +6227,6 @@
         </w:tc>
       </w:tr>
       <w:tr>
-        <w:tblPrEx>
-          <w:tblCellMar>
-            <w:top w:w="0" w:type="dxa"/>
-            <w:bottom w:w="0" w:type="dxa"/>
-          </w:tblCellMar>
-        </w:tblPrEx>
         <w:tc>
           <w:tcPr>
             <w:tcW w:w="9026" w:type="dxa"/>
@@ -7667,12 +6257,6 @@
         </w:tc>
       </w:tr>
       <w:tr>
-        <w:tblPrEx>
-          <w:tblCellMar>
-            <w:top w:w="0" w:type="dxa"/>
-            <w:bottom w:w="0" w:type="dxa"/>
-          </w:tblCellMar>
-        </w:tblPrEx>
         <w:tc>
           <w:tcPr>
             <w:tcW w:w="9026" w:type="dxa"/>
@@ -7721,12 +6305,6 @@
         </w:tc>
       </w:tr>
       <w:tr>
-        <w:tblPrEx>
-          <w:tblCellMar>
-            <w:top w:w="0" w:type="dxa"/>
-            <w:bottom w:w="0" w:type="dxa"/>
-          </w:tblCellMar>
-        </w:tblPrEx>
         <w:tc>
           <w:tcPr>
             <w:tcW w:w="9026" w:type="dxa"/>
@@ -7757,55 +6335,31 @@
         </w:tc>
       </w:tr>
       <w:tr>
-        <w:tblPrEx>
-          <w:tblCellMar>
-            <w:top w:w="0" w:type="dxa"/>
-            <w:bottom w:w="0" w:type="dxa"/>
-          </w:tblCellMar>
-        </w:tblPrEx>
-        <w:tc>
-          <w:tcPr>
-            <w:tcW w:w="9026" w:type="dxa"/>
-            <w:tcBorders>
-              <w:top w:val="single" w:sz="4" w:space="0" w:color="CCCCCC"/>
-              <w:left w:val="single" w:sz="4" w:space="0" w:color="CCCCCC"/>
-              <w:bottom w:val="single" w:sz="4" w:space="0" w:color="CCCCCC"/>
-              <w:right w:val="single" w:sz="4" w:space="0" w:color="CCCCCC"/>
-            </w:tcBorders>
-            <w:shd w:val="clear" w:color="auto" w:fill="F5F5F5"/>
-            <w:tcMar>
-              <w:top w:w="40" w:type="dxa"/>
-              <w:left w:w="120" w:type="dxa"/>
-              <w:bottom w:w="40" w:type="dxa"/>
-              <w:right w:w="120" w:type="dxa"/>
-            </w:tcMar>
-          </w:tcPr>
-          <w:p>
-            <w:r>
-              <w:rPr>
-                <w:rFonts w:ascii="Courier New" w:eastAsia="Courier New" w:hAnsi="Courier New" w:cs="Courier New"/>
-                <w:sz w:val="20"/>
-                <w:szCs w:val="20"/>
-              </w:rPr>
-              <w:t xml:space="preserve">    public static void </w:t>
-            </w:r>
-            <w:proofErr w:type="gramStart"/>
-            <w:r>
-              <w:rPr>
-                <w:rFonts w:ascii="Courier New" w:eastAsia="Courier New" w:hAnsi="Courier New" w:cs="Courier New"/>
-                <w:sz w:val="20"/>
-                <w:szCs w:val="20"/>
-              </w:rPr>
-              <w:t>main(String[</w:t>
-            </w:r>
-            <w:proofErr w:type="gramEnd"/>
-            <w:r>
-              <w:rPr>
-                <w:rFonts w:ascii="Courier New" w:eastAsia="Courier New" w:hAnsi="Courier New" w:cs="Courier New"/>
-                <w:sz w:val="20"/>
-                <w:szCs w:val="20"/>
-              </w:rPr>
-              <w:t xml:space="preserve">] </w:t>
+        <w:tc>
+          <w:tcPr>
+            <w:tcW w:w="9026" w:type="dxa"/>
+            <w:tcBorders>
+              <w:top w:val="single" w:sz="4" w:space="0" w:color="CCCCCC"/>
+              <w:left w:val="single" w:sz="4" w:space="0" w:color="CCCCCC"/>
+              <w:bottom w:val="single" w:sz="4" w:space="0" w:color="CCCCCC"/>
+              <w:right w:val="single" w:sz="4" w:space="0" w:color="CCCCCC"/>
+            </w:tcBorders>
+            <w:shd w:val="clear" w:color="auto" w:fill="F5F5F5"/>
+            <w:tcMar>
+              <w:top w:w="40" w:type="dxa"/>
+              <w:left w:w="120" w:type="dxa"/>
+              <w:bottom w:w="40" w:type="dxa"/>
+              <w:right w:w="120" w:type="dxa"/>
+            </w:tcMar>
+          </w:tcPr>
+          <w:p>
+            <w:r>
+              <w:rPr>
+                <w:rFonts w:ascii="Courier New" w:eastAsia="Courier New" w:hAnsi="Courier New" w:cs="Courier New"/>
+                <w:sz w:val="20"/>
+                <w:szCs w:val="20"/>
+              </w:rPr>
+              <w:t xml:space="preserve">    public static void main(String[] </w:t>
             </w:r>
             <w:proofErr w:type="spellStart"/>
             <w:r>
@@ -7829,12 +6383,6 @@
         </w:tc>
       </w:tr>
       <w:tr>
-        <w:tblPrEx>
-          <w:tblCellMar>
-            <w:top w:w="0" w:type="dxa"/>
-            <w:bottom w:w="0" w:type="dxa"/>
-          </w:tblCellMar>
-        </w:tblPrEx>
         <w:tc>
           <w:tcPr>
             <w:tcW w:w="9026" w:type="dxa"/>
@@ -7865,12 +6413,6 @@
         </w:tc>
       </w:tr>
       <w:tr>
-        <w:tblPrEx>
-          <w:tblCellMar>
-            <w:top w:w="0" w:type="dxa"/>
-            <w:bottom w:w="0" w:type="dxa"/>
-          </w:tblCellMar>
-        </w:tblPrEx>
         <w:tc>
           <w:tcPr>
             <w:tcW w:w="9026" w:type="dxa"/>
@@ -7919,12 +6461,6 @@
         </w:tc>
       </w:tr>
       <w:tr>
-        <w:tblPrEx>
-          <w:tblCellMar>
-            <w:top w:w="0" w:type="dxa"/>
-            <w:bottom w:w="0" w:type="dxa"/>
-          </w:tblCellMar>
-        </w:tblPrEx>
         <w:tc>
           <w:tcPr>
             <w:tcW w:w="9026" w:type="dxa"/>
@@ -7955,12 +6491,6 @@
         </w:tc>
       </w:tr>
       <w:tr>
-        <w:tblPrEx>
-          <w:tblCellMar>
-            <w:top w:w="0" w:type="dxa"/>
-            <w:bottom w:w="0" w:type="dxa"/>
-          </w:tblCellMar>
-        </w:tblPrEx>
         <w:tc>
           <w:tcPr>
             <w:tcW w:w="9026" w:type="dxa"/>
@@ -8006,7 +6536,6 @@
               <w:t xml:space="preserve"> = new </w:t>
             </w:r>
             <w:proofErr w:type="spellStart"/>
-            <w:proofErr w:type="gramStart"/>
             <w:r>
               <w:rPr>
                 <w:rFonts w:ascii="Courier New" w:eastAsia="Courier New" w:hAnsi="Courier New" w:cs="Courier New"/>
@@ -8022,27 +6551,108 @@
                 <w:sz w:val="20"/>
                 <w:szCs w:val="20"/>
               </w:rPr>
+              <w:t>();</w:t>
+            </w:r>
+          </w:p>
+        </w:tc>
+      </w:tr>
+      <w:tr>
+        <w:tc>
+          <w:tcPr>
+            <w:tcW w:w="9026" w:type="dxa"/>
+            <w:tcBorders>
+              <w:top w:val="single" w:sz="4" w:space="0" w:color="CCCCCC"/>
+              <w:left w:val="single" w:sz="4" w:space="0" w:color="CCCCCC"/>
+              <w:bottom w:val="single" w:sz="4" w:space="0" w:color="CCCCCC"/>
+              <w:right w:val="single" w:sz="4" w:space="0" w:color="CCCCCC"/>
+            </w:tcBorders>
+            <w:shd w:val="clear" w:color="auto" w:fill="F5F5F5"/>
+            <w:tcMar>
+              <w:top w:w="40" w:type="dxa"/>
+              <w:left w:w="120" w:type="dxa"/>
+              <w:bottom w:w="40" w:type="dxa"/>
+              <w:right w:w="120" w:type="dxa"/>
+            </w:tcMar>
+          </w:tcPr>
+          <w:p>
+            <w:r>
+              <w:rPr>
+                <w:rFonts w:ascii="Courier New" w:eastAsia="Courier New" w:hAnsi="Courier New" w:cs="Courier New"/>
+                <w:sz w:val="20"/>
+                <w:szCs w:val="20"/>
+              </w:rPr>
+              <w:t xml:space="preserve">        </w:t>
+            </w:r>
+            <w:proofErr w:type="spellStart"/>
+            <w:r>
+              <w:rPr>
+                <w:rFonts w:ascii="Courier New" w:eastAsia="Courier New" w:hAnsi="Courier New" w:cs="Courier New"/>
+                <w:sz w:val="20"/>
+                <w:szCs w:val="20"/>
+              </w:rPr>
+              <w:t>profile.setParameter</w:t>
+            </w:r>
+            <w:proofErr w:type="spellEnd"/>
+            <w:r>
+              <w:rPr>
+                <w:rFonts w:ascii="Courier New" w:eastAsia="Courier New" w:hAnsi="Courier New" w:cs="Courier New"/>
+                <w:sz w:val="20"/>
+                <w:szCs w:val="20"/>
+              </w:rPr>
               <w:t>(</w:t>
             </w:r>
-            <w:proofErr w:type="gramEnd"/>
-            <w:r>
-              <w:rPr>
-                <w:rFonts w:ascii="Courier New" w:eastAsia="Courier New" w:hAnsi="Courier New" w:cs="Courier New"/>
-                <w:sz w:val="20"/>
-                <w:szCs w:val="20"/>
-              </w:rPr>
-              <w:t>);</w:t>
-            </w:r>
-          </w:p>
-        </w:tc>
-      </w:tr>
-      <w:tr>
-        <w:tblPrEx>
-          <w:tblCellMar>
-            <w:top w:w="0" w:type="dxa"/>
-            <w:bottom w:w="0" w:type="dxa"/>
-          </w:tblCellMar>
-        </w:tblPrEx>
+            <w:proofErr w:type="spellStart"/>
+            <w:r>
+              <w:rPr>
+                <w:rFonts w:ascii="Courier New" w:eastAsia="Courier New" w:hAnsi="Courier New" w:cs="Courier New"/>
+                <w:sz w:val="20"/>
+                <w:szCs w:val="20"/>
+              </w:rPr>
+              <w:t>Profile.GUI</w:t>
+            </w:r>
+            <w:proofErr w:type="spellEnd"/>
+            <w:r>
+              <w:rPr>
+                <w:rFonts w:ascii="Courier New" w:eastAsia="Courier New" w:hAnsi="Courier New" w:cs="Courier New"/>
+                <w:sz w:val="20"/>
+                <w:szCs w:val="20"/>
+              </w:rPr>
+              <w:t>, "true");</w:t>
+            </w:r>
+          </w:p>
+        </w:tc>
+      </w:tr>
+      <w:tr>
+        <w:tc>
+          <w:tcPr>
+            <w:tcW w:w="9026" w:type="dxa"/>
+            <w:tcBorders>
+              <w:top w:val="single" w:sz="4" w:space="0" w:color="CCCCCC"/>
+              <w:left w:val="single" w:sz="4" w:space="0" w:color="CCCCCC"/>
+              <w:bottom w:val="single" w:sz="4" w:space="0" w:color="CCCCCC"/>
+              <w:right w:val="single" w:sz="4" w:space="0" w:color="CCCCCC"/>
+            </w:tcBorders>
+            <w:shd w:val="clear" w:color="auto" w:fill="F5F5F5"/>
+            <w:tcMar>
+              <w:top w:w="40" w:type="dxa"/>
+              <w:left w:w="120" w:type="dxa"/>
+              <w:bottom w:w="40" w:type="dxa"/>
+              <w:right w:w="120" w:type="dxa"/>
+            </w:tcMar>
+          </w:tcPr>
+          <w:p>
+            <w:r>
+              <w:rPr>
+                <w:rFonts w:ascii="Courier New" w:eastAsia="Courier New" w:hAnsi="Courier New" w:cs="Courier New"/>
+                <w:sz w:val="20"/>
+                <w:szCs w:val="20"/>
+              </w:rPr>
+              <w:t xml:space="preserve"> </w:t>
+            </w:r>
+          </w:p>
+        </w:tc>
+      </w:tr>
+      <w:tr>
         <w:tc>
           <w:tcPr>
             <w:tcW w:w="9026" w:type="dxa"/>
@@ -8070,17 +6680,237 @@
               <w:t xml:space="preserve">        </w:t>
             </w:r>
             <w:proofErr w:type="spellStart"/>
-            <w:proofErr w:type="gramStart"/>
-            <w:r>
-              <w:rPr>
-                <w:rFonts w:ascii="Courier New" w:eastAsia="Courier New" w:hAnsi="Courier New" w:cs="Courier New"/>
-                <w:sz w:val="20"/>
-                <w:szCs w:val="20"/>
-              </w:rPr>
-              <w:t>profile.setParameter</w:t>
+            <w:r>
+              <w:rPr>
+                <w:rFonts w:ascii="Courier New" w:eastAsia="Courier New" w:hAnsi="Courier New" w:cs="Courier New"/>
+                <w:sz w:val="20"/>
+                <w:szCs w:val="20"/>
+              </w:rPr>
+              <w:t>ContainerController</w:t>
             </w:r>
             <w:proofErr w:type="spellEnd"/>
-            <w:proofErr w:type="gramEnd"/>
+            <w:r>
+              <w:rPr>
+                <w:rFonts w:ascii="Courier New" w:eastAsia="Courier New" w:hAnsi="Courier New" w:cs="Courier New"/>
+                <w:sz w:val="20"/>
+                <w:szCs w:val="20"/>
+              </w:rPr>
+              <w:t xml:space="preserve"> cc = </w:t>
+            </w:r>
+            <w:proofErr w:type="spellStart"/>
+            <w:r>
+              <w:rPr>
+                <w:rFonts w:ascii="Courier New" w:eastAsia="Courier New" w:hAnsi="Courier New" w:cs="Courier New"/>
+                <w:sz w:val="20"/>
+                <w:szCs w:val="20"/>
+              </w:rPr>
+              <w:t>rt.createMainContainer</w:t>
+            </w:r>
+            <w:proofErr w:type="spellEnd"/>
+            <w:r>
+              <w:rPr>
+                <w:rFonts w:ascii="Courier New" w:eastAsia="Courier New" w:hAnsi="Courier New" w:cs="Courier New"/>
+                <w:sz w:val="20"/>
+                <w:szCs w:val="20"/>
+              </w:rPr>
+              <w:t>(profile);</w:t>
+            </w:r>
+          </w:p>
+        </w:tc>
+      </w:tr>
+      <w:tr>
+        <w:tc>
+          <w:tcPr>
+            <w:tcW w:w="9026" w:type="dxa"/>
+            <w:tcBorders>
+              <w:top w:val="single" w:sz="4" w:space="0" w:color="CCCCCC"/>
+              <w:left w:val="single" w:sz="4" w:space="0" w:color="CCCCCC"/>
+              <w:bottom w:val="single" w:sz="4" w:space="0" w:color="CCCCCC"/>
+              <w:right w:val="single" w:sz="4" w:space="0" w:color="CCCCCC"/>
+            </w:tcBorders>
+            <w:shd w:val="clear" w:color="auto" w:fill="F5F5F5"/>
+            <w:tcMar>
+              <w:top w:w="40" w:type="dxa"/>
+              <w:left w:w="120" w:type="dxa"/>
+              <w:bottom w:w="40" w:type="dxa"/>
+              <w:right w:w="120" w:type="dxa"/>
+            </w:tcMar>
+          </w:tcPr>
+          <w:p>
+            <w:r>
+              <w:rPr>
+                <w:rFonts w:ascii="Courier New" w:eastAsia="Courier New" w:hAnsi="Courier New" w:cs="Courier New"/>
+                <w:sz w:val="20"/>
+                <w:szCs w:val="20"/>
+              </w:rPr>
+              <w:t xml:space="preserve"> </w:t>
+            </w:r>
+          </w:p>
+        </w:tc>
+      </w:tr>
+      <w:tr>
+        <w:tc>
+          <w:tcPr>
+            <w:tcW w:w="9026" w:type="dxa"/>
+            <w:tcBorders>
+              <w:top w:val="single" w:sz="4" w:space="0" w:color="CCCCCC"/>
+              <w:left w:val="single" w:sz="4" w:space="0" w:color="CCCCCC"/>
+              <w:bottom w:val="single" w:sz="4" w:space="0" w:color="CCCCCC"/>
+              <w:right w:val="single" w:sz="4" w:space="0" w:color="CCCCCC"/>
+            </w:tcBorders>
+            <w:shd w:val="clear" w:color="auto" w:fill="F5F5F5"/>
+            <w:tcMar>
+              <w:top w:w="40" w:type="dxa"/>
+              <w:left w:w="120" w:type="dxa"/>
+              <w:bottom w:w="40" w:type="dxa"/>
+              <w:right w:w="120" w:type="dxa"/>
+            </w:tcMar>
+          </w:tcPr>
+          <w:p>
+            <w:r>
+              <w:rPr>
+                <w:rFonts w:ascii="Courier New" w:eastAsia="Courier New" w:hAnsi="Courier New" w:cs="Courier New"/>
+                <w:sz w:val="20"/>
+                <w:szCs w:val="20"/>
+              </w:rPr>
+              <w:t xml:space="preserve">        try {</w:t>
+            </w:r>
+          </w:p>
+        </w:tc>
+      </w:tr>
+      <w:tr>
+        <w:tc>
+          <w:tcPr>
+            <w:tcW w:w="9026" w:type="dxa"/>
+            <w:tcBorders>
+              <w:top w:val="single" w:sz="4" w:space="0" w:color="CCCCCC"/>
+              <w:left w:val="single" w:sz="4" w:space="0" w:color="CCCCCC"/>
+              <w:bottom w:val="single" w:sz="4" w:space="0" w:color="CCCCCC"/>
+              <w:right w:val="single" w:sz="4" w:space="0" w:color="CCCCCC"/>
+            </w:tcBorders>
+            <w:shd w:val="clear" w:color="auto" w:fill="F5F5F5"/>
+            <w:tcMar>
+              <w:top w:w="40" w:type="dxa"/>
+              <w:left w:w="120" w:type="dxa"/>
+              <w:bottom w:w="40" w:type="dxa"/>
+              <w:right w:w="120" w:type="dxa"/>
+            </w:tcMar>
+          </w:tcPr>
+          <w:p>
+            <w:r>
+              <w:rPr>
+                <w:rFonts w:ascii="Courier New" w:eastAsia="Courier New" w:hAnsi="Courier New" w:cs="Courier New"/>
+                <w:sz w:val="20"/>
+                <w:szCs w:val="20"/>
+              </w:rPr>
+              <w:t xml:space="preserve">            // Exercise 4: Launch two </w:t>
+            </w:r>
+            <w:proofErr w:type="spellStart"/>
+            <w:r>
+              <w:rPr>
+                <w:rFonts w:ascii="Courier New" w:eastAsia="Courier New" w:hAnsi="Courier New" w:cs="Courier New"/>
+                <w:sz w:val="20"/>
+                <w:szCs w:val="20"/>
+              </w:rPr>
+              <w:t>ArgumentAgent</w:t>
+            </w:r>
+            <w:proofErr w:type="spellEnd"/>
+            <w:r>
+              <w:rPr>
+                <w:rFonts w:ascii="Courier New" w:eastAsia="Courier New" w:hAnsi="Courier New" w:cs="Courier New"/>
+                <w:sz w:val="20"/>
+                <w:szCs w:val="20"/>
+              </w:rPr>
+              <w:t xml:space="preserve"> instances with different arguments</w:t>
+            </w:r>
+          </w:p>
+        </w:tc>
+      </w:tr>
+      <w:tr>
+        <w:tc>
+          <w:tcPr>
+            <w:tcW w:w="9026" w:type="dxa"/>
+            <w:tcBorders>
+              <w:top w:val="single" w:sz="4" w:space="0" w:color="CCCCCC"/>
+              <w:left w:val="single" w:sz="4" w:space="0" w:color="CCCCCC"/>
+              <w:bottom w:val="single" w:sz="4" w:space="0" w:color="CCCCCC"/>
+              <w:right w:val="single" w:sz="4" w:space="0" w:color="CCCCCC"/>
+            </w:tcBorders>
+            <w:shd w:val="clear" w:color="auto" w:fill="F5F5F5"/>
+            <w:tcMar>
+              <w:top w:w="40" w:type="dxa"/>
+              <w:left w:w="120" w:type="dxa"/>
+              <w:bottom w:w="40" w:type="dxa"/>
+              <w:right w:w="120" w:type="dxa"/>
+            </w:tcMar>
+          </w:tcPr>
+          <w:p>
+            <w:r>
+              <w:rPr>
+                <w:rFonts w:ascii="Courier New" w:eastAsia="Courier New" w:hAnsi="Courier New" w:cs="Courier New"/>
+                <w:sz w:val="20"/>
+                <w:szCs w:val="20"/>
+              </w:rPr>
+              <w:t xml:space="preserve">            Object[] args1 = { "Hello", "World", "42" };</w:t>
+            </w:r>
+          </w:p>
+        </w:tc>
+      </w:tr>
+      <w:tr>
+        <w:tc>
+          <w:tcPr>
+            <w:tcW w:w="9026" w:type="dxa"/>
+            <w:tcBorders>
+              <w:top w:val="single" w:sz="4" w:space="0" w:color="CCCCCC"/>
+              <w:left w:val="single" w:sz="4" w:space="0" w:color="CCCCCC"/>
+              <w:bottom w:val="single" w:sz="4" w:space="0" w:color="CCCCCC"/>
+              <w:right w:val="single" w:sz="4" w:space="0" w:color="CCCCCC"/>
+            </w:tcBorders>
+            <w:shd w:val="clear" w:color="auto" w:fill="F5F5F5"/>
+            <w:tcMar>
+              <w:top w:w="40" w:type="dxa"/>
+              <w:left w:w="120" w:type="dxa"/>
+              <w:bottom w:w="40" w:type="dxa"/>
+              <w:right w:w="120" w:type="dxa"/>
+            </w:tcMar>
+          </w:tcPr>
+          <w:p>
+            <w:r>
+              <w:rPr>
+                <w:rFonts w:ascii="Courier New" w:eastAsia="Courier New" w:hAnsi="Courier New" w:cs="Courier New"/>
+                <w:sz w:val="20"/>
+                <w:szCs w:val="20"/>
+              </w:rPr>
+              <w:t xml:space="preserve">            </w:t>
+            </w:r>
+            <w:proofErr w:type="spellStart"/>
+            <w:r>
+              <w:rPr>
+                <w:rFonts w:ascii="Courier New" w:eastAsia="Courier New" w:hAnsi="Courier New" w:cs="Courier New"/>
+                <w:sz w:val="20"/>
+                <w:szCs w:val="20"/>
+              </w:rPr>
+              <w:t>AgentController</w:t>
+            </w:r>
+            <w:proofErr w:type="spellEnd"/>
+            <w:r>
+              <w:rPr>
+                <w:rFonts w:ascii="Courier New" w:eastAsia="Courier New" w:hAnsi="Courier New" w:cs="Courier New"/>
+                <w:sz w:val="20"/>
+                <w:szCs w:val="20"/>
+              </w:rPr>
+              <w:t xml:space="preserve"> agent1 = </w:t>
+            </w:r>
+            <w:proofErr w:type="spellStart"/>
+            <w:r>
+              <w:rPr>
+                <w:rFonts w:ascii="Courier New" w:eastAsia="Courier New" w:hAnsi="Courier New" w:cs="Courier New"/>
+                <w:sz w:val="20"/>
+                <w:szCs w:val="20"/>
+              </w:rPr>
+              <w:t>cc.createNewAgent</w:t>
+            </w:r>
+            <w:proofErr w:type="spellEnd"/>
             <w:r>
               <w:rPr>
                 <w:rFonts w:ascii="Courier New" w:eastAsia="Courier New" w:hAnsi="Courier New" w:cs="Courier New"/>
@@ -8089,416 +6919,10 @@
               </w:rPr>
               <w:t>(</w:t>
             </w:r>
-            <w:proofErr w:type="spellStart"/>
-            <w:r>
-              <w:rPr>
-                <w:rFonts w:ascii="Courier New" w:eastAsia="Courier New" w:hAnsi="Courier New" w:cs="Courier New"/>
-                <w:sz w:val="20"/>
-                <w:szCs w:val="20"/>
-              </w:rPr>
-              <w:t>Profile.GUI</w:t>
-            </w:r>
-            <w:proofErr w:type="spellEnd"/>
-            <w:r>
-              <w:rPr>
-                <w:rFonts w:ascii="Courier New" w:eastAsia="Courier New" w:hAnsi="Courier New" w:cs="Courier New"/>
-                <w:sz w:val="20"/>
-                <w:szCs w:val="20"/>
-              </w:rPr>
-              <w:t>, "true");</w:t>
-            </w:r>
-          </w:p>
-        </w:tc>
-      </w:tr>
-      <w:tr>
-        <w:tblPrEx>
-          <w:tblCellMar>
-            <w:top w:w="0" w:type="dxa"/>
-            <w:bottom w:w="0" w:type="dxa"/>
-          </w:tblCellMar>
-        </w:tblPrEx>
-        <w:tc>
-          <w:tcPr>
-            <w:tcW w:w="9026" w:type="dxa"/>
-            <w:tcBorders>
-              <w:top w:val="single" w:sz="4" w:space="0" w:color="CCCCCC"/>
-              <w:left w:val="single" w:sz="4" w:space="0" w:color="CCCCCC"/>
-              <w:bottom w:val="single" w:sz="4" w:space="0" w:color="CCCCCC"/>
-              <w:right w:val="single" w:sz="4" w:space="0" w:color="CCCCCC"/>
-            </w:tcBorders>
-            <w:shd w:val="clear" w:color="auto" w:fill="F5F5F5"/>
-            <w:tcMar>
-              <w:top w:w="40" w:type="dxa"/>
-              <w:left w:w="120" w:type="dxa"/>
-              <w:bottom w:w="40" w:type="dxa"/>
-              <w:right w:w="120" w:type="dxa"/>
-            </w:tcMar>
-          </w:tcPr>
-          <w:p>
-            <w:r>
-              <w:rPr>
-                <w:rFonts w:ascii="Courier New" w:eastAsia="Courier New" w:hAnsi="Courier New" w:cs="Courier New"/>
-                <w:sz w:val="20"/>
-                <w:szCs w:val="20"/>
-              </w:rPr>
-              <w:t xml:space="preserve"> </w:t>
-            </w:r>
-          </w:p>
-        </w:tc>
-      </w:tr>
-      <w:tr>
-        <w:tblPrEx>
-          <w:tblCellMar>
-            <w:top w:w="0" w:type="dxa"/>
-            <w:bottom w:w="0" w:type="dxa"/>
-          </w:tblCellMar>
-        </w:tblPrEx>
-        <w:tc>
-          <w:tcPr>
-            <w:tcW w:w="9026" w:type="dxa"/>
-            <w:tcBorders>
-              <w:top w:val="single" w:sz="4" w:space="0" w:color="CCCCCC"/>
-              <w:left w:val="single" w:sz="4" w:space="0" w:color="CCCCCC"/>
-              <w:bottom w:val="single" w:sz="4" w:space="0" w:color="CCCCCC"/>
-              <w:right w:val="single" w:sz="4" w:space="0" w:color="CCCCCC"/>
-            </w:tcBorders>
-            <w:shd w:val="clear" w:color="auto" w:fill="F5F5F5"/>
-            <w:tcMar>
-              <w:top w:w="40" w:type="dxa"/>
-              <w:left w:w="120" w:type="dxa"/>
-              <w:bottom w:w="40" w:type="dxa"/>
-              <w:right w:w="120" w:type="dxa"/>
-            </w:tcMar>
-          </w:tcPr>
-          <w:p>
-            <w:r>
-              <w:rPr>
-                <w:rFonts w:ascii="Courier New" w:eastAsia="Courier New" w:hAnsi="Courier New" w:cs="Courier New"/>
-                <w:sz w:val="20"/>
-                <w:szCs w:val="20"/>
-              </w:rPr>
-              <w:t xml:space="preserve">        </w:t>
-            </w:r>
-            <w:proofErr w:type="spellStart"/>
-            <w:r>
-              <w:rPr>
-                <w:rFonts w:ascii="Courier New" w:eastAsia="Courier New" w:hAnsi="Courier New" w:cs="Courier New"/>
-                <w:sz w:val="20"/>
-                <w:szCs w:val="20"/>
-              </w:rPr>
-              <w:t>ContainerController</w:t>
-            </w:r>
-            <w:proofErr w:type="spellEnd"/>
-            <w:r>
-              <w:rPr>
-                <w:rFonts w:ascii="Courier New" w:eastAsia="Courier New" w:hAnsi="Courier New" w:cs="Courier New"/>
-                <w:sz w:val="20"/>
-                <w:szCs w:val="20"/>
-              </w:rPr>
-              <w:t xml:space="preserve"> cc = </w:t>
-            </w:r>
-            <w:proofErr w:type="spellStart"/>
-            <w:proofErr w:type="gramStart"/>
-            <w:r>
-              <w:rPr>
-                <w:rFonts w:ascii="Courier New" w:eastAsia="Courier New" w:hAnsi="Courier New" w:cs="Courier New"/>
-                <w:sz w:val="20"/>
-                <w:szCs w:val="20"/>
-              </w:rPr>
-              <w:t>rt.createMainContainer</w:t>
-            </w:r>
-            <w:proofErr w:type="spellEnd"/>
-            <w:proofErr w:type="gramEnd"/>
-            <w:r>
-              <w:rPr>
-                <w:rFonts w:ascii="Courier New" w:eastAsia="Courier New" w:hAnsi="Courier New" w:cs="Courier New"/>
-                <w:sz w:val="20"/>
-                <w:szCs w:val="20"/>
-              </w:rPr>
-              <w:t>(profile);</w:t>
-            </w:r>
-          </w:p>
-        </w:tc>
-      </w:tr>
-      <w:tr>
-        <w:tblPrEx>
-          <w:tblCellMar>
-            <w:top w:w="0" w:type="dxa"/>
-            <w:bottom w:w="0" w:type="dxa"/>
-          </w:tblCellMar>
-        </w:tblPrEx>
-        <w:tc>
-          <w:tcPr>
-            <w:tcW w:w="9026" w:type="dxa"/>
-            <w:tcBorders>
-              <w:top w:val="single" w:sz="4" w:space="0" w:color="CCCCCC"/>
-              <w:left w:val="single" w:sz="4" w:space="0" w:color="CCCCCC"/>
-              <w:bottom w:val="single" w:sz="4" w:space="0" w:color="CCCCCC"/>
-              <w:right w:val="single" w:sz="4" w:space="0" w:color="CCCCCC"/>
-            </w:tcBorders>
-            <w:shd w:val="clear" w:color="auto" w:fill="F5F5F5"/>
-            <w:tcMar>
-              <w:top w:w="40" w:type="dxa"/>
-              <w:left w:w="120" w:type="dxa"/>
-              <w:bottom w:w="40" w:type="dxa"/>
-              <w:right w:w="120" w:type="dxa"/>
-            </w:tcMar>
-          </w:tcPr>
-          <w:p>
-            <w:r>
-              <w:rPr>
-                <w:rFonts w:ascii="Courier New" w:eastAsia="Courier New" w:hAnsi="Courier New" w:cs="Courier New"/>
-                <w:sz w:val="20"/>
-                <w:szCs w:val="20"/>
-              </w:rPr>
-              <w:t xml:space="preserve"> </w:t>
-            </w:r>
-          </w:p>
-        </w:tc>
-      </w:tr>
-      <w:tr>
-        <w:tblPrEx>
-          <w:tblCellMar>
-            <w:top w:w="0" w:type="dxa"/>
-            <w:bottom w:w="0" w:type="dxa"/>
-          </w:tblCellMar>
-        </w:tblPrEx>
-        <w:tc>
-          <w:tcPr>
-            <w:tcW w:w="9026" w:type="dxa"/>
-            <w:tcBorders>
-              <w:top w:val="single" w:sz="4" w:space="0" w:color="CCCCCC"/>
-              <w:left w:val="single" w:sz="4" w:space="0" w:color="CCCCCC"/>
-              <w:bottom w:val="single" w:sz="4" w:space="0" w:color="CCCCCC"/>
-              <w:right w:val="single" w:sz="4" w:space="0" w:color="CCCCCC"/>
-            </w:tcBorders>
-            <w:shd w:val="clear" w:color="auto" w:fill="F5F5F5"/>
-            <w:tcMar>
-              <w:top w:w="40" w:type="dxa"/>
-              <w:left w:w="120" w:type="dxa"/>
-              <w:bottom w:w="40" w:type="dxa"/>
-              <w:right w:w="120" w:type="dxa"/>
-            </w:tcMar>
-          </w:tcPr>
-          <w:p>
-            <w:r>
-              <w:rPr>
-                <w:rFonts w:ascii="Courier New" w:eastAsia="Courier New" w:hAnsi="Courier New" w:cs="Courier New"/>
-                <w:sz w:val="20"/>
-                <w:szCs w:val="20"/>
-              </w:rPr>
-              <w:t xml:space="preserve">        try {</w:t>
-            </w:r>
-          </w:p>
-        </w:tc>
-      </w:tr>
-      <w:tr>
-        <w:tblPrEx>
-          <w:tblCellMar>
-            <w:top w:w="0" w:type="dxa"/>
-            <w:bottom w:w="0" w:type="dxa"/>
-          </w:tblCellMar>
-        </w:tblPrEx>
-        <w:tc>
-          <w:tcPr>
-            <w:tcW w:w="9026" w:type="dxa"/>
-            <w:tcBorders>
-              <w:top w:val="single" w:sz="4" w:space="0" w:color="CCCCCC"/>
-              <w:left w:val="single" w:sz="4" w:space="0" w:color="CCCCCC"/>
-              <w:bottom w:val="single" w:sz="4" w:space="0" w:color="CCCCCC"/>
-              <w:right w:val="single" w:sz="4" w:space="0" w:color="CCCCCC"/>
-            </w:tcBorders>
-            <w:shd w:val="clear" w:color="auto" w:fill="F5F5F5"/>
-            <w:tcMar>
-              <w:top w:w="40" w:type="dxa"/>
-              <w:left w:w="120" w:type="dxa"/>
-              <w:bottom w:w="40" w:type="dxa"/>
-              <w:right w:w="120" w:type="dxa"/>
-            </w:tcMar>
-          </w:tcPr>
-          <w:p>
-            <w:r>
-              <w:rPr>
-                <w:rFonts w:ascii="Courier New" w:eastAsia="Courier New" w:hAnsi="Courier New" w:cs="Courier New"/>
-                <w:sz w:val="20"/>
-                <w:szCs w:val="20"/>
-              </w:rPr>
-              <w:t xml:space="preserve">            // Exercise 4: Launch two </w:t>
-            </w:r>
-            <w:proofErr w:type="spellStart"/>
-            <w:r>
-              <w:rPr>
-                <w:rFonts w:ascii="Courier New" w:eastAsia="Courier New" w:hAnsi="Courier New" w:cs="Courier New"/>
-                <w:sz w:val="20"/>
-                <w:szCs w:val="20"/>
-              </w:rPr>
-              <w:t>ArgumentAgent</w:t>
-            </w:r>
-            <w:proofErr w:type="spellEnd"/>
-            <w:r>
-              <w:rPr>
-                <w:rFonts w:ascii="Courier New" w:eastAsia="Courier New" w:hAnsi="Courier New" w:cs="Courier New"/>
-                <w:sz w:val="20"/>
-                <w:szCs w:val="20"/>
-              </w:rPr>
-              <w:t xml:space="preserve"> instances with different arguments</w:t>
-            </w:r>
-          </w:p>
-        </w:tc>
-      </w:tr>
-      <w:tr>
-        <w:tblPrEx>
-          <w:tblCellMar>
-            <w:top w:w="0" w:type="dxa"/>
-            <w:bottom w:w="0" w:type="dxa"/>
-          </w:tblCellMar>
-        </w:tblPrEx>
-        <w:tc>
-          <w:tcPr>
-            <w:tcW w:w="9026" w:type="dxa"/>
-            <w:tcBorders>
-              <w:top w:val="single" w:sz="4" w:space="0" w:color="CCCCCC"/>
-              <w:left w:val="single" w:sz="4" w:space="0" w:color="CCCCCC"/>
-              <w:bottom w:val="single" w:sz="4" w:space="0" w:color="CCCCCC"/>
-              <w:right w:val="single" w:sz="4" w:space="0" w:color="CCCCCC"/>
-            </w:tcBorders>
-            <w:shd w:val="clear" w:color="auto" w:fill="F5F5F5"/>
-            <w:tcMar>
-              <w:top w:w="40" w:type="dxa"/>
-              <w:left w:w="120" w:type="dxa"/>
-              <w:bottom w:w="40" w:type="dxa"/>
-              <w:right w:w="120" w:type="dxa"/>
-            </w:tcMar>
-          </w:tcPr>
-          <w:p>
-            <w:r>
-              <w:rPr>
-                <w:rFonts w:ascii="Courier New" w:eastAsia="Courier New" w:hAnsi="Courier New" w:cs="Courier New"/>
-                <w:sz w:val="20"/>
-                <w:szCs w:val="20"/>
-              </w:rPr>
-              <w:t xml:space="preserve">            </w:t>
-            </w:r>
-            <w:proofErr w:type="gramStart"/>
-            <w:r>
-              <w:rPr>
-                <w:rFonts w:ascii="Courier New" w:eastAsia="Courier New" w:hAnsi="Courier New" w:cs="Courier New"/>
-                <w:sz w:val="20"/>
-                <w:szCs w:val="20"/>
-              </w:rPr>
-              <w:t>Object[</w:t>
-            </w:r>
-            <w:proofErr w:type="gramEnd"/>
-            <w:r>
-              <w:rPr>
-                <w:rFonts w:ascii="Courier New" w:eastAsia="Courier New" w:hAnsi="Courier New" w:cs="Courier New"/>
-                <w:sz w:val="20"/>
-                <w:szCs w:val="20"/>
-              </w:rPr>
-              <w:t xml:space="preserve">] args1 = </w:t>
-            </w:r>
-            <w:proofErr w:type="gramStart"/>
-            <w:r>
-              <w:rPr>
-                <w:rFonts w:ascii="Courier New" w:eastAsia="Courier New" w:hAnsi="Courier New" w:cs="Courier New"/>
-                <w:sz w:val="20"/>
-                <w:szCs w:val="20"/>
-              </w:rPr>
-              <w:t>{ "</w:t>
-            </w:r>
-            <w:proofErr w:type="gramEnd"/>
-            <w:r>
-              <w:rPr>
-                <w:rFonts w:ascii="Courier New" w:eastAsia="Courier New" w:hAnsi="Courier New" w:cs="Courier New"/>
-                <w:sz w:val="20"/>
-                <w:szCs w:val="20"/>
-              </w:rPr>
-              <w:t>Hello", "World", "42" };</w:t>
-            </w:r>
-          </w:p>
-        </w:tc>
-      </w:tr>
-      <w:tr>
-        <w:tblPrEx>
-          <w:tblCellMar>
-            <w:top w:w="0" w:type="dxa"/>
-            <w:bottom w:w="0" w:type="dxa"/>
-          </w:tblCellMar>
-        </w:tblPrEx>
-        <w:tc>
-          <w:tcPr>
-            <w:tcW w:w="9026" w:type="dxa"/>
-            <w:tcBorders>
-              <w:top w:val="single" w:sz="4" w:space="0" w:color="CCCCCC"/>
-              <w:left w:val="single" w:sz="4" w:space="0" w:color="CCCCCC"/>
-              <w:bottom w:val="single" w:sz="4" w:space="0" w:color="CCCCCC"/>
-              <w:right w:val="single" w:sz="4" w:space="0" w:color="CCCCCC"/>
-            </w:tcBorders>
-            <w:shd w:val="clear" w:color="auto" w:fill="F5F5F5"/>
-            <w:tcMar>
-              <w:top w:w="40" w:type="dxa"/>
-              <w:left w:w="120" w:type="dxa"/>
-              <w:bottom w:w="40" w:type="dxa"/>
-              <w:right w:w="120" w:type="dxa"/>
-            </w:tcMar>
-          </w:tcPr>
-          <w:p>
-            <w:r>
-              <w:rPr>
-                <w:rFonts w:ascii="Courier New" w:eastAsia="Courier New" w:hAnsi="Courier New" w:cs="Courier New"/>
-                <w:sz w:val="20"/>
-                <w:szCs w:val="20"/>
-              </w:rPr>
-              <w:t xml:space="preserve">            </w:t>
-            </w:r>
-            <w:proofErr w:type="spellStart"/>
-            <w:r>
-              <w:rPr>
-                <w:rFonts w:ascii="Courier New" w:eastAsia="Courier New" w:hAnsi="Courier New" w:cs="Courier New"/>
-                <w:sz w:val="20"/>
-                <w:szCs w:val="20"/>
-              </w:rPr>
-              <w:t>AgentController</w:t>
-            </w:r>
-            <w:proofErr w:type="spellEnd"/>
-            <w:r>
-              <w:rPr>
-                <w:rFonts w:ascii="Courier New" w:eastAsia="Courier New" w:hAnsi="Courier New" w:cs="Courier New"/>
-                <w:sz w:val="20"/>
-                <w:szCs w:val="20"/>
-              </w:rPr>
-              <w:t xml:space="preserve"> agent1 = </w:t>
-            </w:r>
-            <w:proofErr w:type="spellStart"/>
-            <w:proofErr w:type="gramStart"/>
-            <w:r>
-              <w:rPr>
-                <w:rFonts w:ascii="Courier New" w:eastAsia="Courier New" w:hAnsi="Courier New" w:cs="Courier New"/>
-                <w:sz w:val="20"/>
-                <w:szCs w:val="20"/>
-              </w:rPr>
-              <w:t>cc.createNewAgent</w:t>
-            </w:r>
-            <w:proofErr w:type="spellEnd"/>
-            <w:proofErr w:type="gramEnd"/>
-            <w:r>
-              <w:rPr>
-                <w:rFonts w:ascii="Courier New" w:eastAsia="Courier New" w:hAnsi="Courier New" w:cs="Courier New"/>
-                <w:sz w:val="20"/>
-                <w:szCs w:val="20"/>
-              </w:rPr>
-              <w:t>(</w:t>
-            </w:r>
-          </w:p>
-        </w:tc>
-      </w:tr>
-      <w:tr>
-        <w:tblPrEx>
-          <w:tblCellMar>
-            <w:top w:w="0" w:type="dxa"/>
-            <w:bottom w:w="0" w:type="dxa"/>
-          </w:tblCellMar>
-        </w:tblPrEx>
+          </w:p>
+        </w:tc>
+      </w:tr>
+      <w:tr>
         <w:tc>
           <w:tcPr>
             <w:tcW w:w="9026" w:type="dxa"/>
@@ -8529,66 +6953,36 @@
         </w:tc>
       </w:tr>
       <w:tr>
-        <w:tblPrEx>
-          <w:tblCellMar>
-            <w:top w:w="0" w:type="dxa"/>
-            <w:bottom w:w="0" w:type="dxa"/>
-          </w:tblCellMar>
-        </w:tblPrEx>
-        <w:tc>
-          <w:tcPr>
-            <w:tcW w:w="9026" w:type="dxa"/>
-            <w:tcBorders>
-              <w:top w:val="single" w:sz="4" w:space="0" w:color="CCCCCC"/>
-              <w:left w:val="single" w:sz="4" w:space="0" w:color="CCCCCC"/>
-              <w:bottom w:val="single" w:sz="4" w:space="0" w:color="CCCCCC"/>
-              <w:right w:val="single" w:sz="4" w:space="0" w:color="CCCCCC"/>
-            </w:tcBorders>
-            <w:shd w:val="clear" w:color="auto" w:fill="F5F5F5"/>
-            <w:tcMar>
-              <w:top w:w="40" w:type="dxa"/>
-              <w:left w:w="120" w:type="dxa"/>
-              <w:bottom w:w="40" w:type="dxa"/>
-              <w:right w:w="120" w:type="dxa"/>
-            </w:tcMar>
-          </w:tcPr>
-          <w:p>
-            <w:r>
-              <w:rPr>
-                <w:rFonts w:ascii="Courier New" w:eastAsia="Courier New" w:hAnsi="Courier New" w:cs="Courier New"/>
-                <w:sz w:val="20"/>
-                <w:szCs w:val="20"/>
-              </w:rPr>
-              <w:t xml:space="preserve">                "</w:t>
-            </w:r>
-            <w:proofErr w:type="gramStart"/>
-            <w:r>
-              <w:rPr>
-                <w:rFonts w:ascii="Courier New" w:eastAsia="Courier New" w:hAnsi="Courier New" w:cs="Courier New"/>
-                <w:sz w:val="20"/>
-                <w:szCs w:val="20"/>
-              </w:rPr>
-              <w:t>tech</w:t>
-            </w:r>
-            <w:proofErr w:type="gramEnd"/>
-            <w:r>
-              <w:rPr>
-                <w:rFonts w:ascii="Courier New" w:eastAsia="Courier New" w:hAnsi="Courier New" w:cs="Courier New"/>
-                <w:sz w:val="20"/>
-                <w:szCs w:val="20"/>
-              </w:rPr>
-              <w:t>_agent_tp1.ArgumentAgent",</w:t>
-            </w:r>
-          </w:p>
-        </w:tc>
-      </w:tr>
-      <w:tr>
-        <w:tblPrEx>
-          <w:tblCellMar>
-            <w:top w:w="0" w:type="dxa"/>
-            <w:bottom w:w="0" w:type="dxa"/>
-          </w:tblCellMar>
-        </w:tblPrEx>
+        <w:tc>
+          <w:tcPr>
+            <w:tcW w:w="9026" w:type="dxa"/>
+            <w:tcBorders>
+              <w:top w:val="single" w:sz="4" w:space="0" w:color="CCCCCC"/>
+              <w:left w:val="single" w:sz="4" w:space="0" w:color="CCCCCC"/>
+              <w:bottom w:val="single" w:sz="4" w:space="0" w:color="CCCCCC"/>
+              <w:right w:val="single" w:sz="4" w:space="0" w:color="CCCCCC"/>
+            </w:tcBorders>
+            <w:shd w:val="clear" w:color="auto" w:fill="F5F5F5"/>
+            <w:tcMar>
+              <w:top w:w="40" w:type="dxa"/>
+              <w:left w:w="120" w:type="dxa"/>
+              <w:bottom w:w="40" w:type="dxa"/>
+              <w:right w:w="120" w:type="dxa"/>
+            </w:tcMar>
+          </w:tcPr>
+          <w:p>
+            <w:r>
+              <w:rPr>
+                <w:rFonts w:ascii="Courier New" w:eastAsia="Courier New" w:hAnsi="Courier New" w:cs="Courier New"/>
+                <w:sz w:val="20"/>
+                <w:szCs w:val="20"/>
+              </w:rPr>
+              <w:t xml:space="preserve">                "tech_agent_tp1.ArgumentAgent",</w:t>
+            </w:r>
+          </w:p>
+        </w:tc>
+      </w:tr>
+      <w:tr>
         <w:tc>
           <w:tcPr>
             <w:tcW w:w="9026" w:type="dxa"/>
@@ -8619,12 +7013,6 @@
         </w:tc>
       </w:tr>
       <w:tr>
-        <w:tblPrEx>
-          <w:tblCellMar>
-            <w:top w:w="0" w:type="dxa"/>
-            <w:bottom w:w="0" w:type="dxa"/>
-          </w:tblCellMar>
-        </w:tblPrEx>
         <w:tc>
           <w:tcPr>
             <w:tcW w:w="9026" w:type="dxa"/>
@@ -8655,12 +7043,6 @@
         </w:tc>
       </w:tr>
       <w:tr>
-        <w:tblPrEx>
-          <w:tblCellMar>
-            <w:top w:w="0" w:type="dxa"/>
-            <w:bottom w:w="0" w:type="dxa"/>
-          </w:tblCellMar>
-        </w:tblPrEx>
         <w:tc>
           <w:tcPr>
             <w:tcW w:w="9026" w:type="dxa"/>
@@ -8692,12 +7074,6 @@
         </w:tc>
       </w:tr>
       <w:tr>
-        <w:tblPrEx>
-          <w:tblCellMar>
-            <w:top w:w="0" w:type="dxa"/>
-            <w:bottom w:w="0" w:type="dxa"/>
-          </w:tblCellMar>
-        </w:tblPrEx>
         <w:tc>
           <w:tcPr>
             <w:tcW w:w="9026" w:type="dxa"/>
@@ -8728,12 +7104,36 @@
         </w:tc>
       </w:tr>
       <w:tr>
-        <w:tblPrEx>
-          <w:tblCellMar>
-            <w:top w:w="0" w:type="dxa"/>
-            <w:bottom w:w="0" w:type="dxa"/>
-          </w:tblCellMar>
-        </w:tblPrEx>
+        <w:tc>
+          <w:tcPr>
+            <w:tcW w:w="9026" w:type="dxa"/>
+            <w:tcBorders>
+              <w:top w:val="single" w:sz="4" w:space="0" w:color="CCCCCC"/>
+              <w:left w:val="single" w:sz="4" w:space="0" w:color="CCCCCC"/>
+              <w:bottom w:val="single" w:sz="4" w:space="0" w:color="CCCCCC"/>
+              <w:right w:val="single" w:sz="4" w:space="0" w:color="CCCCCC"/>
+            </w:tcBorders>
+            <w:shd w:val="clear" w:color="auto" w:fill="F5F5F5"/>
+            <w:tcMar>
+              <w:top w:w="40" w:type="dxa"/>
+              <w:left w:w="120" w:type="dxa"/>
+              <w:bottom w:w="40" w:type="dxa"/>
+              <w:right w:w="120" w:type="dxa"/>
+            </w:tcMar>
+          </w:tcPr>
+          <w:p>
+            <w:r>
+              <w:rPr>
+                <w:rFonts w:ascii="Courier New" w:eastAsia="Courier New" w:hAnsi="Courier New" w:cs="Courier New"/>
+                <w:sz w:val="20"/>
+                <w:szCs w:val="20"/>
+              </w:rPr>
+              <w:t xml:space="preserve">            Object[] args2 = { "JADE", "Platform", "Master1", "SII" };</w:t>
+            </w:r>
+          </w:p>
+        </w:tc>
+      </w:tr>
+      <w:tr>
         <w:tc>
           <w:tcPr>
             <w:tcW w:w="9026" w:type="dxa"/>
@@ -8760,52 +7160,274 @@
               </w:rPr>
               <w:t xml:space="preserve">            </w:t>
             </w:r>
-            <w:proofErr w:type="gramStart"/>
-            <w:r>
-              <w:rPr>
-                <w:rFonts w:ascii="Courier New" w:eastAsia="Courier New" w:hAnsi="Courier New" w:cs="Courier New"/>
-                <w:sz w:val="20"/>
-                <w:szCs w:val="20"/>
-              </w:rPr>
-              <w:t>Object[</w:t>
-            </w:r>
-            <w:proofErr w:type="gramEnd"/>
-            <w:r>
-              <w:rPr>
-                <w:rFonts w:ascii="Courier New" w:eastAsia="Courier New" w:hAnsi="Courier New" w:cs="Courier New"/>
-                <w:sz w:val="20"/>
-                <w:szCs w:val="20"/>
-              </w:rPr>
-              <w:t xml:space="preserve">] args2 = </w:t>
-            </w:r>
-            <w:proofErr w:type="gramStart"/>
-            <w:r>
-              <w:rPr>
-                <w:rFonts w:ascii="Courier New" w:eastAsia="Courier New" w:hAnsi="Courier New" w:cs="Courier New"/>
-                <w:sz w:val="20"/>
-                <w:szCs w:val="20"/>
-              </w:rPr>
-              <w:t>{ "</w:t>
-            </w:r>
-            <w:proofErr w:type="gramEnd"/>
-            <w:r>
-              <w:rPr>
-                <w:rFonts w:ascii="Courier New" w:eastAsia="Courier New" w:hAnsi="Courier New" w:cs="Courier New"/>
-                <w:sz w:val="20"/>
-                <w:szCs w:val="20"/>
-              </w:rPr>
-              <w:t>JADE", "Platform", "Master1", "SII" };</w:t>
-            </w:r>
-          </w:p>
-        </w:tc>
-      </w:tr>
-      <w:tr>
-        <w:tblPrEx>
-          <w:tblCellMar>
-            <w:top w:w="0" w:type="dxa"/>
-            <w:bottom w:w="0" w:type="dxa"/>
-          </w:tblCellMar>
-        </w:tblPrEx>
+            <w:proofErr w:type="spellStart"/>
+            <w:r>
+              <w:rPr>
+                <w:rFonts w:ascii="Courier New" w:eastAsia="Courier New" w:hAnsi="Courier New" w:cs="Courier New"/>
+                <w:sz w:val="20"/>
+                <w:szCs w:val="20"/>
+              </w:rPr>
+              <w:t>AgentController</w:t>
+            </w:r>
+            <w:proofErr w:type="spellEnd"/>
+            <w:r>
+              <w:rPr>
+                <w:rFonts w:ascii="Courier New" w:eastAsia="Courier New" w:hAnsi="Courier New" w:cs="Courier New"/>
+                <w:sz w:val="20"/>
+                <w:szCs w:val="20"/>
+              </w:rPr>
+              <w:t xml:space="preserve"> agent2 = </w:t>
+            </w:r>
+            <w:proofErr w:type="spellStart"/>
+            <w:r>
+              <w:rPr>
+                <w:rFonts w:ascii="Courier New" w:eastAsia="Courier New" w:hAnsi="Courier New" w:cs="Courier New"/>
+                <w:sz w:val="20"/>
+                <w:szCs w:val="20"/>
+              </w:rPr>
+              <w:t>cc.createNewAgent</w:t>
+            </w:r>
+            <w:proofErr w:type="spellEnd"/>
+            <w:r>
+              <w:rPr>
+                <w:rFonts w:ascii="Courier New" w:eastAsia="Courier New" w:hAnsi="Courier New" w:cs="Courier New"/>
+                <w:sz w:val="20"/>
+                <w:szCs w:val="20"/>
+              </w:rPr>
+              <w:t>(</w:t>
+            </w:r>
+          </w:p>
+        </w:tc>
+      </w:tr>
+      <w:tr>
+        <w:tc>
+          <w:tcPr>
+            <w:tcW w:w="9026" w:type="dxa"/>
+            <w:tcBorders>
+              <w:top w:val="single" w:sz="4" w:space="0" w:color="CCCCCC"/>
+              <w:left w:val="single" w:sz="4" w:space="0" w:color="CCCCCC"/>
+              <w:bottom w:val="single" w:sz="4" w:space="0" w:color="CCCCCC"/>
+              <w:right w:val="single" w:sz="4" w:space="0" w:color="CCCCCC"/>
+            </w:tcBorders>
+            <w:shd w:val="clear" w:color="auto" w:fill="F5F5F5"/>
+            <w:tcMar>
+              <w:top w:w="40" w:type="dxa"/>
+              <w:left w:w="120" w:type="dxa"/>
+              <w:bottom w:w="40" w:type="dxa"/>
+              <w:right w:w="120" w:type="dxa"/>
+            </w:tcMar>
+          </w:tcPr>
+          <w:p>
+            <w:r>
+              <w:rPr>
+                <w:rFonts w:ascii="Courier New" w:eastAsia="Courier New" w:hAnsi="Courier New" w:cs="Courier New"/>
+                <w:sz w:val="20"/>
+                <w:szCs w:val="20"/>
+              </w:rPr>
+              <w:t xml:space="preserve">                "argAgent2",</w:t>
+            </w:r>
+          </w:p>
+        </w:tc>
+      </w:tr>
+      <w:tr>
+        <w:tc>
+          <w:tcPr>
+            <w:tcW w:w="9026" w:type="dxa"/>
+            <w:tcBorders>
+              <w:top w:val="single" w:sz="4" w:space="0" w:color="CCCCCC"/>
+              <w:left w:val="single" w:sz="4" w:space="0" w:color="CCCCCC"/>
+              <w:bottom w:val="single" w:sz="4" w:space="0" w:color="CCCCCC"/>
+              <w:right w:val="single" w:sz="4" w:space="0" w:color="CCCCCC"/>
+            </w:tcBorders>
+            <w:shd w:val="clear" w:color="auto" w:fill="F5F5F5"/>
+            <w:tcMar>
+              <w:top w:w="40" w:type="dxa"/>
+              <w:left w:w="120" w:type="dxa"/>
+              <w:bottom w:w="40" w:type="dxa"/>
+              <w:right w:w="120" w:type="dxa"/>
+            </w:tcMar>
+          </w:tcPr>
+          <w:p>
+            <w:r>
+              <w:rPr>
+                <w:rFonts w:ascii="Courier New" w:eastAsia="Courier New" w:hAnsi="Courier New" w:cs="Courier New"/>
+                <w:sz w:val="20"/>
+                <w:szCs w:val="20"/>
+              </w:rPr>
+              <w:t xml:space="preserve">                "tech_agent_tp1.ArgumentAgent",</w:t>
+            </w:r>
+          </w:p>
+        </w:tc>
+      </w:tr>
+      <w:tr>
+        <w:tc>
+          <w:tcPr>
+            <w:tcW w:w="9026" w:type="dxa"/>
+            <w:tcBorders>
+              <w:top w:val="single" w:sz="4" w:space="0" w:color="CCCCCC"/>
+              <w:left w:val="single" w:sz="4" w:space="0" w:color="CCCCCC"/>
+              <w:bottom w:val="single" w:sz="4" w:space="0" w:color="CCCCCC"/>
+              <w:right w:val="single" w:sz="4" w:space="0" w:color="CCCCCC"/>
+            </w:tcBorders>
+            <w:shd w:val="clear" w:color="auto" w:fill="F5F5F5"/>
+            <w:tcMar>
+              <w:top w:w="40" w:type="dxa"/>
+              <w:left w:w="120" w:type="dxa"/>
+              <w:bottom w:w="40" w:type="dxa"/>
+              <w:right w:w="120" w:type="dxa"/>
+            </w:tcMar>
+          </w:tcPr>
+          <w:p>
+            <w:r>
+              <w:rPr>
+                <w:rFonts w:ascii="Courier New" w:eastAsia="Courier New" w:hAnsi="Courier New" w:cs="Courier New"/>
+                <w:sz w:val="20"/>
+                <w:szCs w:val="20"/>
+              </w:rPr>
+              <w:t xml:space="preserve">                args2</w:t>
+            </w:r>
+          </w:p>
+        </w:tc>
+      </w:tr>
+      <w:tr>
+        <w:tc>
+          <w:tcPr>
+            <w:tcW w:w="9026" w:type="dxa"/>
+            <w:tcBorders>
+              <w:top w:val="single" w:sz="4" w:space="0" w:color="CCCCCC"/>
+              <w:left w:val="single" w:sz="4" w:space="0" w:color="CCCCCC"/>
+              <w:bottom w:val="single" w:sz="4" w:space="0" w:color="CCCCCC"/>
+              <w:right w:val="single" w:sz="4" w:space="0" w:color="CCCCCC"/>
+            </w:tcBorders>
+            <w:shd w:val="clear" w:color="auto" w:fill="F5F5F5"/>
+            <w:tcMar>
+              <w:top w:w="40" w:type="dxa"/>
+              <w:left w:w="120" w:type="dxa"/>
+              <w:bottom w:w="40" w:type="dxa"/>
+              <w:right w:w="120" w:type="dxa"/>
+            </w:tcMar>
+          </w:tcPr>
+          <w:p>
+            <w:r>
+              <w:rPr>
+                <w:rFonts w:ascii="Courier New" w:eastAsia="Courier New" w:hAnsi="Courier New" w:cs="Courier New"/>
+                <w:sz w:val="20"/>
+                <w:szCs w:val="20"/>
+              </w:rPr>
+              <w:t xml:space="preserve">            );</w:t>
+            </w:r>
+          </w:p>
+        </w:tc>
+      </w:tr>
+      <w:tr>
+        <w:tc>
+          <w:tcPr>
+            <w:tcW w:w="9026" w:type="dxa"/>
+            <w:tcBorders>
+              <w:top w:val="single" w:sz="4" w:space="0" w:color="CCCCCC"/>
+              <w:left w:val="single" w:sz="4" w:space="0" w:color="CCCCCC"/>
+              <w:bottom w:val="single" w:sz="4" w:space="0" w:color="CCCCCC"/>
+              <w:right w:val="single" w:sz="4" w:space="0" w:color="CCCCCC"/>
+            </w:tcBorders>
+            <w:shd w:val="clear" w:color="auto" w:fill="F5F5F5"/>
+            <w:tcMar>
+              <w:top w:w="40" w:type="dxa"/>
+              <w:left w:w="120" w:type="dxa"/>
+              <w:bottom w:w="40" w:type="dxa"/>
+              <w:right w:w="120" w:type="dxa"/>
+            </w:tcMar>
+          </w:tcPr>
+          <w:p>
+            <w:r>
+              <w:rPr>
+                <w:rFonts w:ascii="Courier New" w:eastAsia="Courier New" w:hAnsi="Courier New" w:cs="Courier New"/>
+                <w:sz w:val="20"/>
+                <w:szCs w:val="20"/>
+              </w:rPr>
+              <w:t xml:space="preserve">            agent2.start();</w:t>
+            </w:r>
+          </w:p>
+        </w:tc>
+      </w:tr>
+      <w:tr>
+        <w:tc>
+          <w:tcPr>
+            <w:tcW w:w="9026" w:type="dxa"/>
+            <w:tcBorders>
+              <w:top w:val="single" w:sz="4" w:space="0" w:color="CCCCCC"/>
+              <w:left w:val="single" w:sz="4" w:space="0" w:color="CCCCCC"/>
+              <w:bottom w:val="single" w:sz="4" w:space="0" w:color="CCCCCC"/>
+              <w:right w:val="single" w:sz="4" w:space="0" w:color="CCCCCC"/>
+            </w:tcBorders>
+            <w:shd w:val="clear" w:color="auto" w:fill="F5F5F5"/>
+            <w:tcMar>
+              <w:top w:w="40" w:type="dxa"/>
+              <w:left w:w="120" w:type="dxa"/>
+              <w:bottom w:w="40" w:type="dxa"/>
+              <w:right w:w="120" w:type="dxa"/>
+            </w:tcMar>
+          </w:tcPr>
+          <w:p>
+            <w:r>
+              <w:rPr>
+                <w:rFonts w:ascii="Courier New" w:eastAsia="Courier New" w:hAnsi="Courier New" w:cs="Courier New"/>
+                <w:sz w:val="20"/>
+                <w:szCs w:val="20"/>
+              </w:rPr>
+              <w:t xml:space="preserve"> </w:t>
+            </w:r>
+          </w:p>
+        </w:tc>
+      </w:tr>
+      <w:tr>
+        <w:tc>
+          <w:tcPr>
+            <w:tcW w:w="9026" w:type="dxa"/>
+            <w:tcBorders>
+              <w:top w:val="single" w:sz="4" w:space="0" w:color="CCCCCC"/>
+              <w:left w:val="single" w:sz="4" w:space="0" w:color="CCCCCC"/>
+              <w:bottom w:val="single" w:sz="4" w:space="0" w:color="CCCCCC"/>
+              <w:right w:val="single" w:sz="4" w:space="0" w:color="CCCCCC"/>
+            </w:tcBorders>
+            <w:shd w:val="clear" w:color="auto" w:fill="F5F5F5"/>
+            <w:tcMar>
+              <w:top w:w="40" w:type="dxa"/>
+              <w:left w:w="120" w:type="dxa"/>
+              <w:bottom w:w="40" w:type="dxa"/>
+              <w:right w:w="120" w:type="dxa"/>
+            </w:tcMar>
+          </w:tcPr>
+          <w:p>
+            <w:r>
+              <w:rPr>
+                <w:rFonts w:ascii="Courier New" w:eastAsia="Courier New" w:hAnsi="Courier New" w:cs="Courier New"/>
+                <w:sz w:val="20"/>
+                <w:szCs w:val="20"/>
+              </w:rPr>
+              <w:t xml:space="preserve">        } catch (</w:t>
+            </w:r>
+            <w:proofErr w:type="spellStart"/>
+            <w:r>
+              <w:rPr>
+                <w:rFonts w:ascii="Courier New" w:eastAsia="Courier New" w:hAnsi="Courier New" w:cs="Courier New"/>
+                <w:sz w:val="20"/>
+                <w:szCs w:val="20"/>
+              </w:rPr>
+              <w:t>StaleProxyException</w:t>
+            </w:r>
+            <w:proofErr w:type="spellEnd"/>
+            <w:r>
+              <w:rPr>
+                <w:rFonts w:ascii="Courier New" w:eastAsia="Courier New" w:hAnsi="Courier New" w:cs="Courier New"/>
+                <w:sz w:val="20"/>
+                <w:szCs w:val="20"/>
+              </w:rPr>
+              <w:t xml:space="preserve"> e) {</w:t>
+            </w:r>
+          </w:p>
+        </w:tc>
+      </w:tr>
+      <w:tr>
         <w:tc>
           <w:tcPr>
             <w:tcW w:w="9026" w:type="dxa"/>
@@ -8839,7 +7461,7 @@
                 <w:sz w:val="20"/>
                 <w:szCs w:val="20"/>
               </w:rPr>
-              <w:t>AgentController</w:t>
+              <w:t>e.printStackTrace</w:t>
             </w:r>
             <w:proofErr w:type="spellEnd"/>
             <w:r>
@@ -8848,382 +7470,12 @@
                 <w:sz w:val="20"/>
                 <w:szCs w:val="20"/>
               </w:rPr>
-              <w:t xml:space="preserve"> agent2 = </w:t>
-            </w:r>
-            <w:proofErr w:type="spellStart"/>
-            <w:proofErr w:type="gramStart"/>
-            <w:r>
-              <w:rPr>
-                <w:rFonts w:ascii="Courier New" w:eastAsia="Courier New" w:hAnsi="Courier New" w:cs="Courier New"/>
-                <w:sz w:val="20"/>
-                <w:szCs w:val="20"/>
-              </w:rPr>
-              <w:t>cc.createNewAgent</w:t>
-            </w:r>
-            <w:proofErr w:type="spellEnd"/>
-            <w:proofErr w:type="gramEnd"/>
-            <w:r>
-              <w:rPr>
-                <w:rFonts w:ascii="Courier New" w:eastAsia="Courier New" w:hAnsi="Courier New" w:cs="Courier New"/>
-                <w:sz w:val="20"/>
-                <w:szCs w:val="20"/>
-              </w:rPr>
-              <w:t>(</w:t>
-            </w:r>
-          </w:p>
-        </w:tc>
-      </w:tr>
-      <w:tr>
-        <w:tblPrEx>
-          <w:tblCellMar>
-            <w:top w:w="0" w:type="dxa"/>
-            <w:bottom w:w="0" w:type="dxa"/>
-          </w:tblCellMar>
-        </w:tblPrEx>
-        <w:tc>
-          <w:tcPr>
-            <w:tcW w:w="9026" w:type="dxa"/>
-            <w:tcBorders>
-              <w:top w:val="single" w:sz="4" w:space="0" w:color="CCCCCC"/>
-              <w:left w:val="single" w:sz="4" w:space="0" w:color="CCCCCC"/>
-              <w:bottom w:val="single" w:sz="4" w:space="0" w:color="CCCCCC"/>
-              <w:right w:val="single" w:sz="4" w:space="0" w:color="CCCCCC"/>
-            </w:tcBorders>
-            <w:shd w:val="clear" w:color="auto" w:fill="F5F5F5"/>
-            <w:tcMar>
-              <w:top w:w="40" w:type="dxa"/>
-              <w:left w:w="120" w:type="dxa"/>
-              <w:bottom w:w="40" w:type="dxa"/>
-              <w:right w:w="120" w:type="dxa"/>
-            </w:tcMar>
-          </w:tcPr>
-          <w:p>
-            <w:r>
-              <w:rPr>
-                <w:rFonts w:ascii="Courier New" w:eastAsia="Courier New" w:hAnsi="Courier New" w:cs="Courier New"/>
-                <w:sz w:val="20"/>
-                <w:szCs w:val="20"/>
-              </w:rPr>
-              <w:t xml:space="preserve">                "argAgent2",</w:t>
-            </w:r>
-          </w:p>
-        </w:tc>
-      </w:tr>
-      <w:tr>
-        <w:tblPrEx>
-          <w:tblCellMar>
-            <w:top w:w="0" w:type="dxa"/>
-            <w:bottom w:w="0" w:type="dxa"/>
-          </w:tblCellMar>
-        </w:tblPrEx>
-        <w:tc>
-          <w:tcPr>
-            <w:tcW w:w="9026" w:type="dxa"/>
-            <w:tcBorders>
-              <w:top w:val="single" w:sz="4" w:space="0" w:color="CCCCCC"/>
-              <w:left w:val="single" w:sz="4" w:space="0" w:color="CCCCCC"/>
-              <w:bottom w:val="single" w:sz="4" w:space="0" w:color="CCCCCC"/>
-              <w:right w:val="single" w:sz="4" w:space="0" w:color="CCCCCC"/>
-            </w:tcBorders>
-            <w:shd w:val="clear" w:color="auto" w:fill="F5F5F5"/>
-            <w:tcMar>
-              <w:top w:w="40" w:type="dxa"/>
-              <w:left w:w="120" w:type="dxa"/>
-              <w:bottom w:w="40" w:type="dxa"/>
-              <w:right w:w="120" w:type="dxa"/>
-            </w:tcMar>
-          </w:tcPr>
-          <w:p>
-            <w:r>
-              <w:rPr>
-                <w:rFonts w:ascii="Courier New" w:eastAsia="Courier New" w:hAnsi="Courier New" w:cs="Courier New"/>
-                <w:sz w:val="20"/>
-                <w:szCs w:val="20"/>
-              </w:rPr>
-              <w:t xml:space="preserve">                "</w:t>
-            </w:r>
-            <w:proofErr w:type="gramStart"/>
-            <w:r>
-              <w:rPr>
-                <w:rFonts w:ascii="Courier New" w:eastAsia="Courier New" w:hAnsi="Courier New" w:cs="Courier New"/>
-                <w:sz w:val="20"/>
-                <w:szCs w:val="20"/>
-              </w:rPr>
-              <w:t>tech</w:t>
-            </w:r>
-            <w:proofErr w:type="gramEnd"/>
-            <w:r>
-              <w:rPr>
-                <w:rFonts w:ascii="Courier New" w:eastAsia="Courier New" w:hAnsi="Courier New" w:cs="Courier New"/>
-                <w:sz w:val="20"/>
-                <w:szCs w:val="20"/>
-              </w:rPr>
-              <w:t>_agent_tp1.ArgumentAgent",</w:t>
-            </w:r>
-          </w:p>
-        </w:tc>
-      </w:tr>
-      <w:tr>
-        <w:tblPrEx>
-          <w:tblCellMar>
-            <w:top w:w="0" w:type="dxa"/>
-            <w:bottom w:w="0" w:type="dxa"/>
-          </w:tblCellMar>
-        </w:tblPrEx>
-        <w:tc>
-          <w:tcPr>
-            <w:tcW w:w="9026" w:type="dxa"/>
-            <w:tcBorders>
-              <w:top w:val="single" w:sz="4" w:space="0" w:color="CCCCCC"/>
-              <w:left w:val="single" w:sz="4" w:space="0" w:color="CCCCCC"/>
-              <w:bottom w:val="single" w:sz="4" w:space="0" w:color="CCCCCC"/>
-              <w:right w:val="single" w:sz="4" w:space="0" w:color="CCCCCC"/>
-            </w:tcBorders>
-            <w:shd w:val="clear" w:color="auto" w:fill="F5F5F5"/>
-            <w:tcMar>
-              <w:top w:w="40" w:type="dxa"/>
-              <w:left w:w="120" w:type="dxa"/>
-              <w:bottom w:w="40" w:type="dxa"/>
-              <w:right w:w="120" w:type="dxa"/>
-            </w:tcMar>
-          </w:tcPr>
-          <w:p>
-            <w:r>
-              <w:rPr>
-                <w:rFonts w:ascii="Courier New" w:eastAsia="Courier New" w:hAnsi="Courier New" w:cs="Courier New"/>
-                <w:sz w:val="20"/>
-                <w:szCs w:val="20"/>
-              </w:rPr>
-              <w:t xml:space="preserve">                args2</w:t>
-            </w:r>
-          </w:p>
-        </w:tc>
-      </w:tr>
-      <w:tr>
-        <w:tblPrEx>
-          <w:tblCellMar>
-            <w:top w:w="0" w:type="dxa"/>
-            <w:bottom w:w="0" w:type="dxa"/>
-          </w:tblCellMar>
-        </w:tblPrEx>
-        <w:tc>
-          <w:tcPr>
-            <w:tcW w:w="9026" w:type="dxa"/>
-            <w:tcBorders>
-              <w:top w:val="single" w:sz="4" w:space="0" w:color="CCCCCC"/>
-              <w:left w:val="single" w:sz="4" w:space="0" w:color="CCCCCC"/>
-              <w:bottom w:val="single" w:sz="4" w:space="0" w:color="CCCCCC"/>
-              <w:right w:val="single" w:sz="4" w:space="0" w:color="CCCCCC"/>
-            </w:tcBorders>
-            <w:shd w:val="clear" w:color="auto" w:fill="F5F5F5"/>
-            <w:tcMar>
-              <w:top w:w="40" w:type="dxa"/>
-              <w:left w:w="120" w:type="dxa"/>
-              <w:bottom w:w="40" w:type="dxa"/>
-              <w:right w:w="120" w:type="dxa"/>
-            </w:tcMar>
-          </w:tcPr>
-          <w:p>
-            <w:r>
-              <w:rPr>
-                <w:rFonts w:ascii="Courier New" w:eastAsia="Courier New" w:hAnsi="Courier New" w:cs="Courier New"/>
-                <w:sz w:val="20"/>
-                <w:szCs w:val="20"/>
-              </w:rPr>
-              <w:t xml:space="preserve">            );</w:t>
-            </w:r>
-          </w:p>
-        </w:tc>
-      </w:tr>
-      <w:tr>
-        <w:tblPrEx>
-          <w:tblCellMar>
-            <w:top w:w="0" w:type="dxa"/>
-            <w:bottom w:w="0" w:type="dxa"/>
-          </w:tblCellMar>
-        </w:tblPrEx>
-        <w:tc>
-          <w:tcPr>
-            <w:tcW w:w="9026" w:type="dxa"/>
-            <w:tcBorders>
-              <w:top w:val="single" w:sz="4" w:space="0" w:color="CCCCCC"/>
-              <w:left w:val="single" w:sz="4" w:space="0" w:color="CCCCCC"/>
-              <w:bottom w:val="single" w:sz="4" w:space="0" w:color="CCCCCC"/>
-              <w:right w:val="single" w:sz="4" w:space="0" w:color="CCCCCC"/>
-            </w:tcBorders>
-            <w:shd w:val="clear" w:color="auto" w:fill="F5F5F5"/>
-            <w:tcMar>
-              <w:top w:w="40" w:type="dxa"/>
-              <w:left w:w="120" w:type="dxa"/>
-              <w:bottom w:w="40" w:type="dxa"/>
-              <w:right w:w="120" w:type="dxa"/>
-            </w:tcMar>
-          </w:tcPr>
-          <w:p>
-            <w:r>
-              <w:rPr>
-                <w:rFonts w:ascii="Courier New" w:eastAsia="Courier New" w:hAnsi="Courier New" w:cs="Courier New"/>
-                <w:sz w:val="20"/>
-                <w:szCs w:val="20"/>
-              </w:rPr>
-              <w:t xml:space="preserve">            agent2.start();</w:t>
-            </w:r>
-          </w:p>
-        </w:tc>
-      </w:tr>
-      <w:tr>
-        <w:tblPrEx>
-          <w:tblCellMar>
-            <w:top w:w="0" w:type="dxa"/>
-            <w:bottom w:w="0" w:type="dxa"/>
-          </w:tblCellMar>
-        </w:tblPrEx>
-        <w:tc>
-          <w:tcPr>
-            <w:tcW w:w="9026" w:type="dxa"/>
-            <w:tcBorders>
-              <w:top w:val="single" w:sz="4" w:space="0" w:color="CCCCCC"/>
-              <w:left w:val="single" w:sz="4" w:space="0" w:color="CCCCCC"/>
-              <w:bottom w:val="single" w:sz="4" w:space="0" w:color="CCCCCC"/>
-              <w:right w:val="single" w:sz="4" w:space="0" w:color="CCCCCC"/>
-            </w:tcBorders>
-            <w:shd w:val="clear" w:color="auto" w:fill="F5F5F5"/>
-            <w:tcMar>
-              <w:top w:w="40" w:type="dxa"/>
-              <w:left w:w="120" w:type="dxa"/>
-              <w:bottom w:w="40" w:type="dxa"/>
-              <w:right w:w="120" w:type="dxa"/>
-            </w:tcMar>
-          </w:tcPr>
-          <w:p>
-            <w:r>
-              <w:rPr>
-                <w:rFonts w:ascii="Courier New" w:eastAsia="Courier New" w:hAnsi="Courier New" w:cs="Courier New"/>
-                <w:sz w:val="20"/>
-                <w:szCs w:val="20"/>
-              </w:rPr>
-              <w:t xml:space="preserve"> </w:t>
-            </w:r>
-          </w:p>
-        </w:tc>
-      </w:tr>
-      <w:tr>
-        <w:tblPrEx>
-          <w:tblCellMar>
-            <w:top w:w="0" w:type="dxa"/>
-            <w:bottom w:w="0" w:type="dxa"/>
-          </w:tblCellMar>
-        </w:tblPrEx>
-        <w:tc>
-          <w:tcPr>
-            <w:tcW w:w="9026" w:type="dxa"/>
-            <w:tcBorders>
-              <w:top w:val="single" w:sz="4" w:space="0" w:color="CCCCCC"/>
-              <w:left w:val="single" w:sz="4" w:space="0" w:color="CCCCCC"/>
-              <w:bottom w:val="single" w:sz="4" w:space="0" w:color="CCCCCC"/>
-              <w:right w:val="single" w:sz="4" w:space="0" w:color="CCCCCC"/>
-            </w:tcBorders>
-            <w:shd w:val="clear" w:color="auto" w:fill="F5F5F5"/>
-            <w:tcMar>
-              <w:top w:w="40" w:type="dxa"/>
-              <w:left w:w="120" w:type="dxa"/>
-              <w:bottom w:w="40" w:type="dxa"/>
-              <w:right w:w="120" w:type="dxa"/>
-            </w:tcMar>
-          </w:tcPr>
-          <w:p>
-            <w:r>
-              <w:rPr>
-                <w:rFonts w:ascii="Courier New" w:eastAsia="Courier New" w:hAnsi="Courier New" w:cs="Courier New"/>
-                <w:sz w:val="20"/>
-                <w:szCs w:val="20"/>
-              </w:rPr>
-              <w:t xml:space="preserve">        } catch (</w:t>
-            </w:r>
-            <w:proofErr w:type="spellStart"/>
-            <w:r>
-              <w:rPr>
-                <w:rFonts w:ascii="Courier New" w:eastAsia="Courier New" w:hAnsi="Courier New" w:cs="Courier New"/>
-                <w:sz w:val="20"/>
-                <w:szCs w:val="20"/>
-              </w:rPr>
-              <w:t>StaleProxyException</w:t>
-            </w:r>
-            <w:proofErr w:type="spellEnd"/>
-            <w:r>
-              <w:rPr>
-                <w:rFonts w:ascii="Courier New" w:eastAsia="Courier New" w:hAnsi="Courier New" w:cs="Courier New"/>
-                <w:sz w:val="20"/>
-                <w:szCs w:val="20"/>
-              </w:rPr>
-              <w:t xml:space="preserve"> e) {</w:t>
-            </w:r>
-          </w:p>
-        </w:tc>
-      </w:tr>
-      <w:tr>
-        <w:tblPrEx>
-          <w:tblCellMar>
-            <w:top w:w="0" w:type="dxa"/>
-            <w:bottom w:w="0" w:type="dxa"/>
-          </w:tblCellMar>
-        </w:tblPrEx>
-        <w:tc>
-          <w:tcPr>
-            <w:tcW w:w="9026" w:type="dxa"/>
-            <w:tcBorders>
-              <w:top w:val="single" w:sz="4" w:space="0" w:color="CCCCCC"/>
-              <w:left w:val="single" w:sz="4" w:space="0" w:color="CCCCCC"/>
-              <w:bottom w:val="single" w:sz="4" w:space="0" w:color="CCCCCC"/>
-              <w:right w:val="single" w:sz="4" w:space="0" w:color="CCCCCC"/>
-            </w:tcBorders>
-            <w:shd w:val="clear" w:color="auto" w:fill="F5F5F5"/>
-            <w:tcMar>
-              <w:top w:w="40" w:type="dxa"/>
-              <w:left w:w="120" w:type="dxa"/>
-              <w:bottom w:w="40" w:type="dxa"/>
-              <w:right w:w="120" w:type="dxa"/>
-            </w:tcMar>
-          </w:tcPr>
-          <w:p>
-            <w:r>
-              <w:rPr>
-                <w:rFonts w:ascii="Courier New" w:eastAsia="Courier New" w:hAnsi="Courier New" w:cs="Courier New"/>
-                <w:sz w:val="20"/>
-                <w:szCs w:val="20"/>
-              </w:rPr>
-              <w:t xml:space="preserve">            </w:t>
-            </w:r>
-            <w:proofErr w:type="spellStart"/>
-            <w:proofErr w:type="gramStart"/>
-            <w:r>
-              <w:rPr>
-                <w:rFonts w:ascii="Courier New" w:eastAsia="Courier New" w:hAnsi="Courier New" w:cs="Courier New"/>
-                <w:sz w:val="20"/>
-                <w:szCs w:val="20"/>
-              </w:rPr>
-              <w:t>e.printStackTrace</w:t>
-            </w:r>
-            <w:proofErr w:type="spellEnd"/>
-            <w:proofErr w:type="gramEnd"/>
-            <w:r>
-              <w:rPr>
-                <w:rFonts w:ascii="Courier New" w:eastAsia="Courier New" w:hAnsi="Courier New" w:cs="Courier New"/>
-                <w:sz w:val="20"/>
-                <w:szCs w:val="20"/>
-              </w:rPr>
               <w:t>();</w:t>
             </w:r>
           </w:p>
         </w:tc>
       </w:tr>
       <w:tr>
-        <w:tblPrEx>
-          <w:tblCellMar>
-            <w:top w:w="0" w:type="dxa"/>
-            <w:bottom w:w="0" w:type="dxa"/>
-          </w:tblCellMar>
-        </w:tblPrEx>
         <w:tc>
           <w:tcPr>
             <w:tcW w:w="9026" w:type="dxa"/>
@@ -9254,12 +7506,6 @@
         </w:tc>
       </w:tr>
       <w:tr>
-        <w:tblPrEx>
-          <w:tblCellMar>
-            <w:top w:w="0" w:type="dxa"/>
-            <w:bottom w:w="0" w:type="dxa"/>
-          </w:tblCellMar>
-        </w:tblPrEx>
         <w:tc>
           <w:tcPr>
             <w:tcW w:w="9026" w:type="dxa"/>
@@ -9290,12 +7536,6 @@
         </w:tc>
       </w:tr>
       <w:tr>
-        <w:tblPrEx>
-          <w:tblCellMar>
-            <w:top w:w="0" w:type="dxa"/>
-            <w:bottom w:w="0" w:type="dxa"/>
-          </w:tblCellMar>
-        </w:tblPrEx>
         <w:tc>
           <w:tcPr>
             <w:tcW w:w="9026" w:type="dxa"/>
@@ -9420,12 +7660,6 @@
         <w:gridCol w:w="9026"/>
       </w:tblGrid>
       <w:tr>
-        <w:tblPrEx>
-          <w:tblCellMar>
-            <w:top w:w="0" w:type="dxa"/>
-            <w:bottom w:w="0" w:type="dxa"/>
-          </w:tblCellMar>
-        </w:tblPrEx>
         <w:tc>
           <w:tcPr>
             <w:tcW w:w="9026" w:type="dxa"/>
@@ -9456,12 +7690,6 @@
         </w:tc>
       </w:tr>
       <w:tr>
-        <w:tblPrEx>
-          <w:tblCellMar>
-            <w:top w:w="0" w:type="dxa"/>
-            <w:bottom w:w="0" w:type="dxa"/>
-          </w:tblCellMar>
-        </w:tblPrEx>
         <w:tc>
           <w:tcPr>
             <w:tcW w:w="9026" w:type="dxa"/>
@@ -9492,12 +7720,6 @@
         </w:tc>
       </w:tr>
       <w:tr>
-        <w:tblPrEx>
-          <w:tblCellMar>
-            <w:top w:w="0" w:type="dxa"/>
-            <w:bottom w:w="0" w:type="dxa"/>
-          </w:tblCellMar>
-        </w:tblPrEx>
         <w:tc>
           <w:tcPr>
             <w:tcW w:w="9026" w:type="dxa"/>
@@ -9528,12 +7750,6 @@
         </w:tc>
       </w:tr>
       <w:tr>
-        <w:tblPrEx>
-          <w:tblCellMar>
-            <w:top w:w="0" w:type="dxa"/>
-            <w:bottom w:w="0" w:type="dxa"/>
-          </w:tblCellMar>
-        </w:tblPrEx>
         <w:tc>
           <w:tcPr>
             <w:tcW w:w="9026" w:type="dxa"/>
@@ -9564,12 +7780,6 @@
         </w:tc>
       </w:tr>
       <w:tr>
-        <w:tblPrEx>
-          <w:tblCellMar>
-            <w:top w:w="0" w:type="dxa"/>
-            <w:bottom w:w="0" w:type="dxa"/>
-          </w:tblCellMar>
-        </w:tblPrEx>
         <w:tc>
           <w:tcPr>
             <w:tcW w:w="9026" w:type="dxa"/>
@@ -9600,12 +7810,6 @@
         </w:tc>
       </w:tr>
       <w:tr>
-        <w:tblPrEx>
-          <w:tblCellMar>
-            <w:top w:w="0" w:type="dxa"/>
-            <w:bottom w:w="0" w:type="dxa"/>
-          </w:tblCellMar>
-        </w:tblPrEx>
         <w:tc>
           <w:tcPr>
             <w:tcW w:w="9026" w:type="dxa"/>
@@ -9636,12 +7840,6 @@
         </w:tc>
       </w:tr>
       <w:tr>
-        <w:tblPrEx>
-          <w:tblCellMar>
-            <w:top w:w="0" w:type="dxa"/>
-            <w:bottom w:w="0" w:type="dxa"/>
-          </w:tblCellMar>
-        </w:tblPrEx>
         <w:tc>
           <w:tcPr>
             <w:tcW w:w="9026" w:type="dxa"/>
@@ -9672,12 +7870,6 @@
         </w:tc>
       </w:tr>
       <w:tr>
-        <w:tblPrEx>
-          <w:tblCellMar>
-            <w:top w:w="0" w:type="dxa"/>
-            <w:bottom w:w="0" w:type="dxa"/>
-          </w:tblCellMar>
-        </w:tblPrEx>
         <w:tc>
           <w:tcPr>
             <w:tcW w:w="9026" w:type="dxa"/>
@@ -9708,12 +7900,6 @@
         </w:tc>
       </w:tr>
       <w:tr>
-        <w:tblPrEx>
-          <w:tblCellMar>
-            <w:top w:w="0" w:type="dxa"/>
-            <w:bottom w:w="0" w:type="dxa"/>
-          </w:tblCellMar>
-        </w:tblPrEx>
         <w:tc>
           <w:tcPr>
             <w:tcW w:w="9026" w:type="dxa"/>
@@ -9744,12 +7930,6 @@
         </w:tc>
       </w:tr>
       <w:tr>
-        <w:tblPrEx>
-          <w:tblCellMar>
-            <w:top w:w="0" w:type="dxa"/>
-            <w:bottom w:w="0" w:type="dxa"/>
-          </w:tblCellMar>
-        </w:tblPrEx>
         <w:tc>
           <w:tcPr>
             <w:tcW w:w="9026" w:type="dxa"/>
@@ -9780,12 +7960,6 @@
         </w:tc>
       </w:tr>
       <w:tr>
-        <w:tblPrEx>
-          <w:tblCellMar>
-            <w:top w:w="0" w:type="dxa"/>
-            <w:bottom w:w="0" w:type="dxa"/>
-          </w:tblCellMar>
-        </w:tblPrEx>
         <w:tc>
           <w:tcPr>
             <w:tcW w:w="9026" w:type="dxa"/>
@@ -9816,12 +7990,6 @@
         </w:tc>
       </w:tr>
       <w:tr>
-        <w:tblPrEx>
-          <w:tblCellMar>
-            <w:top w:w="0" w:type="dxa"/>
-            <w:bottom w:w="0" w:type="dxa"/>
-          </w:tblCellMar>
-        </w:tblPrEx>
         <w:tc>
           <w:tcPr>
             <w:tcW w:w="9026" w:type="dxa"/>
@@ -9877,15 +8045,7 @@
         <w:spacing w:before="60" w:after="60"/>
       </w:pPr>
       <w:r>
-        <w:t xml:space="preserve">Arguments passed programmatically via </w:t>
-      </w:r>
-      <w:proofErr w:type="gramStart"/>
-      <w:r>
-        <w:t>Object[</w:t>
-      </w:r>
-      <w:proofErr w:type="gramEnd"/>
-      <w:r>
-        <w:t>] can be any Java type — integers, objects, arrays — not just Strings. The agent receives them as-is without String conversion.</w:t>
+        <w:t>Arguments passed programmatically via Object[] can be any Java type — integers, objects, arrays — not just Strings. The agent receives them as-is without String conversion.</w:t>
       </w:r>
     </w:p>
     <w:p>
@@ -9902,25 +8062,12 @@
         <w:t xml:space="preserve">Each call to </w:t>
       </w:r>
       <w:proofErr w:type="spellStart"/>
-      <w:proofErr w:type="gramStart"/>
       <w:r>
         <w:t>createNewAgent</w:t>
       </w:r>
       <w:proofErr w:type="spellEnd"/>
       <w:r>
-        <w:t>(</w:t>
-      </w:r>
-      <w:proofErr w:type="gramEnd"/>
-      <w:r>
-        <w:t xml:space="preserve">) followed by </w:t>
-      </w:r>
-      <w:proofErr w:type="gramStart"/>
-      <w:r>
-        <w:t>start(</w:t>
-      </w:r>
-      <w:proofErr w:type="gramEnd"/>
-      <w:r>
-        <w:t>) creates an independent agent with its own execution thread.</w:t>
+        <w:t>() followed by start() creates an independent agent with its own execution thread.</w:t>
       </w:r>
     </w:p>
     <w:p>
@@ -9933,15 +8080,7 @@
         <w:spacing w:before="60" w:after="60"/>
       </w:pPr>
       <w:r>
-        <w:t xml:space="preserve">The two agents may print their output in any order depending on the JADE scheduler; both will complete their </w:t>
-      </w:r>
-      <w:proofErr w:type="gramStart"/>
-      <w:r>
-        <w:t>setup(</w:t>
-      </w:r>
-      <w:proofErr w:type="gramEnd"/>
-      <w:r>
-        <w:t>) calls.</w:t>
+        <w:t>The two agents may print their output in any order depending on the JADE scheduler; both will complete their setup() calls.</w:t>
       </w:r>
     </w:p>
     <w:p>
@@ -10088,23 +8227,7 @@
         <w:sz w:val="20"/>
         <w:szCs w:val="20"/>
       </w:rPr>
-      <w:t xml:space="preserve">USTHB – Faculty of Computer </w:t>
-    </w:r>
-    <w:proofErr w:type="gramStart"/>
-    <w:r>
-      <w:rPr>
-        <w:sz w:val="20"/>
-        <w:szCs w:val="20"/>
-      </w:rPr>
-      <w:t>Science  |</w:t>
-    </w:r>
-    <w:proofErr w:type="gramEnd"/>
-    <w:r>
-      <w:rPr>
-        <w:sz w:val="20"/>
-        <w:szCs w:val="20"/>
-      </w:rPr>
-      <w:t xml:space="preserve">  Agents Technology – TP2</w:t>
+      <w:t>USTHB – Faculty of Computer Science  |  Agents Technology – TP2</w:t>
     </w:r>
   </w:p>
 </w:hdr>
@@ -10812,7 +8935,6 @@
   <w:style w:type="character" w:default="1" w:styleId="DefaultParagraphFont">
     <w:name w:val="Default Paragraph Font"/>
     <w:uiPriority w:val="1"/>
-    <w:semiHidden/>
     <w:unhideWhenUsed/>
   </w:style>
   <w:style w:type="table" w:default="1" w:styleId="TableNormal">
